--- a/ОПИСАНИЕ ДИАГРАММ (2).docx
+++ b/ОПИСАНИЕ ДИАГРАММ (2).docx
@@ -1076,16 +1076,14 @@
       <w:r>
         <w:rPr>
           <w:rFonts w:cs="Times New Roman"/>
-          <w:noProof/>
-          <w:szCs w:val="28"/>
-          <w:lang w:eastAsia="ru-RU"/>
+          <w:szCs w:val="28"/>
         </w:rPr>
         <w:lastRenderedPageBreak/>
         <w:drawing>
-          <wp:inline distT="0" distB="0" distL="0" distR="0">
-            <wp:extent cx="5940425" cy="4003323"/>
-            <wp:effectExtent l="0" t="0" r="3175" b="0"/>
-            <wp:docPr id="5" name="Рисунок 5" descr="C:\Users\icrex\OneDrive\Изображения\Screenshots\Снимок экрана 2026-04-22 191521.png"/>
+          <wp:inline distT="0" distB="0" distL="0" distR="0" wp14:anchorId="2C7A0ED0" wp14:editId="377A1D00">
+            <wp:extent cx="5940425" cy="3975735"/>
+            <wp:effectExtent l="0" t="0" r="3175" b="5715"/>
+            <wp:docPr id="6" name="Рисунок 6"/>
             <wp:cNvGraphicFramePr>
               <a:graphicFrameLocks xmlns:a="http://schemas.openxmlformats.org/drawingml/2006/main" noChangeAspect="1"/>
             </wp:cNvGraphicFramePr>
@@ -1093,36 +1091,23 @@
               <a:graphicData uri="http://schemas.openxmlformats.org/drawingml/2006/picture">
                 <pic:pic xmlns:pic="http://schemas.openxmlformats.org/drawingml/2006/picture">
                   <pic:nvPicPr>
-                    <pic:cNvPr id="0" name="Picture 6" descr="C:\Users\icrex\OneDrive\Изображения\Screenshots\Снимок экрана 2026-04-22 191521.png"/>
-                    <pic:cNvPicPr>
-                      <a:picLocks noChangeAspect="1" noChangeArrowheads="1"/>
-                    </pic:cNvPicPr>
+                    <pic:cNvPr id="1" name=""/>
+                    <pic:cNvPicPr/>
                   </pic:nvPicPr>
                   <pic:blipFill>
-                    <a:blip r:embed="rId8">
-                      <a:extLst>
-                        <a:ext uri="{28A0092B-C50C-407E-A947-70E740481C1C}">
-                          <a14:useLocalDpi xmlns:a14="http://schemas.microsoft.com/office/drawing/2010/main" val="0"/>
-                        </a:ext>
-                      </a:extLst>
-                    </a:blip>
-                    <a:srcRect/>
+                    <a:blip r:embed="rId8"/>
                     <a:stretch>
                       <a:fillRect/>
                     </a:stretch>
                   </pic:blipFill>
-                  <pic:spPr bwMode="auto">
+                  <pic:spPr>
                     <a:xfrm>
                       <a:off x="0" y="0"/>
-                      <a:ext cx="5940425" cy="4003323"/>
+                      <a:ext cx="5940425" cy="3975735"/>
                     </a:xfrm>
                     <a:prstGeom prst="rect">
                       <a:avLst/>
                     </a:prstGeom>
-                    <a:noFill/>
-                    <a:ln>
-                      <a:noFill/>
-                    </a:ln>
                   </pic:spPr>
                 </pic:pic>
               </a:graphicData>
@@ -1319,7 +1304,23 @@
           <w:szCs w:val="28"/>
           <w:lang w:eastAsia="ru-RU"/>
         </w:rPr>
-        <w:t xml:space="preserve"> — ФИО пользова</w:t>
+        <w:t xml:space="preserve"> </w:t>
+      </w:r>
+      <w:r>
+        <w:rPr>
+          <w:rFonts w:eastAsia="Times New Roman" w:cs="Times New Roman"/>
+          <w:szCs w:val="28"/>
+          <w:lang w:eastAsia="ru-RU"/>
+        </w:rPr>
+        <w:t xml:space="preserve">– </w:t>
+      </w:r>
+      <w:r>
+        <w:rPr>
+          <w:rFonts w:eastAsia="Times New Roman" w:cs="Times New Roman"/>
+          <w:szCs w:val="28"/>
+          <w:lang w:eastAsia="ru-RU"/>
+        </w:rPr>
+        <w:t>ФИО пользова</w:t>
       </w:r>
       <w:r>
         <w:rPr>
@@ -1373,7 +1374,23 @@
           <w:szCs w:val="28"/>
           <w:lang w:eastAsia="ru-RU"/>
         </w:rPr>
-        <w:t xml:space="preserve"> — контактный номер для связи и подт</w:t>
+        <w:t xml:space="preserve"> </w:t>
+      </w:r>
+      <w:r>
+        <w:rPr>
+          <w:rFonts w:eastAsia="Times New Roman" w:cs="Times New Roman"/>
+          <w:szCs w:val="28"/>
+          <w:lang w:eastAsia="ru-RU"/>
+        </w:rPr>
+        <w:t xml:space="preserve">– </w:t>
+      </w:r>
+      <w:r>
+        <w:rPr>
+          <w:rFonts w:eastAsia="Times New Roman" w:cs="Times New Roman"/>
+          <w:szCs w:val="28"/>
+          <w:lang w:eastAsia="ru-RU"/>
+        </w:rPr>
+        <w:t>контактный номер для связи и подт</w:t>
       </w:r>
       <w:r>
         <w:rPr>
@@ -1407,7 +1424,23 @@
           <w:szCs w:val="28"/>
           <w:lang w:eastAsia="ru-RU"/>
         </w:rPr>
-        <w:t xml:space="preserve"> — текущий баланс в програм</w:t>
+        <w:t xml:space="preserve"> </w:t>
+      </w:r>
+      <w:r>
+        <w:rPr>
+          <w:rFonts w:eastAsia="Times New Roman" w:cs="Times New Roman"/>
+          <w:szCs w:val="28"/>
+          <w:lang w:eastAsia="ru-RU"/>
+        </w:rPr>
+        <w:t xml:space="preserve">– </w:t>
+      </w:r>
+      <w:r>
+        <w:rPr>
+          <w:rFonts w:eastAsia="Times New Roman" w:cs="Times New Roman"/>
+          <w:szCs w:val="28"/>
+          <w:lang w:eastAsia="ru-RU"/>
+        </w:rPr>
+        <w:t>текущий баланс в програм</w:t>
       </w:r>
       <w:r>
         <w:rPr>
@@ -1441,7 +1474,23 @@
           <w:szCs w:val="28"/>
           <w:lang w:eastAsia="ru-RU"/>
         </w:rPr>
-        <w:t xml:space="preserve"> — привязанное платежное средство для оплаты счетов.</w:t>
+        <w:t xml:space="preserve"> </w:t>
+      </w:r>
+      <w:r>
+        <w:rPr>
+          <w:rFonts w:eastAsia="Times New Roman" w:cs="Times New Roman"/>
+          <w:szCs w:val="28"/>
+          <w:lang w:eastAsia="ru-RU"/>
+        </w:rPr>
+        <w:t xml:space="preserve">– </w:t>
+      </w:r>
+      <w:r>
+        <w:rPr>
+          <w:rFonts w:eastAsia="Times New Roman" w:cs="Times New Roman"/>
+          <w:szCs w:val="28"/>
+          <w:lang w:eastAsia="ru-RU"/>
+        </w:rPr>
+        <w:t>привязанное платежное средство для оплаты счетов.</w:t>
       </w:r>
     </w:p>
     <w:p>
@@ -1486,7 +1535,41 @@
           <w:szCs w:val="28"/>
           <w:lang w:eastAsia="ru-RU"/>
         </w:rPr>
-        <w:t xml:space="preserve"> — инициализирует процесс выбора стола и времени, Сделать за</w:t>
+        <w:t xml:space="preserve"> </w:t>
+      </w:r>
+      <w:r>
+        <w:rPr>
+          <w:rFonts w:eastAsia="Times New Roman" w:cs="Times New Roman"/>
+          <w:szCs w:val="28"/>
+          <w:lang w:eastAsia="ru-RU"/>
+        </w:rPr>
+        <w:t xml:space="preserve">– </w:t>
+      </w:r>
+      <w:r>
+        <w:rPr>
+          <w:rFonts w:eastAsia="Times New Roman" w:cs="Times New Roman"/>
+          <w:szCs w:val="28"/>
+          <w:lang w:eastAsia="ru-RU"/>
+        </w:rPr>
+        <w:t xml:space="preserve">инициализирует процесс выбора стола и времени, </w:t>
+      </w:r>
+      <w:proofErr w:type="gramStart"/>
+      <w:r>
+        <w:rPr>
+          <w:rFonts w:eastAsia="Times New Roman" w:cs="Times New Roman"/>
+          <w:szCs w:val="28"/>
+          <w:lang w:eastAsia="ru-RU"/>
+        </w:rPr>
+        <w:t>Сделать</w:t>
+      </w:r>
+      <w:proofErr w:type="gramEnd"/>
+      <w:r>
+        <w:rPr>
+          <w:rFonts w:eastAsia="Times New Roman" w:cs="Times New Roman"/>
+          <w:szCs w:val="28"/>
+          <w:lang w:eastAsia="ru-RU"/>
+        </w:rPr>
+        <w:t xml:space="preserve"> за</w:t>
       </w:r>
       <w:r>
         <w:rPr>
@@ -1520,33 +1603,31 @@
           <w:szCs w:val="28"/>
           <w:lang w:eastAsia="ru-RU"/>
         </w:rPr>
-        <w:t xml:space="preserve"> — формирует список выбранных блюд из</w:t>
-      </w:r>
-      <w:r>
-        <w:rPr>
-          <w:rFonts w:eastAsia="Times New Roman" w:cs="Times New Roman"/>
-          <w:szCs w:val="28"/>
-          <w:lang w:eastAsia="ru-RU"/>
-        </w:rPr>
-        <w:t xml:space="preserve"> меню, </w:t>
-      </w:r>
-      <w:proofErr w:type="gramStart"/>
-      <w:r>
-        <w:rPr>
-          <w:rFonts w:eastAsia="Times New Roman" w:cs="Times New Roman"/>
-          <w:szCs w:val="28"/>
-          <w:lang w:eastAsia="ru-RU"/>
-        </w:rPr>
-        <w:t>Подтвердить</w:t>
-      </w:r>
-      <w:proofErr w:type="gramEnd"/>
-      <w:r>
-        <w:rPr>
-          <w:rFonts w:eastAsia="Times New Roman" w:cs="Times New Roman"/>
-          <w:szCs w:val="28"/>
-          <w:lang w:eastAsia="ru-RU"/>
-        </w:rPr>
-        <w:t xml:space="preserve"> бронирование</w:t>
+        <w:t xml:space="preserve"> </w:t>
+      </w:r>
+      <w:r>
+        <w:rPr>
+          <w:rFonts w:eastAsia="Times New Roman" w:cs="Times New Roman"/>
+          <w:szCs w:val="28"/>
+          <w:lang w:eastAsia="ru-RU"/>
+        </w:rPr>
+        <w:t xml:space="preserve">– </w:t>
+      </w:r>
+      <w:r>
+        <w:rPr>
+          <w:rFonts w:eastAsia="Times New Roman" w:cs="Times New Roman"/>
+          <w:szCs w:val="28"/>
+          <w:lang w:eastAsia="ru-RU"/>
+        </w:rPr>
+        <w:t>формирует список выбранных блюд из</w:t>
+      </w:r>
+      <w:r>
+        <w:rPr>
+          <w:rFonts w:eastAsia="Times New Roman" w:cs="Times New Roman"/>
+          <w:szCs w:val="28"/>
+          <w:lang w:eastAsia="ru-RU"/>
+        </w:rPr>
+        <w:t xml:space="preserve"> меню, Подтвердить бронирование</w:t>
       </w:r>
       <w:r>
         <w:rPr>
@@ -1572,7 +1653,23 @@
           <w:szCs w:val="28"/>
           <w:lang w:eastAsia="ru-RU"/>
         </w:rPr>
-        <w:t xml:space="preserve"> — фиксирует согласие клиента с </w:t>
+        <w:t xml:space="preserve"> </w:t>
+      </w:r>
+      <w:r>
+        <w:rPr>
+          <w:rFonts w:eastAsia="Times New Roman" w:cs="Times New Roman"/>
+          <w:szCs w:val="28"/>
+          <w:lang w:eastAsia="ru-RU"/>
+        </w:rPr>
+        <w:t xml:space="preserve">– </w:t>
+      </w:r>
+      <w:r>
+        <w:rPr>
+          <w:rFonts w:eastAsia="Times New Roman" w:cs="Times New Roman"/>
+          <w:szCs w:val="28"/>
+          <w:lang w:eastAsia="ru-RU"/>
+        </w:rPr>
+        <w:t xml:space="preserve">фиксирует согласие клиента с </w:t>
       </w:r>
       <w:r>
         <w:rPr>
@@ -1606,7 +1703,23 @@
           <w:szCs w:val="28"/>
           <w:lang w:eastAsia="ru-RU"/>
         </w:rPr>
-        <w:t xml:space="preserve"> — запускает процесс передачи финансовых данных.</w:t>
+        <w:t xml:space="preserve"> </w:t>
+      </w:r>
+      <w:r>
+        <w:rPr>
+          <w:rFonts w:eastAsia="Times New Roman" w:cs="Times New Roman"/>
+          <w:szCs w:val="28"/>
+          <w:lang w:eastAsia="ru-RU"/>
+        </w:rPr>
+        <w:t xml:space="preserve">– </w:t>
+      </w:r>
+      <w:r>
+        <w:rPr>
+          <w:rFonts w:eastAsia="Times New Roman" w:cs="Times New Roman"/>
+          <w:szCs w:val="28"/>
+          <w:lang w:eastAsia="ru-RU"/>
+        </w:rPr>
+        <w:t>запускает процесс передачи финансовых данных.</w:t>
       </w:r>
     </w:p>
     <w:p>
@@ -1696,7 +1809,25 @@
           <w:szCs w:val="28"/>
           <w:lang w:eastAsia="ru-RU"/>
         </w:rPr>
-        <w:t xml:space="preserve">: БД Ресторана[] – массив </w:t>
+        <w:t xml:space="preserve">: БД </w:t>
+      </w:r>
+      <w:proofErr w:type="gramStart"/>
+      <w:r>
+        <w:rPr>
+          <w:rFonts w:eastAsia="Times New Roman" w:cs="Times New Roman"/>
+          <w:szCs w:val="28"/>
+          <w:lang w:eastAsia="ru-RU"/>
+        </w:rPr>
+        <w:t>Ресторана[</w:t>
+      </w:r>
+      <w:proofErr w:type="gramEnd"/>
+      <w:r>
+        <w:rPr>
+          <w:rFonts w:eastAsia="Times New Roman" w:cs="Times New Roman"/>
+          <w:szCs w:val="28"/>
+          <w:lang w:eastAsia="ru-RU"/>
+        </w:rPr>
+        <w:t xml:space="preserve">] – массив </w:t>
       </w:r>
       <w:r>
         <w:rPr>
@@ -1720,7 +1851,23 @@
           <w:szCs w:val="28"/>
           <w:lang w:eastAsia="ru-RU"/>
         </w:rPr>
-        <w:t>Планировка — графическое или табличное пр</w:t>
+        <w:t xml:space="preserve">Планировка </w:t>
+      </w:r>
+      <w:r>
+        <w:rPr>
+          <w:rFonts w:eastAsia="Times New Roman" w:cs="Times New Roman"/>
+          <w:szCs w:val="28"/>
+          <w:lang w:eastAsia="ru-RU"/>
+        </w:rPr>
+        <w:t xml:space="preserve">– </w:t>
+      </w:r>
+      <w:r>
+        <w:rPr>
+          <w:rFonts w:eastAsia="Times New Roman" w:cs="Times New Roman"/>
+          <w:szCs w:val="28"/>
+          <w:lang w:eastAsia="ru-RU"/>
+        </w:rPr>
+        <w:t>графическое или табличное пр</w:t>
       </w:r>
       <w:r>
         <w:rPr>
@@ -1736,7 +1883,23 @@
           <w:szCs w:val="28"/>
           <w:lang w:eastAsia="ru-RU"/>
         </w:rPr>
-        <w:t>Меню — актуальный</w:t>
+        <w:t xml:space="preserve">Меню </w:t>
+      </w:r>
+      <w:r>
+        <w:rPr>
+          <w:rFonts w:eastAsia="Times New Roman" w:cs="Times New Roman"/>
+          <w:szCs w:val="28"/>
+          <w:lang w:eastAsia="ru-RU"/>
+        </w:rPr>
+        <w:t xml:space="preserve">– </w:t>
+      </w:r>
+      <w:r>
+        <w:rPr>
+          <w:rFonts w:eastAsia="Times New Roman" w:cs="Times New Roman"/>
+          <w:szCs w:val="28"/>
+          <w:lang w:eastAsia="ru-RU"/>
+        </w:rPr>
+        <w:t>актуальный</w:t>
       </w:r>
       <w:r>
         <w:rPr>
@@ -1746,6 +1909,24 @@
         </w:rPr>
         <w:t xml:space="preserve"> перечень доступных блюд и цен.</w:t>
       </w:r>
+      <w:r>
+        <w:rPr>
+          <w:rFonts w:eastAsia="Times New Roman" w:cs="Times New Roman"/>
+          <w:szCs w:val="28"/>
+          <w:lang w:eastAsia="ru-RU"/>
+        </w:rPr>
+        <w:t xml:space="preserve"> График работы – актуальное время работы ресторана. Адрес – место нахождения ресторана</w:t>
+      </w:r>
+      <w:r>
+        <w:rPr>
+          <w:rFonts w:eastAsia="Times New Roman" w:cs="Times New Roman"/>
+          <w:szCs w:val="28"/>
+          <w:lang w:eastAsia="ru-RU"/>
+        </w:rPr>
+        <w:t>.</w:t>
+      </w:r>
+      <w:bookmarkStart w:id="0" w:name="_GoBack"/>
+      <w:bookmarkEnd w:id="0"/>
     </w:p>
     <w:p>
       <w:pPr>
@@ -1839,13 +2020,23 @@
         </w:rPr>
         <w:t xml:space="preserve">схему зала для клиента, </w:t>
       </w:r>
-      <w:r>
-        <w:rPr>
-          <w:rFonts w:eastAsia="Times New Roman" w:cs="Times New Roman"/>
-          <w:szCs w:val="28"/>
-          <w:lang w:eastAsia="ru-RU"/>
-        </w:rPr>
-        <w:t>Уведомить за час</w:t>
+      <w:proofErr w:type="gramStart"/>
+      <w:r>
+        <w:rPr>
+          <w:rFonts w:eastAsia="Times New Roman" w:cs="Times New Roman"/>
+          <w:szCs w:val="28"/>
+          <w:lang w:eastAsia="ru-RU"/>
+        </w:rPr>
+        <w:t>Уведомить</w:t>
+      </w:r>
+      <w:proofErr w:type="gramEnd"/>
+      <w:r>
+        <w:rPr>
+          <w:rFonts w:eastAsia="Times New Roman" w:cs="Times New Roman"/>
+          <w:szCs w:val="28"/>
+          <w:lang w:eastAsia="ru-RU"/>
+        </w:rPr>
+        <w:t xml:space="preserve"> за час</w:t>
       </w:r>
       <w:r>
         <w:rPr>
@@ -2226,6 +2417,7 @@
           <w:szCs w:val="28"/>
           <w:lang w:eastAsia="ru-RU"/>
         </w:rPr>
+        <w:lastRenderedPageBreak/>
         <w:t>Методы:</w:t>
       </w:r>
       <w:r>
@@ -2350,16 +2542,7 @@
           <w:szCs w:val="28"/>
           <w:lang w:eastAsia="ru-RU"/>
         </w:rPr>
-        <w:t xml:space="preserve">ицирует данные </w:t>
-      </w:r>
-      <w:r>
-        <w:rPr>
-          <w:rFonts w:eastAsia="Times New Roman" w:cs="Times New Roman"/>
-          <w:szCs w:val="28"/>
-          <w:lang w:eastAsia="ru-RU"/>
-        </w:rPr>
-        <w:lastRenderedPageBreak/>
-        <w:t xml:space="preserve">банковской карты, </w:t>
+        <w:t xml:space="preserve">ицирует данные банковской карты, </w:t>
       </w:r>
       <w:r>
         <w:rPr>
@@ -3405,6 +3588,7 @@
           <w:szCs w:val="28"/>
           <w:lang w:eastAsia="ru-RU"/>
         </w:rPr>
+        <w:lastRenderedPageBreak/>
         <w:t>Методы:</w:t>
       </w:r>
       <w:r>
@@ -3546,7 +3730,6 @@
           <w:szCs w:val="28"/>
           <w:lang w:eastAsia="ru-RU"/>
         </w:rPr>
-        <w:lastRenderedPageBreak/>
         <w:t>Взаимосвязи между классами</w:t>
       </w:r>
       <w:r>
@@ -3746,7 +3929,15 @@
           <w:rFonts w:cs="Times New Roman"/>
           <w:szCs w:val="28"/>
         </w:rPr>
-        <w:t>отобразить функциональные требования к системе с точки зрения внешних и внутренних акторов, а также показать, какие цели (варианты использования) эти акторы могут достигать при взаимодействии с системой. Данный вид диаграмм не детализирует внутреннюю логику, а служит для согласования границ и состава функций системы между заказчиком, пользователями и разработчиками.</w:t>
+        <w:t xml:space="preserve">отобразить функциональные требования к системе с точки зрения внешних и внутренних акторов, а также показать, какие цели (варианты использования) эти акторы могут достигать при взаимодействии с системой. Данный вид диаграмм не </w:t>
+      </w:r>
+      <w:r>
+        <w:rPr>
+          <w:rFonts w:cs="Times New Roman"/>
+          <w:szCs w:val="28"/>
+        </w:rPr>
+        <w:lastRenderedPageBreak/>
+        <w:t>детализирует внутреннюю логику, а служит для согласования границ и состава функций системы между заказчиком, пользователями и разработчиками.</w:t>
       </w:r>
     </w:p>
     <w:p>
@@ -3763,7 +3954,6 @@
           <w:szCs w:val="28"/>
           <w:lang w:eastAsia="ru-RU"/>
         </w:rPr>
-        <w:lastRenderedPageBreak/>
         <w:drawing>
           <wp:inline distT="0" distB="0" distL="0" distR="0" wp14:anchorId="5512757E" wp14:editId="3F004416">
             <wp:extent cx="5940425" cy="4352925"/>
@@ -3945,6 +4135,7 @@
           <w:rFonts w:cs="Times New Roman"/>
           <w:szCs w:val="28"/>
         </w:rPr>
+        <w:lastRenderedPageBreak/>
         <w:tab/>
       </w:r>
       <w:r>
@@ -3968,15 +4159,7 @@
           <w:rFonts w:cs="Times New Roman"/>
           <w:szCs w:val="28"/>
         </w:rPr>
-        <w:t xml:space="preserve"> (клиент, желающий воспользоваться услугами ресторана). Он инициирует </w:t>
-      </w:r>
-      <w:r>
-        <w:rPr>
-          <w:rFonts w:cs="Times New Roman"/>
-          <w:szCs w:val="28"/>
-        </w:rPr>
-        <w:lastRenderedPageBreak/>
-        <w:t>большинство сценариев: просмотр страниц и доступных столов, регистрацию, бронирование и контроль своего бонусного баланса.</w:t>
+        <w:t xml:space="preserve"> (клиент, желающий воспользоваться услугами ресторана). Он инициирует большинство сценариев: просмотр страниц и доступных столов, регистрацию, бронирование и контроль своего бонусного баланса.</w:t>
       </w:r>
     </w:p>
     <w:p>
@@ -4168,16 +4351,9 @@
           <w:rFonts w:cs="Times New Roman"/>
           <w:szCs w:val="28"/>
         </w:rPr>
+        <w:lastRenderedPageBreak/>
         <w:tab/>
-        <w:t xml:space="preserve">Все перечисленные варианты использования, связанные с пользователем и платёжной системой, находятся внутри границ «Use case </w:t>
-      </w:r>
-      <w:r>
-        <w:rPr>
-          <w:rFonts w:cs="Times New Roman"/>
-          <w:szCs w:val="28"/>
-        </w:rPr>
-        <w:lastRenderedPageBreak/>
-        <w:t>"Бронирование стола и начисление бонусных баллов"». Это подчёркивает, что именно эта система предоставляет описанные функции внешним акторам.</w:t>
+        <w:t>Все перечисленные варианты использования, связанные с пользователем и платёжной системой, находятся внутри границ «Use case "Бронирование стола и начисление бонусных баллов"». Это подчёркивает, что именно эта система предоставляет описанные функции внешним акторам.</w:t>
       </w:r>
     </w:p>
     <w:p>
@@ -5821,7 +5997,7 @@
         </w:rPr>
         <w:t>Таким образом, представленная модель декомпозиции показывает, как поэтапно выполняется процесс обслуживания в ресторане: от первого звонка гостя до формирования финансовой отчетности. Это позволяет отследить работу персонала, выявить точки контроля и использовать полученные результаты для разработки автоматизированной информационной системы бронирования и начисления бонусов.</w:t>
       </w:r>
-      <w:bookmarkStart w:id="0" w:name="_Toc228122730"/>
+      <w:bookmarkStart w:id="1" w:name="_Toc228122730"/>
     </w:p>
     <w:p>
       <w:pPr>
@@ -5837,7 +6013,7 @@
       <w:r>
         <w:t>4.1 Создание концептуальной модели данных</w:t>
       </w:r>
-      <w:bookmarkEnd w:id="0"/>
+      <w:bookmarkEnd w:id="1"/>
     </w:p>
     <w:p>
       <w:pPr>
@@ -6131,16 +6307,7 @@
                 <w:rFonts w:cs="Times New Roman"/>
                 <w:szCs w:val="28"/>
               </w:rPr>
-              <w:t>Зарегистриро</w:t>
-            </w:r>
-            <w:bookmarkStart w:id="1" w:name="_GoBack"/>
-            <w:bookmarkEnd w:id="1"/>
-            <w:r>
-              <w:rPr>
-                <w:rFonts w:cs="Times New Roman"/>
-                <w:szCs w:val="28"/>
-              </w:rPr>
-              <w:t>ванный пользователь, который бронирует столы, делает заказы и имеет бонусный счет.</w:t>
+              <w:t>Зарегистрированный пользователь, который бронирует столы, делает заказы и имеет бонусный счет.</w:t>
             </w:r>
           </w:p>
         </w:tc>
@@ -14874,7 +15041,7 @@
 </file>
 
 <file path=customXml/itemProps1.xml><?xml version="1.0" encoding="utf-8"?>
-<ds:datastoreItem xmlns:ds="http://schemas.openxmlformats.org/officeDocument/2006/customXml" ds:itemID="{B7040885-74A3-4552-A659-325F25658162}">
+<ds:datastoreItem xmlns:ds="http://schemas.openxmlformats.org/officeDocument/2006/customXml" ds:itemID="{3C61B393-C6B7-47EC-9C11-828AB3161347}">
   <ds:schemaRefs>
     <ds:schemaRef ds:uri="http://schemas.openxmlformats.org/officeDocument/2006/bibliography"/>
   </ds:schemaRefs>

--- a/ОПИСАНИЕ ДИАГРАММ (2).docx
+++ b/ОПИСАНИЕ ДИАГРАММ (2).docx
@@ -480,22 +480,6 @@
     </w:p>
     <w:p>
       <w:pPr>
-        <w:ind w:firstLine="708"/>
-        <w:rPr>
-          <w:rFonts w:cs="Times New Roman"/>
-          <w:szCs w:val="28"/>
-        </w:rPr>
-      </w:pPr>
-      <w:r>
-        <w:rPr>
-          <w:rFonts w:cs="Times New Roman"/>
-          <w:szCs w:val="28"/>
-        </w:rPr>
-        <w:t>Описание архитектуры</w:t>
-      </w:r>
-    </w:p>
-    <w:p>
-      <w:pPr>
         <w:rPr>
           <w:rFonts w:cs="Times New Roman"/>
           <w:szCs w:val="28"/>
@@ -514,22 +498,6 @@
           <w:szCs w:val="28"/>
         </w:rPr>
         <w:t>Контекстная диаграмма иллюстрирует процесс передачи данных от клиента в систему бронирования для последующего распределения информации. Клиент инициирует процесс, предоставляя свои данные и информацию о бронировании. Система обрабатывает этот запрос и направляет соответствующие потоки данных во внешние системы и подразделения: в мобильное приложение для фиксации брони и непосредственно в ресторан для обеспечения приема гостей. Схема демонстрирует логику распределения информационных потоков без детализации внутренних процессов обработки.</w:t>
-      </w:r>
-    </w:p>
-    <w:p>
-      <w:pPr>
-        <w:ind w:firstLine="708"/>
-        <w:rPr>
-          <w:rFonts w:cs="Times New Roman"/>
-          <w:szCs w:val="28"/>
-        </w:rPr>
-      </w:pPr>
-      <w:r>
-        <w:rPr>
-          <w:rFonts w:cs="Times New Roman"/>
-          <w:szCs w:val="28"/>
-        </w:rPr>
-        <w:t>Диаграмма декомпозиции (Уровень 1)</w:t>
       </w:r>
     </w:p>
     <w:p>
@@ -561,7 +529,7 @@
           <w:szCs w:val="28"/>
         </w:rPr>
         <w:tab/>
-        <w:t>Описание диаграммы декомпозиции (Уровень 1)</w:t>
+        <w:t>Диаграмма декомпозиции уровня 1 раскладывает процесс «Система бронирования заказов онлайн» на следующие три функциональных модуля, перечисленных через запятую: 1. Зарегистрировать клиента, 2. Выбрать место для бронирования, 3. Посетить ресторан.</w:t>
       </w:r>
     </w:p>
     <w:p>
@@ -577,39 +545,6 @@
           <w:szCs w:val="28"/>
         </w:rPr>
         <w:tab/>
-        <w:t>Диаграмма декомпозиции уровня 1 раскладывает процесс «Система бронирования заказов онлайн» на следующие три функциональных модуля, перечисленных через запятую: 1. Зарегистрировать клиента, 2. Выбрать место для бронирования, 3. Посетить ресторан.</w:t>
-      </w:r>
-    </w:p>
-    <w:p>
-      <w:pPr>
-        <w:rPr>
-          <w:rFonts w:cs="Times New Roman"/>
-          <w:szCs w:val="28"/>
-        </w:rPr>
-      </w:pPr>
-      <w:r>
-        <w:rPr>
-          <w:rFonts w:cs="Times New Roman"/>
-          <w:szCs w:val="28"/>
-        </w:rPr>
-        <w:tab/>
-        <w:t>Основные внешние сущности</w:t>
-      </w:r>
-    </w:p>
-    <w:p>
-      <w:pPr>
-        <w:rPr>
-          <w:rFonts w:cs="Times New Roman"/>
-          <w:szCs w:val="28"/>
-        </w:rPr>
-      </w:pPr>
-      <w:r>
-        <w:rPr>
-          <w:rFonts w:cs="Times New Roman"/>
-          <w:szCs w:val="28"/>
-        </w:rPr>
-        <w:lastRenderedPageBreak/>
-        <w:tab/>
       </w:r>
       <w:r>
         <w:rPr>
@@ -716,22 +651,6 @@
           <w:szCs w:val="28"/>
         </w:rPr>
         <w:t>Ресторан – внешний объект, получающий сведения о бронировании для подготовки посадочных мест.</w:t>
-      </w:r>
-    </w:p>
-    <w:p>
-      <w:pPr>
-        <w:rPr>
-          <w:rFonts w:cs="Times New Roman"/>
-          <w:szCs w:val="28"/>
-        </w:rPr>
-      </w:pPr>
-      <w:r>
-        <w:rPr>
-          <w:rFonts w:cs="Times New Roman"/>
-          <w:szCs w:val="28"/>
-        </w:rPr>
-        <w:tab/>
-        <w:t>Основные процессы</w:t>
       </w:r>
     </w:p>
     <w:p>
@@ -813,6 +732,35 @@
     </w:p>
     <w:p>
       <w:pPr>
+        <w:rPr>
+          <w:rFonts w:cs="Times New Roman"/>
+          <w:szCs w:val="28"/>
+        </w:rPr>
+      </w:pPr>
+      <w:r>
+        <w:rPr>
+          <w:rFonts w:cs="Times New Roman"/>
+          <w:szCs w:val="28"/>
+        </w:rPr>
+        <w:tab/>
+      </w:r>
+      <w:r>
+        <w:rPr>
+          <w:rFonts w:cs="Times New Roman"/>
+          <w:szCs w:val="28"/>
+        </w:rPr>
+        <w:t xml:space="preserve">БД Клиентов – содержит учетные данные пользователей, информацию о </w:t>
+      </w:r>
+      <w:r>
+        <w:rPr>
+          <w:rFonts w:cs="Times New Roman"/>
+          <w:szCs w:val="28"/>
+        </w:rPr>
+        <w:t>регистрации и профили клиентов.</w:t>
+      </w:r>
+    </w:p>
+    <w:p>
+      <w:pPr>
         <w:ind w:firstLine="708"/>
         <w:rPr>
           <w:rFonts w:cs="Times New Roman"/>
@@ -824,7 +772,30 @@
           <w:rFonts w:cs="Times New Roman"/>
           <w:szCs w:val="28"/>
         </w:rPr>
-        <w:t>Хранилища данных (Базы данных)</w:t>
+        <w:t>БД Бронирования – хранит сведения о статусах столов, времени резерва и подтв</w:t>
+      </w:r>
+      <w:r>
+        <w:rPr>
+          <w:rFonts w:cs="Times New Roman"/>
+          <w:szCs w:val="28"/>
+        </w:rPr>
+        <w:t>ержденных заявках на посещение.</w:t>
+      </w:r>
+    </w:p>
+    <w:p>
+      <w:pPr>
+        <w:ind w:firstLine="708"/>
+        <w:rPr>
+          <w:rFonts w:cs="Times New Roman"/>
+          <w:szCs w:val="28"/>
+        </w:rPr>
+      </w:pPr>
+      <w:r>
+        <w:rPr>
+          <w:rFonts w:cs="Times New Roman"/>
+          <w:szCs w:val="28"/>
+        </w:rPr>
+        <w:t>БД Блюд – содержит актуальное меню ресторана, перечень доступных позиций и их характеристики.</w:t>
       </w:r>
     </w:p>
     <w:p>
@@ -846,54 +817,91 @@
           <w:rFonts w:cs="Times New Roman"/>
           <w:szCs w:val="28"/>
         </w:rPr>
-        <w:t xml:space="preserve">БД Клиентов – содержит учетные данные пользователей, информацию о </w:t>
-      </w:r>
-      <w:r>
-        <w:rPr>
-          <w:rFonts w:cs="Times New Roman"/>
-          <w:szCs w:val="28"/>
-        </w:rPr>
-        <w:t>регистрации и профили клиентов.</w:t>
-      </w:r>
-    </w:p>
-    <w:p>
-      <w:pPr>
-        <w:ind w:firstLine="708"/>
-        <w:rPr>
-          <w:rFonts w:cs="Times New Roman"/>
-          <w:szCs w:val="28"/>
-        </w:rPr>
-      </w:pPr>
-      <w:r>
-        <w:rPr>
-          <w:rFonts w:cs="Times New Roman"/>
-          <w:szCs w:val="28"/>
-        </w:rPr>
-        <w:t>БД Бронирования – хранит сведения о статусах столов, времени резерва и подтв</w:t>
-      </w:r>
-      <w:r>
-        <w:rPr>
-          <w:rFonts w:cs="Times New Roman"/>
-          <w:szCs w:val="28"/>
-        </w:rPr>
-        <w:t>ержденных заявках на посещение.</w:t>
-      </w:r>
-    </w:p>
-    <w:p>
-      <w:pPr>
-        <w:ind w:firstLine="708"/>
-        <w:rPr>
-          <w:rFonts w:cs="Times New Roman"/>
-          <w:szCs w:val="28"/>
-        </w:rPr>
-      </w:pPr>
-      <w:r>
-        <w:rPr>
-          <w:rFonts w:cs="Times New Roman"/>
-          <w:szCs w:val="28"/>
-        </w:rPr>
-        <w:lastRenderedPageBreak/>
-        <w:t>БД Блюд – содержит актуальное меню ресторана, перечень доступных позиций и их характеристики.</w:t>
+        <w:t>Основные потоки данных</w:t>
+      </w:r>
+      <w:r>
+        <w:rPr>
+          <w:rFonts w:cs="Times New Roman"/>
+          <w:szCs w:val="28"/>
+        </w:rPr>
+        <w:t xml:space="preserve"> являются: потоки о</w:t>
+      </w:r>
+      <w:r>
+        <w:rPr>
+          <w:rFonts w:cs="Times New Roman"/>
+          <w:szCs w:val="28"/>
+        </w:rPr>
+        <w:t>т Клиента к системе: личные данные, информация о выбранном месте и блюдах, данные для оплаты</w:t>
+      </w:r>
+      <w:r>
+        <w:rPr>
+          <w:rFonts w:cs="Times New Roman"/>
+          <w:szCs w:val="28"/>
+        </w:rPr>
+        <w:t>; о</w:t>
+      </w:r>
+      <w:r>
+        <w:rPr>
+          <w:rFonts w:cs="Times New Roman"/>
+          <w:szCs w:val="28"/>
+        </w:rPr>
+        <w:t>т системы к Клиенту: подтверждение регистрации, электронный чек, начи</w:t>
+      </w:r>
+      <w:r>
+        <w:rPr>
+          <w:rFonts w:cs="Times New Roman"/>
+          <w:szCs w:val="28"/>
+        </w:rPr>
+        <w:t>сление баллов</w:t>
+      </w:r>
+      <w:r>
+        <w:rPr>
+          <w:rFonts w:cs="Times New Roman"/>
+          <w:szCs w:val="28"/>
+        </w:rPr>
+        <w:t>;</w:t>
+      </w:r>
+      <w:r>
+        <w:rPr>
+          <w:rFonts w:cs="Times New Roman"/>
+          <w:szCs w:val="28"/>
+        </w:rPr>
+        <w:t xml:space="preserve"> в</w:t>
+      </w:r>
+      <w:r>
+        <w:rPr>
+          <w:rFonts w:cs="Times New Roman"/>
+          <w:szCs w:val="28"/>
+        </w:rPr>
+        <w:t xml:space="preserve">заимодействие с внешними сущностями: передача данных в Мобильное приложение, отправка заказов Официанту, запросы к Платежной системе </w:t>
+      </w:r>
+      <w:r>
+        <w:rPr>
+          <w:rFonts w:cs="Times New Roman"/>
+          <w:szCs w:val="28"/>
+        </w:rPr>
+        <w:t>и уведомление Ресторана о брони</w:t>
+      </w:r>
+      <w:r>
+        <w:rPr>
+          <w:rFonts w:cs="Times New Roman"/>
+          <w:szCs w:val="28"/>
+        </w:rPr>
+        <w:t>;</w:t>
+      </w:r>
+      <w:r>
+        <w:rPr>
+          <w:rFonts w:cs="Times New Roman"/>
+          <w:szCs w:val="28"/>
+        </w:rPr>
+        <w:t xml:space="preserve"> в</w:t>
+      </w:r>
+      <w:r>
+        <w:rPr>
+          <w:rFonts w:cs="Times New Roman"/>
+          <w:szCs w:val="28"/>
+        </w:rPr>
+        <w:t>нутренние потоки: сохранение и извлечение информации из БД Клиентов, БД Бронирования и БД Блюд.</w:t>
       </w:r>
     </w:p>
     <w:p>
@@ -909,23 +917,13 @@
           <w:szCs w:val="28"/>
         </w:rPr>
         <w:tab/>
-        <w:t>Основные потоки данных</w:t>
-      </w:r>
-    </w:p>
-    <w:p>
-      <w:pPr>
-        <w:ind w:firstLine="708"/>
-        <w:rPr>
-          <w:rFonts w:cs="Times New Roman"/>
-          <w:szCs w:val="28"/>
-        </w:rPr>
-      </w:pPr>
-      <w:r>
-        <w:rPr>
-          <w:rFonts w:cs="Times New Roman"/>
-          <w:szCs w:val="28"/>
-        </w:rPr>
-        <w:t>От Клиента к системе: личные данные, информация о выбранном месте и блюдах, данные для оплаты. От системы к Клиенту: подтверждение регистрации, электронный чек, начисление баллов. Взаимодействие с внешними сущностями: передача данных в Мобильное приложение, отправка заказов Официанту, запросы к Платежной системе и уведомление Ресторана о брони. Внутренние потоки: сохранение и извлечение информации из БД Клиентов, БД Бронирования и БД Блюд.</w:t>
+      </w:r>
+      <w:r>
+        <w:rPr>
+          <w:rFonts w:cs="Times New Roman"/>
+          <w:szCs w:val="28"/>
+        </w:rPr>
+        <w:t>Работа начинается с процесса регистрации (процесс 1), данные о котором фиксируются в базе. Далее Клиент через Мобильное приложение переходит к выбору места (процесс 2), что завершается созданием записи о бронировании. Финальный этап (процесс 3) происходит непосредственно в заведении: клиент выбирает блюда, получает обслуживание от официанта и закрывает счет через платежный шлюз. Система обеспечивает непрерывный цикл обмена данными между пользователем и всеми сервисами ресторана.</w:t>
       </w:r>
     </w:p>
     <w:p>
@@ -941,45 +939,16 @@
           <w:szCs w:val="28"/>
         </w:rPr>
         <w:tab/>
-        <w:t>Логика работы системы</w:t>
-      </w:r>
-    </w:p>
-    <w:p>
-      <w:pPr>
-        <w:rPr>
-          <w:rFonts w:cs="Times New Roman"/>
-          <w:szCs w:val="28"/>
-        </w:rPr>
-      </w:pPr>
-      <w:r>
-        <w:rPr>
-          <w:rFonts w:cs="Times New Roman"/>
-          <w:szCs w:val="28"/>
-        </w:rPr>
-        <w:tab/>
-      </w:r>
-      <w:r>
-        <w:rPr>
-          <w:rFonts w:cs="Times New Roman"/>
-          <w:szCs w:val="28"/>
-        </w:rPr>
-        <w:t>Работа начинается с процесса регистрации (процесс 1), данные о котором фиксируются в базе. Далее Клиент через Мобильное приложение переходит к выбору места (процесс 2), что завершается созданием записи о бронировании. Финальный этап (процесс 3) происходит непосредственно в заведении: клиент выбирает блюда, получает обслуживание от официанта и закрывает счет через платежный шлюз. Система обеспечивает непрерывный цикл обмена данными между пользователем и всеми сервисами ресторана.</w:t>
-      </w:r>
-    </w:p>
-    <w:p>
-      <w:pPr>
-        <w:rPr>
-          <w:rFonts w:cs="Times New Roman"/>
-          <w:szCs w:val="28"/>
-        </w:rPr>
-      </w:pPr>
-      <w:r>
-        <w:rPr>
-          <w:rFonts w:cs="Times New Roman"/>
-          <w:szCs w:val="28"/>
-        </w:rPr>
-        <w:tab/>
-      </w:r>
+      </w:r>
+    </w:p>
+    <w:p>
+      <w:pPr>
+        <w:ind w:firstLine="709"/>
+        <w:rPr>
+          <w:rFonts w:cs="Times New Roman"/>
+          <w:szCs w:val="28"/>
+        </w:rPr>
+      </w:pPr>
       <w:r>
         <w:rPr>
           <w:rFonts w:cs="Times New Roman"/>
@@ -1076,9 +1045,10 @@
       <w:r>
         <w:rPr>
           <w:rFonts w:cs="Times New Roman"/>
-          <w:szCs w:val="28"/>
-        </w:rPr>
-        <w:lastRenderedPageBreak/>
+          <w:noProof/>
+          <w:szCs w:val="28"/>
+          <w:lang w:eastAsia="ru-RU"/>
+        </w:rPr>
         <w:drawing>
           <wp:inline distT="0" distB="0" distL="0" distR="0" wp14:anchorId="2C7A0ED0" wp14:editId="377A1D00">
             <wp:extent cx="5940425" cy="3975735"/>
@@ -1223,6 +1193,22 @@
         </w:rPr>
         <w:t>1. Класс «Клиент»</w:t>
       </w:r>
+      <w:r>
+        <w:rPr>
+          <w:rFonts w:eastAsia="Times New Roman" w:cs="Times New Roman"/>
+          <w:szCs w:val="28"/>
+          <w:lang w:eastAsia="ru-RU"/>
+        </w:rPr>
+        <w:t xml:space="preserve"> </w:t>
+      </w:r>
+      <w:r>
+        <w:rPr>
+          <w:rFonts w:eastAsia="Times New Roman" w:cs="Times New Roman"/>
+          <w:szCs w:val="28"/>
+          <w:lang w:eastAsia="ru-RU"/>
+        </w:rPr>
+        <w:t>Представляет пользователя системы, совершающего бронирование.</w:t>
+      </w:r>
     </w:p>
     <w:p>
       <w:pPr>
@@ -1240,7 +1226,7 @@
           <w:szCs w:val="28"/>
           <w:lang w:eastAsia="ru-RU"/>
         </w:rPr>
-        <w:t>Представляет пользователя системы, совершающего бронирование.</w:t>
+        <w:t>Атрибуты:</w:t>
       </w:r>
     </w:p>
     <w:p>
@@ -1259,7 +1245,57 @@
           <w:szCs w:val="28"/>
           <w:lang w:eastAsia="ru-RU"/>
         </w:rPr>
-        <w:t>Атрибуты:</w:t>
+        <w:t>Имя</w:t>
+      </w:r>
+      <w:r>
+        <w:rPr>
+          <w:rFonts w:eastAsia="Times New Roman" w:cs="Times New Roman"/>
+          <w:szCs w:val="28"/>
+          <w:lang w:eastAsia="ru-RU"/>
+        </w:rPr>
+        <w:t xml:space="preserve">: </w:t>
+      </w:r>
+      <w:proofErr w:type="spellStart"/>
+      <w:r>
+        <w:rPr>
+          <w:rFonts w:eastAsia="Times New Roman" w:cs="Times New Roman"/>
+          <w:szCs w:val="28"/>
+          <w:lang w:eastAsia="ru-RU"/>
+        </w:rPr>
+        <w:t>string</w:t>
+      </w:r>
+      <w:proofErr w:type="spellEnd"/>
+      <w:r>
+        <w:rPr>
+          <w:rFonts w:eastAsia="Times New Roman" w:cs="Times New Roman"/>
+          <w:szCs w:val="28"/>
+          <w:lang w:eastAsia="ru-RU"/>
+        </w:rPr>
+        <w:t xml:space="preserve"> </w:t>
+      </w:r>
+      <w:r>
+        <w:rPr>
+          <w:rFonts w:eastAsia="Times New Roman" w:cs="Times New Roman"/>
+          <w:szCs w:val="28"/>
+          <w:lang w:eastAsia="ru-RU"/>
+        </w:rPr>
+        <w:t xml:space="preserve">– </w:t>
+      </w:r>
+      <w:r>
+        <w:rPr>
+          <w:rFonts w:eastAsia="Times New Roman" w:cs="Times New Roman"/>
+          <w:szCs w:val="28"/>
+          <w:lang w:eastAsia="ru-RU"/>
+        </w:rPr>
+        <w:t>ФИО пользова</w:t>
+      </w:r>
+      <w:r>
+        <w:rPr>
+          <w:rFonts w:eastAsia="Times New Roman" w:cs="Times New Roman"/>
+          <w:szCs w:val="28"/>
+          <w:lang w:eastAsia="ru-RU"/>
+        </w:rPr>
+        <w:t>теля для идентификации.</w:t>
       </w:r>
     </w:p>
     <w:p>
@@ -1278,7 +1314,7 @@
           <w:szCs w:val="28"/>
           <w:lang w:eastAsia="ru-RU"/>
         </w:rPr>
-        <w:t>Имя</w:t>
+        <w:t>Телефон</w:t>
       </w:r>
       <w:r>
         <w:rPr>
@@ -1320,15 +1356,107 @@
           <w:szCs w:val="28"/>
           <w:lang w:eastAsia="ru-RU"/>
         </w:rPr>
-        <w:t>ФИО пользова</w:t>
-      </w:r>
-      <w:r>
-        <w:rPr>
-          <w:rFonts w:eastAsia="Times New Roman" w:cs="Times New Roman"/>
-          <w:szCs w:val="28"/>
-          <w:lang w:eastAsia="ru-RU"/>
-        </w:rPr>
-        <w:t>теля для идентификации.</w:t>
+        <w:t>контактный номер для связи и подт</w:t>
+      </w:r>
+      <w:r>
+        <w:rPr>
+          <w:rFonts w:eastAsia="Times New Roman" w:cs="Times New Roman"/>
+          <w:szCs w:val="28"/>
+          <w:lang w:eastAsia="ru-RU"/>
+        </w:rPr>
+        <w:t>верждения брони, Бонусные Баллы</w:t>
+      </w:r>
+      <w:r>
+        <w:rPr>
+          <w:rFonts w:eastAsia="Times New Roman" w:cs="Times New Roman"/>
+          <w:szCs w:val="28"/>
+          <w:lang w:eastAsia="ru-RU"/>
+        </w:rPr>
+        <w:t xml:space="preserve">: </w:t>
+      </w:r>
+      <w:proofErr w:type="spellStart"/>
+      <w:r>
+        <w:rPr>
+          <w:rFonts w:eastAsia="Times New Roman" w:cs="Times New Roman"/>
+          <w:szCs w:val="28"/>
+          <w:lang w:eastAsia="ru-RU"/>
+        </w:rPr>
+        <w:t>int</w:t>
+      </w:r>
+      <w:proofErr w:type="spellEnd"/>
+      <w:r>
+        <w:rPr>
+          <w:rFonts w:eastAsia="Times New Roman" w:cs="Times New Roman"/>
+          <w:szCs w:val="28"/>
+          <w:lang w:eastAsia="ru-RU"/>
+        </w:rPr>
+        <w:t xml:space="preserve"> </w:t>
+      </w:r>
+      <w:r>
+        <w:rPr>
+          <w:rFonts w:eastAsia="Times New Roman" w:cs="Times New Roman"/>
+          <w:szCs w:val="28"/>
+          <w:lang w:eastAsia="ru-RU"/>
+        </w:rPr>
+        <w:t xml:space="preserve">– </w:t>
+      </w:r>
+      <w:r>
+        <w:rPr>
+          <w:rFonts w:eastAsia="Times New Roman" w:cs="Times New Roman"/>
+          <w:szCs w:val="28"/>
+          <w:lang w:eastAsia="ru-RU"/>
+        </w:rPr>
+        <w:t>текущий баланс в програм</w:t>
+      </w:r>
+      <w:r>
+        <w:rPr>
+          <w:rFonts w:eastAsia="Times New Roman" w:cs="Times New Roman"/>
+          <w:szCs w:val="28"/>
+          <w:lang w:eastAsia="ru-RU"/>
+        </w:rPr>
+        <w:t>ме лояльности, Банковская карта</w:t>
+      </w:r>
+      <w:r>
+        <w:rPr>
+          <w:rFonts w:eastAsia="Times New Roman" w:cs="Times New Roman"/>
+          <w:szCs w:val="28"/>
+          <w:lang w:eastAsia="ru-RU"/>
+        </w:rPr>
+        <w:t xml:space="preserve">: </w:t>
+      </w:r>
+      <w:proofErr w:type="spellStart"/>
+      <w:r>
+        <w:rPr>
+          <w:rFonts w:eastAsia="Times New Roman" w:cs="Times New Roman"/>
+          <w:szCs w:val="28"/>
+          <w:lang w:eastAsia="ru-RU"/>
+        </w:rPr>
+        <w:t>string</w:t>
+      </w:r>
+      <w:proofErr w:type="spellEnd"/>
+      <w:r>
+        <w:rPr>
+          <w:rFonts w:eastAsia="Times New Roman" w:cs="Times New Roman"/>
+          <w:szCs w:val="28"/>
+          <w:lang w:eastAsia="ru-RU"/>
+        </w:rPr>
+        <w:t xml:space="preserve"> </w:t>
+      </w:r>
+      <w:r>
+        <w:rPr>
+          <w:rFonts w:eastAsia="Times New Roman" w:cs="Times New Roman"/>
+          <w:szCs w:val="28"/>
+          <w:lang w:eastAsia="ru-RU"/>
+        </w:rPr>
+        <w:t xml:space="preserve">– </w:t>
+      </w:r>
+      <w:r>
+        <w:rPr>
+          <w:rFonts w:eastAsia="Times New Roman" w:cs="Times New Roman"/>
+          <w:szCs w:val="28"/>
+          <w:lang w:eastAsia="ru-RU"/>
+        </w:rPr>
+        <w:t>привязанное платежное средство для оплаты счетов.</w:t>
       </w:r>
     </w:p>
     <w:p>
@@ -1347,8 +1475,7 @@
           <w:szCs w:val="28"/>
           <w:lang w:eastAsia="ru-RU"/>
         </w:rPr>
-        <w:lastRenderedPageBreak/>
-        <w:t>Телефон</w:t>
+        <w:t>Методы: Запросить бронирование</w:t>
       </w:r>
       <w:r>
         <w:rPr>
@@ -1365,7 +1492,7 @@
           <w:szCs w:val="28"/>
           <w:lang w:eastAsia="ru-RU"/>
         </w:rPr>
-        <w:t>string</w:t>
+        <w:t>void</w:t>
       </w:r>
       <w:proofErr w:type="spellEnd"/>
       <w:r>
@@ -1390,15 +1517,33 @@
           <w:szCs w:val="28"/>
           <w:lang w:eastAsia="ru-RU"/>
         </w:rPr>
-        <w:t>контактный номер для связи и подт</w:t>
-      </w:r>
-      <w:r>
-        <w:rPr>
-          <w:rFonts w:eastAsia="Times New Roman" w:cs="Times New Roman"/>
-          <w:szCs w:val="28"/>
-          <w:lang w:eastAsia="ru-RU"/>
-        </w:rPr>
-        <w:t>верждения брони, Бонусные Баллы</w:t>
+        <w:t xml:space="preserve">инициализирует процесс выбора стола и времени, </w:t>
+      </w:r>
+      <w:proofErr w:type="gramStart"/>
+      <w:r>
+        <w:rPr>
+          <w:rFonts w:eastAsia="Times New Roman" w:cs="Times New Roman"/>
+          <w:szCs w:val="28"/>
+          <w:lang w:eastAsia="ru-RU"/>
+        </w:rPr>
+        <w:t>Сделать</w:t>
+      </w:r>
+      <w:proofErr w:type="gramEnd"/>
+      <w:r>
+        <w:rPr>
+          <w:rFonts w:eastAsia="Times New Roman" w:cs="Times New Roman"/>
+          <w:szCs w:val="28"/>
+          <w:lang w:eastAsia="ru-RU"/>
+        </w:rPr>
+        <w:t xml:space="preserve"> за</w:t>
+      </w:r>
+      <w:r>
+        <w:rPr>
+          <w:rFonts w:eastAsia="Times New Roman" w:cs="Times New Roman"/>
+          <w:szCs w:val="28"/>
+          <w:lang w:eastAsia="ru-RU"/>
+        </w:rPr>
+        <w:t>каз</w:t>
       </w:r>
       <w:r>
         <w:rPr>
@@ -1415,7 +1560,7 @@
           <w:szCs w:val="28"/>
           <w:lang w:eastAsia="ru-RU"/>
         </w:rPr>
-        <w:t>int</w:t>
+        <w:t>void</w:t>
       </w:r>
       <w:proofErr w:type="spellEnd"/>
       <w:r>
@@ -1440,15 +1585,15 @@
           <w:szCs w:val="28"/>
           <w:lang w:eastAsia="ru-RU"/>
         </w:rPr>
-        <w:t>текущий баланс в програм</w:t>
-      </w:r>
-      <w:r>
-        <w:rPr>
-          <w:rFonts w:eastAsia="Times New Roman" w:cs="Times New Roman"/>
-          <w:szCs w:val="28"/>
-          <w:lang w:eastAsia="ru-RU"/>
-        </w:rPr>
-        <w:t>ме лояльности, Банковская карта</w:t>
+        <w:t>формирует список выбранных блюд из</w:t>
+      </w:r>
+      <w:r>
+        <w:rPr>
+          <w:rFonts w:eastAsia="Times New Roman" w:cs="Times New Roman"/>
+          <w:szCs w:val="28"/>
+          <w:lang w:eastAsia="ru-RU"/>
+        </w:rPr>
+        <w:t xml:space="preserve"> меню, Подтвердить бронирование</w:t>
       </w:r>
       <w:r>
         <w:rPr>
@@ -1465,7 +1610,7 @@
           <w:szCs w:val="28"/>
           <w:lang w:eastAsia="ru-RU"/>
         </w:rPr>
-        <w:t>string</w:t>
+        <w:t>void</w:t>
       </w:r>
       <w:proofErr w:type="spellEnd"/>
       <w:r>
@@ -1490,7 +1635,57 @@
           <w:szCs w:val="28"/>
           <w:lang w:eastAsia="ru-RU"/>
         </w:rPr>
-        <w:t>привязанное платежное средство для оплаты счетов.</w:t>
+        <w:t xml:space="preserve">фиксирует согласие клиента с </w:t>
+      </w:r>
+      <w:r>
+        <w:rPr>
+          <w:rFonts w:eastAsia="Times New Roman" w:cs="Times New Roman"/>
+          <w:szCs w:val="28"/>
+          <w:lang w:eastAsia="ru-RU"/>
+        </w:rPr>
+        <w:t>условиями визита, Оплатить счёт</w:t>
+      </w:r>
+      <w:r>
+        <w:rPr>
+          <w:rFonts w:eastAsia="Times New Roman" w:cs="Times New Roman"/>
+          <w:szCs w:val="28"/>
+          <w:lang w:eastAsia="ru-RU"/>
+        </w:rPr>
+        <w:t xml:space="preserve">: </w:t>
+      </w:r>
+      <w:proofErr w:type="spellStart"/>
+      <w:r>
+        <w:rPr>
+          <w:rFonts w:eastAsia="Times New Roman" w:cs="Times New Roman"/>
+          <w:szCs w:val="28"/>
+          <w:lang w:eastAsia="ru-RU"/>
+        </w:rPr>
+        <w:t>void</w:t>
+      </w:r>
+      <w:proofErr w:type="spellEnd"/>
+      <w:r>
+        <w:rPr>
+          <w:rFonts w:eastAsia="Times New Roman" w:cs="Times New Roman"/>
+          <w:szCs w:val="28"/>
+          <w:lang w:eastAsia="ru-RU"/>
+        </w:rPr>
+        <w:t xml:space="preserve"> </w:t>
+      </w:r>
+      <w:r>
+        <w:rPr>
+          <w:rFonts w:eastAsia="Times New Roman" w:cs="Times New Roman"/>
+          <w:szCs w:val="28"/>
+          <w:lang w:eastAsia="ru-RU"/>
+        </w:rPr>
+        <w:t xml:space="preserve">– </w:t>
+      </w:r>
+      <w:r>
+        <w:rPr>
+          <w:rFonts w:eastAsia="Times New Roman" w:cs="Times New Roman"/>
+          <w:szCs w:val="28"/>
+          <w:lang w:eastAsia="ru-RU"/>
+        </w:rPr>
+        <w:t>запускает процесс передачи финансовых данных.</w:t>
       </w:r>
     </w:p>
     <w:p>
@@ -1506,220 +1701,36 @@
       <w:r>
         <w:rPr>
           <w:rFonts w:eastAsia="Times New Roman" w:cs="Times New Roman"/>
-          <w:szCs w:val="28"/>
-          <w:lang w:eastAsia="ru-RU"/>
-        </w:rPr>
-        <w:t>Методы: Запросить бронирование</w:t>
-      </w:r>
-      <w:r>
-        <w:rPr>
-          <w:rFonts w:eastAsia="Times New Roman" w:cs="Times New Roman"/>
-          <w:szCs w:val="28"/>
-          <w:lang w:eastAsia="ru-RU"/>
-        </w:rPr>
-        <w:t xml:space="preserve">: </w:t>
-      </w:r>
-      <w:proofErr w:type="spellStart"/>
-      <w:r>
-        <w:rPr>
-          <w:rFonts w:eastAsia="Times New Roman" w:cs="Times New Roman"/>
-          <w:szCs w:val="28"/>
-          <w:lang w:eastAsia="ru-RU"/>
-        </w:rPr>
-        <w:t>void</w:t>
-      </w:r>
-      <w:proofErr w:type="spellEnd"/>
-      <w:r>
-        <w:rPr>
-          <w:rFonts w:eastAsia="Times New Roman" w:cs="Times New Roman"/>
-          <w:szCs w:val="28"/>
-          <w:lang w:eastAsia="ru-RU"/>
-        </w:rPr>
-        <w:t xml:space="preserve"> </w:t>
-      </w:r>
-      <w:r>
-        <w:rPr>
-          <w:rFonts w:eastAsia="Times New Roman" w:cs="Times New Roman"/>
-          <w:szCs w:val="28"/>
-          <w:lang w:eastAsia="ru-RU"/>
-        </w:rPr>
-        <w:t xml:space="preserve">– </w:t>
-      </w:r>
-      <w:r>
-        <w:rPr>
-          <w:rFonts w:eastAsia="Times New Roman" w:cs="Times New Roman"/>
-          <w:szCs w:val="28"/>
-          <w:lang w:eastAsia="ru-RU"/>
-        </w:rPr>
-        <w:t xml:space="preserve">инициализирует процесс выбора стола и времени, </w:t>
-      </w:r>
-      <w:proofErr w:type="gramStart"/>
-      <w:r>
-        <w:rPr>
-          <w:rFonts w:eastAsia="Times New Roman" w:cs="Times New Roman"/>
-          <w:szCs w:val="28"/>
-          <w:lang w:eastAsia="ru-RU"/>
-        </w:rPr>
-        <w:t>Сделать</w:t>
-      </w:r>
-      <w:proofErr w:type="gramEnd"/>
-      <w:r>
-        <w:rPr>
-          <w:rFonts w:eastAsia="Times New Roman" w:cs="Times New Roman"/>
-          <w:szCs w:val="28"/>
-          <w:lang w:eastAsia="ru-RU"/>
-        </w:rPr>
-        <w:t xml:space="preserve"> за</w:t>
-      </w:r>
-      <w:r>
-        <w:rPr>
-          <w:rFonts w:eastAsia="Times New Roman" w:cs="Times New Roman"/>
-          <w:szCs w:val="28"/>
-          <w:lang w:eastAsia="ru-RU"/>
-        </w:rPr>
-        <w:t>каз</w:t>
-      </w:r>
-      <w:r>
-        <w:rPr>
-          <w:rFonts w:eastAsia="Times New Roman" w:cs="Times New Roman"/>
-          <w:szCs w:val="28"/>
-          <w:lang w:eastAsia="ru-RU"/>
-        </w:rPr>
-        <w:t xml:space="preserve">: </w:t>
-      </w:r>
-      <w:proofErr w:type="spellStart"/>
-      <w:r>
-        <w:rPr>
-          <w:rFonts w:eastAsia="Times New Roman" w:cs="Times New Roman"/>
-          <w:szCs w:val="28"/>
-          <w:lang w:eastAsia="ru-RU"/>
-        </w:rPr>
-        <w:t>void</w:t>
-      </w:r>
-      <w:proofErr w:type="spellEnd"/>
-      <w:r>
-        <w:rPr>
-          <w:rFonts w:eastAsia="Times New Roman" w:cs="Times New Roman"/>
-          <w:szCs w:val="28"/>
-          <w:lang w:eastAsia="ru-RU"/>
-        </w:rPr>
-        <w:t xml:space="preserve"> </w:t>
-      </w:r>
-      <w:r>
-        <w:rPr>
-          <w:rFonts w:eastAsia="Times New Roman" w:cs="Times New Roman"/>
-          <w:szCs w:val="28"/>
-          <w:lang w:eastAsia="ru-RU"/>
-        </w:rPr>
-        <w:t xml:space="preserve">– </w:t>
-      </w:r>
-      <w:r>
-        <w:rPr>
-          <w:rFonts w:eastAsia="Times New Roman" w:cs="Times New Roman"/>
-          <w:szCs w:val="28"/>
-          <w:lang w:eastAsia="ru-RU"/>
-        </w:rPr>
-        <w:t>формирует список выбранных блюд из</w:t>
-      </w:r>
-      <w:r>
-        <w:rPr>
-          <w:rFonts w:eastAsia="Times New Roman" w:cs="Times New Roman"/>
-          <w:szCs w:val="28"/>
-          <w:lang w:eastAsia="ru-RU"/>
-        </w:rPr>
-        <w:t xml:space="preserve"> меню, Подтвердить бронирование</w:t>
-      </w:r>
-      <w:r>
-        <w:rPr>
-          <w:rFonts w:eastAsia="Times New Roman" w:cs="Times New Roman"/>
-          <w:szCs w:val="28"/>
-          <w:lang w:eastAsia="ru-RU"/>
-        </w:rPr>
-        <w:t xml:space="preserve">: </w:t>
-      </w:r>
-      <w:proofErr w:type="spellStart"/>
-      <w:r>
-        <w:rPr>
-          <w:rFonts w:eastAsia="Times New Roman" w:cs="Times New Roman"/>
-          <w:szCs w:val="28"/>
-          <w:lang w:eastAsia="ru-RU"/>
-        </w:rPr>
-        <w:t>void</w:t>
-      </w:r>
-      <w:proofErr w:type="spellEnd"/>
-      <w:r>
-        <w:rPr>
-          <w:rFonts w:eastAsia="Times New Roman" w:cs="Times New Roman"/>
-          <w:szCs w:val="28"/>
-          <w:lang w:eastAsia="ru-RU"/>
-        </w:rPr>
-        <w:t xml:space="preserve"> </w:t>
-      </w:r>
-      <w:r>
-        <w:rPr>
-          <w:rFonts w:eastAsia="Times New Roman" w:cs="Times New Roman"/>
-          <w:szCs w:val="28"/>
-          <w:lang w:eastAsia="ru-RU"/>
-        </w:rPr>
-        <w:t xml:space="preserve">– </w:t>
-      </w:r>
-      <w:r>
-        <w:rPr>
-          <w:rFonts w:eastAsia="Times New Roman" w:cs="Times New Roman"/>
-          <w:szCs w:val="28"/>
-          <w:lang w:eastAsia="ru-RU"/>
-        </w:rPr>
-        <w:t xml:space="preserve">фиксирует согласие клиента с </w:t>
-      </w:r>
-      <w:r>
-        <w:rPr>
-          <w:rFonts w:eastAsia="Times New Roman" w:cs="Times New Roman"/>
-          <w:szCs w:val="28"/>
-          <w:lang w:eastAsia="ru-RU"/>
-        </w:rPr>
-        <w:t>условиями визита, Оплатить счёт</w:t>
-      </w:r>
-      <w:r>
-        <w:rPr>
-          <w:rFonts w:eastAsia="Times New Roman" w:cs="Times New Roman"/>
-          <w:szCs w:val="28"/>
-          <w:lang w:eastAsia="ru-RU"/>
-        </w:rPr>
-        <w:t xml:space="preserve">: </w:t>
-      </w:r>
-      <w:proofErr w:type="spellStart"/>
-      <w:r>
-        <w:rPr>
-          <w:rFonts w:eastAsia="Times New Roman" w:cs="Times New Roman"/>
-          <w:szCs w:val="28"/>
-          <w:lang w:eastAsia="ru-RU"/>
-        </w:rPr>
-        <w:t>void</w:t>
-      </w:r>
-      <w:proofErr w:type="spellEnd"/>
-      <w:r>
-        <w:rPr>
-          <w:rFonts w:eastAsia="Times New Roman" w:cs="Times New Roman"/>
-          <w:szCs w:val="28"/>
-          <w:lang w:eastAsia="ru-RU"/>
-        </w:rPr>
-        <w:t xml:space="preserve"> </w:t>
-      </w:r>
-      <w:r>
-        <w:rPr>
-          <w:rFonts w:eastAsia="Times New Roman" w:cs="Times New Roman"/>
-          <w:szCs w:val="28"/>
-          <w:lang w:eastAsia="ru-RU"/>
-        </w:rPr>
-        <w:t xml:space="preserve">– </w:t>
-      </w:r>
-      <w:r>
-        <w:rPr>
-          <w:rFonts w:eastAsia="Times New Roman" w:cs="Times New Roman"/>
-          <w:szCs w:val="28"/>
-          <w:lang w:eastAsia="ru-RU"/>
-        </w:rPr>
-        <w:t>запускает процесс передачи финансовых данных.</w:t>
+          <w:bCs/>
+          <w:szCs w:val="28"/>
+          <w:lang w:eastAsia="ru-RU"/>
+        </w:rPr>
+        <w:t>2. Класс «Ресторан»</w:t>
+      </w:r>
+      <w:r>
+        <w:rPr>
+          <w:rFonts w:eastAsia="Times New Roman" w:cs="Times New Roman"/>
+          <w:bCs/>
+          <w:szCs w:val="28"/>
+          <w:lang w:eastAsia="ru-RU"/>
+        </w:rPr>
+        <w:t xml:space="preserve"> у</w:t>
+      </w:r>
+      <w:r>
+        <w:rPr>
+          <w:rFonts w:eastAsia="Times New Roman" w:cs="Times New Roman"/>
+          <w:szCs w:val="28"/>
+          <w:lang w:eastAsia="ru-RU"/>
+        </w:rPr>
+        <w:t xml:space="preserve">правляет общей логикой </w:t>
+      </w:r>
+      <w:r>
+        <w:rPr>
+          <w:rFonts w:eastAsia="Times New Roman" w:cs="Times New Roman"/>
+          <w:szCs w:val="28"/>
+          <w:lang w:eastAsia="ru-RU"/>
+        </w:rPr>
+        <w:t>заведения и данными о ресурсах.</w:t>
       </w:r>
     </w:p>
     <w:p>
@@ -1735,11 +1746,148 @@
       <w:r>
         <w:rPr>
           <w:rFonts w:eastAsia="Times New Roman" w:cs="Times New Roman"/>
-          <w:bCs/>
-          <w:szCs w:val="28"/>
-          <w:lang w:eastAsia="ru-RU"/>
-        </w:rPr>
-        <w:t>2. Класс «Ресторан»</w:t>
+          <w:szCs w:val="28"/>
+          <w:lang w:eastAsia="ru-RU"/>
+        </w:rPr>
+        <w:t>Атрибуты:</w:t>
+      </w:r>
+      <w:r>
+        <w:rPr>
+          <w:rFonts w:eastAsia="Times New Roman" w:cs="Times New Roman"/>
+          <w:szCs w:val="28"/>
+          <w:lang w:eastAsia="ru-RU"/>
+        </w:rPr>
+        <w:t xml:space="preserve"> </w:t>
+      </w:r>
+      <w:r>
+        <w:rPr>
+          <w:rFonts w:eastAsia="Times New Roman" w:cs="Times New Roman"/>
+          <w:szCs w:val="28"/>
+          <w:lang w:eastAsia="ru-RU"/>
+        </w:rPr>
+        <w:t>База данных</w:t>
+      </w:r>
+      <w:r>
+        <w:rPr>
+          <w:rFonts w:eastAsia="Times New Roman" w:cs="Times New Roman"/>
+          <w:szCs w:val="28"/>
+          <w:lang w:eastAsia="ru-RU"/>
+        </w:rPr>
+        <w:t xml:space="preserve">: БД </w:t>
+      </w:r>
+      <w:proofErr w:type="gramStart"/>
+      <w:r>
+        <w:rPr>
+          <w:rFonts w:eastAsia="Times New Roman" w:cs="Times New Roman"/>
+          <w:szCs w:val="28"/>
+          <w:lang w:eastAsia="ru-RU"/>
+        </w:rPr>
+        <w:t>Ресторана[</w:t>
+      </w:r>
+      <w:proofErr w:type="gramEnd"/>
+      <w:r>
+        <w:rPr>
+          <w:rFonts w:eastAsia="Times New Roman" w:cs="Times New Roman"/>
+          <w:szCs w:val="28"/>
+          <w:lang w:eastAsia="ru-RU"/>
+        </w:rPr>
+        <w:t xml:space="preserve">] – массив </w:t>
+      </w:r>
+      <w:r>
+        <w:rPr>
+          <w:rFonts w:eastAsia="Times New Roman" w:cs="Times New Roman"/>
+          <w:szCs w:val="28"/>
+          <w:lang w:eastAsia="ru-RU"/>
+        </w:rPr>
+        <w:t>данны</w:t>
+      </w:r>
+      <w:r>
+        <w:rPr>
+          <w:rFonts w:eastAsia="Times New Roman" w:cs="Times New Roman"/>
+          <w:szCs w:val="28"/>
+          <w:lang w:eastAsia="ru-RU"/>
+        </w:rPr>
+        <w:t xml:space="preserve">х всей системы, </w:t>
+      </w:r>
+      <w:r>
+        <w:rPr>
+          <w:rFonts w:eastAsia="Times New Roman" w:cs="Times New Roman"/>
+          <w:szCs w:val="28"/>
+          <w:lang w:eastAsia="ru-RU"/>
+        </w:rPr>
+        <w:t xml:space="preserve">Планировка </w:t>
+      </w:r>
+      <w:r>
+        <w:rPr>
+          <w:rFonts w:eastAsia="Times New Roman" w:cs="Times New Roman"/>
+          <w:szCs w:val="28"/>
+          <w:lang w:eastAsia="ru-RU"/>
+        </w:rPr>
+        <w:t xml:space="preserve">– </w:t>
+      </w:r>
+      <w:r>
+        <w:rPr>
+          <w:rFonts w:eastAsia="Times New Roman" w:cs="Times New Roman"/>
+          <w:szCs w:val="28"/>
+          <w:lang w:eastAsia="ru-RU"/>
+        </w:rPr>
+        <w:t>графическое или табличное пр</w:t>
+      </w:r>
+      <w:r>
+        <w:rPr>
+          <w:rFonts w:eastAsia="Times New Roman" w:cs="Times New Roman"/>
+          <w:szCs w:val="28"/>
+          <w:lang w:eastAsia="ru-RU"/>
+        </w:rPr>
+        <w:t xml:space="preserve">едставление расположения столов, </w:t>
+      </w:r>
+      <w:r>
+        <w:rPr>
+          <w:rFonts w:eastAsia="Times New Roman" w:cs="Times New Roman"/>
+          <w:szCs w:val="28"/>
+          <w:lang w:eastAsia="ru-RU"/>
+        </w:rPr>
+        <w:t xml:space="preserve">Меню </w:t>
+      </w:r>
+      <w:r>
+        <w:rPr>
+          <w:rFonts w:eastAsia="Times New Roman" w:cs="Times New Roman"/>
+          <w:szCs w:val="28"/>
+          <w:lang w:eastAsia="ru-RU"/>
+        </w:rPr>
+        <w:t xml:space="preserve">– </w:t>
+      </w:r>
+      <w:r>
+        <w:rPr>
+          <w:rFonts w:eastAsia="Times New Roman" w:cs="Times New Roman"/>
+          <w:szCs w:val="28"/>
+          <w:lang w:eastAsia="ru-RU"/>
+        </w:rPr>
+        <w:t>актуальный</w:t>
+      </w:r>
+      <w:r>
+        <w:rPr>
+          <w:rFonts w:eastAsia="Times New Roman" w:cs="Times New Roman"/>
+          <w:szCs w:val="28"/>
+          <w:lang w:eastAsia="ru-RU"/>
+        </w:rPr>
+        <w:t xml:space="preserve"> перечень доступных блюд и цен.</w:t>
+      </w:r>
+      <w:r>
+        <w:rPr>
+          <w:rFonts w:eastAsia="Times New Roman" w:cs="Times New Roman"/>
+          <w:szCs w:val="28"/>
+          <w:lang w:eastAsia="ru-RU"/>
+        </w:rPr>
+        <w:t xml:space="preserve"> График работы – актуальное время работы ресторана. Адрес – место нахождения ресторана</w:t>
+      </w:r>
+      <w:r>
+        <w:rPr>
+          <w:rFonts w:eastAsia="Times New Roman" w:cs="Times New Roman"/>
+          <w:szCs w:val="28"/>
+          <w:lang w:eastAsia="ru-RU"/>
+        </w:rPr>
+        <w:t>.</w:t>
       </w:r>
     </w:p>
     <w:p>
@@ -1758,15 +1906,265 @@
           <w:szCs w:val="28"/>
           <w:lang w:eastAsia="ru-RU"/>
         </w:rPr>
-        <w:t xml:space="preserve">Управляет общей логикой </w:t>
-      </w:r>
-      <w:r>
-        <w:rPr>
-          <w:rFonts w:eastAsia="Times New Roman" w:cs="Times New Roman"/>
-          <w:szCs w:val="28"/>
-          <w:lang w:eastAsia="ru-RU"/>
-        </w:rPr>
-        <w:t>заведения и данными о ресурсах.</w:t>
+        <w:t>Методы:</w:t>
+      </w:r>
+      <w:r>
+        <w:rPr>
+          <w:rFonts w:eastAsia="Times New Roman" w:cs="Times New Roman"/>
+          <w:szCs w:val="28"/>
+          <w:lang w:eastAsia="ru-RU"/>
+        </w:rPr>
+        <w:t xml:space="preserve"> </w:t>
+      </w:r>
+      <w:r>
+        <w:rPr>
+          <w:rFonts w:eastAsia="Times New Roman" w:cs="Times New Roman"/>
+          <w:szCs w:val="28"/>
+          <w:lang w:eastAsia="ru-RU"/>
+        </w:rPr>
+        <w:t xml:space="preserve">Отправить </w:t>
+      </w:r>
+      <w:r>
+        <w:rPr>
+          <w:rFonts w:eastAsia="Times New Roman" w:cs="Times New Roman"/>
+          <w:szCs w:val="28"/>
+          <w:lang w:eastAsia="ru-RU"/>
+        </w:rPr>
+        <w:t>планировку</w:t>
+      </w:r>
+      <w:r>
+        <w:rPr>
+          <w:rFonts w:eastAsia="Times New Roman" w:cs="Times New Roman"/>
+          <w:szCs w:val="28"/>
+          <w:lang w:eastAsia="ru-RU"/>
+        </w:rPr>
+        <w:t xml:space="preserve">: </w:t>
+      </w:r>
+      <w:proofErr w:type="spellStart"/>
+      <w:r>
+        <w:rPr>
+          <w:rFonts w:eastAsia="Times New Roman" w:cs="Times New Roman"/>
+          <w:szCs w:val="28"/>
+          <w:lang w:eastAsia="ru-RU"/>
+        </w:rPr>
+        <w:t>void</w:t>
+      </w:r>
+      <w:proofErr w:type="spellEnd"/>
+      <w:r>
+        <w:rPr>
+          <w:rFonts w:eastAsia="Times New Roman" w:cs="Times New Roman"/>
+          <w:szCs w:val="28"/>
+          <w:lang w:eastAsia="ru-RU"/>
+        </w:rPr>
+        <w:t xml:space="preserve"> – </w:t>
+      </w:r>
+      <w:r>
+        <w:rPr>
+          <w:rFonts w:eastAsia="Times New Roman" w:cs="Times New Roman"/>
+          <w:szCs w:val="28"/>
+          <w:lang w:eastAsia="ru-RU"/>
+        </w:rPr>
+        <w:t>визуа</w:t>
+      </w:r>
+      <w:r>
+        <w:rPr>
+          <w:rFonts w:eastAsia="Times New Roman" w:cs="Times New Roman"/>
+          <w:szCs w:val="28"/>
+          <w:lang w:eastAsia="ru-RU"/>
+        </w:rPr>
+        <w:t xml:space="preserve">лизирует </w:t>
+      </w:r>
+      <w:r>
+        <w:rPr>
+          <w:rFonts w:eastAsia="Times New Roman" w:cs="Times New Roman"/>
+          <w:szCs w:val="28"/>
+          <w:lang w:eastAsia="ru-RU"/>
+        </w:rPr>
+        <w:t xml:space="preserve">схему зала для клиента, </w:t>
+      </w:r>
+      <w:proofErr w:type="gramStart"/>
+      <w:r>
+        <w:rPr>
+          <w:rFonts w:eastAsia="Times New Roman" w:cs="Times New Roman"/>
+          <w:szCs w:val="28"/>
+          <w:lang w:eastAsia="ru-RU"/>
+        </w:rPr>
+        <w:t>Уведомить</w:t>
+      </w:r>
+      <w:proofErr w:type="gramEnd"/>
+      <w:r>
+        <w:rPr>
+          <w:rFonts w:eastAsia="Times New Roman" w:cs="Times New Roman"/>
+          <w:szCs w:val="28"/>
+          <w:lang w:eastAsia="ru-RU"/>
+        </w:rPr>
+        <w:t xml:space="preserve"> за час</w:t>
+      </w:r>
+      <w:r>
+        <w:rPr>
+          <w:rFonts w:eastAsia="Times New Roman" w:cs="Times New Roman"/>
+          <w:szCs w:val="28"/>
+          <w:lang w:eastAsia="ru-RU"/>
+        </w:rPr>
+        <w:t xml:space="preserve">: </w:t>
+      </w:r>
+      <w:proofErr w:type="spellStart"/>
+      <w:r>
+        <w:rPr>
+          <w:rFonts w:eastAsia="Times New Roman" w:cs="Times New Roman"/>
+          <w:szCs w:val="28"/>
+          <w:lang w:eastAsia="ru-RU"/>
+        </w:rPr>
+        <w:t>void</w:t>
+      </w:r>
+      <w:proofErr w:type="spellEnd"/>
+      <w:r>
+        <w:rPr>
+          <w:rFonts w:eastAsia="Times New Roman" w:cs="Times New Roman"/>
+          <w:szCs w:val="28"/>
+          <w:lang w:eastAsia="ru-RU"/>
+        </w:rPr>
+        <w:t xml:space="preserve"> </w:t>
+      </w:r>
+      <w:r>
+        <w:rPr>
+          <w:rFonts w:eastAsia="Times New Roman" w:cs="Times New Roman"/>
+          <w:szCs w:val="28"/>
+          <w:lang w:eastAsia="ru-RU"/>
+        </w:rPr>
+        <w:t xml:space="preserve">– </w:t>
+      </w:r>
+      <w:r>
+        <w:rPr>
+          <w:rFonts w:eastAsia="Times New Roman" w:cs="Times New Roman"/>
+          <w:szCs w:val="28"/>
+          <w:lang w:eastAsia="ru-RU"/>
+        </w:rPr>
+        <w:t>инициирует напо</w:t>
+      </w:r>
+      <w:r>
+        <w:rPr>
+          <w:rFonts w:eastAsia="Times New Roman" w:cs="Times New Roman"/>
+          <w:szCs w:val="28"/>
+          <w:lang w:eastAsia="ru-RU"/>
+        </w:rPr>
+        <w:t xml:space="preserve">минание о визите, </w:t>
+      </w:r>
+      <w:r>
+        <w:rPr>
+          <w:rFonts w:eastAsia="Times New Roman" w:cs="Times New Roman"/>
+          <w:szCs w:val="28"/>
+          <w:lang w:eastAsia="ru-RU"/>
+        </w:rPr>
+        <w:t>Отправить данн</w:t>
+      </w:r>
+      <w:r>
+        <w:rPr>
+          <w:rFonts w:eastAsia="Times New Roman" w:cs="Times New Roman"/>
+          <w:szCs w:val="28"/>
+          <w:lang w:eastAsia="ru-RU"/>
+        </w:rPr>
+        <w:t>ые о свободных и занятых столах</w:t>
+      </w:r>
+      <w:r>
+        <w:rPr>
+          <w:rFonts w:eastAsia="Times New Roman" w:cs="Times New Roman"/>
+          <w:szCs w:val="28"/>
+          <w:lang w:eastAsia="ru-RU"/>
+        </w:rPr>
+        <w:t xml:space="preserve">: </w:t>
+      </w:r>
+      <w:proofErr w:type="spellStart"/>
+      <w:r>
+        <w:rPr>
+          <w:rFonts w:eastAsia="Times New Roman" w:cs="Times New Roman"/>
+          <w:szCs w:val="28"/>
+          <w:lang w:eastAsia="ru-RU"/>
+        </w:rPr>
+        <w:t>void</w:t>
+      </w:r>
+      <w:proofErr w:type="spellEnd"/>
+      <w:r>
+        <w:rPr>
+          <w:rFonts w:eastAsia="Times New Roman" w:cs="Times New Roman"/>
+          <w:szCs w:val="28"/>
+          <w:lang w:eastAsia="ru-RU"/>
+        </w:rPr>
+        <w:t xml:space="preserve"> </w:t>
+      </w:r>
+      <w:r>
+        <w:rPr>
+          <w:rFonts w:eastAsia="Times New Roman" w:cs="Times New Roman"/>
+          <w:szCs w:val="28"/>
+          <w:lang w:eastAsia="ru-RU"/>
+        </w:rPr>
+        <w:t xml:space="preserve">– </w:t>
+      </w:r>
+      <w:r>
+        <w:rPr>
+          <w:rFonts w:eastAsia="Times New Roman" w:cs="Times New Roman"/>
+          <w:szCs w:val="28"/>
+          <w:lang w:eastAsia="ru-RU"/>
+        </w:rPr>
+        <w:t>обновляе</w:t>
+      </w:r>
+      <w:r>
+        <w:rPr>
+          <w:rFonts w:eastAsia="Times New Roman" w:cs="Times New Roman"/>
+          <w:szCs w:val="28"/>
+          <w:lang w:eastAsia="ru-RU"/>
+        </w:rPr>
+        <w:t xml:space="preserve">т информацию о доступности мест, </w:t>
+      </w:r>
+      <w:r>
+        <w:rPr>
+          <w:rFonts w:eastAsia="Times New Roman" w:cs="Times New Roman"/>
+          <w:szCs w:val="28"/>
+          <w:lang w:eastAsia="ru-RU"/>
+        </w:rPr>
+        <w:t>Выдать чек</w:t>
+      </w:r>
+      <w:r>
+        <w:rPr>
+          <w:rFonts w:eastAsia="Times New Roman" w:cs="Times New Roman"/>
+          <w:szCs w:val="28"/>
+          <w:lang w:eastAsia="ru-RU"/>
+        </w:rPr>
+        <w:t xml:space="preserve">: </w:t>
+      </w:r>
+      <w:proofErr w:type="spellStart"/>
+      <w:r>
+        <w:rPr>
+          <w:rFonts w:eastAsia="Times New Roman" w:cs="Times New Roman"/>
+          <w:szCs w:val="28"/>
+          <w:lang w:eastAsia="ru-RU"/>
+        </w:rPr>
+        <w:t>void</w:t>
+      </w:r>
+      <w:proofErr w:type="spellEnd"/>
+      <w:r>
+        <w:rPr>
+          <w:rFonts w:eastAsia="Times New Roman" w:cs="Times New Roman"/>
+          <w:szCs w:val="28"/>
+          <w:lang w:eastAsia="ru-RU"/>
+        </w:rPr>
+        <w:t xml:space="preserve"> </w:t>
+      </w:r>
+      <w:r>
+        <w:rPr>
+          <w:rFonts w:eastAsia="Times New Roman" w:cs="Times New Roman"/>
+          <w:szCs w:val="28"/>
+          <w:lang w:eastAsia="ru-RU"/>
+        </w:rPr>
+        <w:t xml:space="preserve">– </w:t>
+      </w:r>
+      <w:r>
+        <w:rPr>
+          <w:rFonts w:eastAsia="Times New Roman" w:cs="Times New Roman"/>
+          <w:szCs w:val="28"/>
+          <w:lang w:eastAsia="ru-RU"/>
+        </w:rPr>
+        <w:t>формирует итоговый документ для оплаты.</w:t>
       </w:r>
     </w:p>
     <w:p>
@@ -1782,151 +2180,37 @@
       <w:r>
         <w:rPr>
           <w:rFonts w:eastAsia="Times New Roman" w:cs="Times New Roman"/>
-          <w:szCs w:val="28"/>
-          <w:lang w:eastAsia="ru-RU"/>
-        </w:rPr>
-        <w:t>Атрибуты:</w:t>
-      </w:r>
-      <w:r>
-        <w:rPr>
-          <w:rFonts w:eastAsia="Times New Roman" w:cs="Times New Roman"/>
-          <w:szCs w:val="28"/>
-          <w:lang w:eastAsia="ru-RU"/>
-        </w:rPr>
-        <w:t xml:space="preserve"> </w:t>
-      </w:r>
-      <w:r>
-        <w:rPr>
-          <w:rFonts w:eastAsia="Times New Roman" w:cs="Times New Roman"/>
-          <w:szCs w:val="28"/>
-          <w:lang w:eastAsia="ru-RU"/>
-        </w:rPr>
-        <w:t>База данных</w:t>
-      </w:r>
-      <w:r>
-        <w:rPr>
-          <w:rFonts w:eastAsia="Times New Roman" w:cs="Times New Roman"/>
-          <w:szCs w:val="28"/>
-          <w:lang w:eastAsia="ru-RU"/>
-        </w:rPr>
-        <w:t xml:space="preserve">: БД </w:t>
-      </w:r>
-      <w:proofErr w:type="gramStart"/>
-      <w:r>
-        <w:rPr>
-          <w:rFonts w:eastAsia="Times New Roman" w:cs="Times New Roman"/>
-          <w:szCs w:val="28"/>
-          <w:lang w:eastAsia="ru-RU"/>
-        </w:rPr>
-        <w:t>Ресторана[</w:t>
-      </w:r>
-      <w:proofErr w:type="gramEnd"/>
-      <w:r>
-        <w:rPr>
-          <w:rFonts w:eastAsia="Times New Roman" w:cs="Times New Roman"/>
-          <w:szCs w:val="28"/>
-          <w:lang w:eastAsia="ru-RU"/>
-        </w:rPr>
-        <w:t xml:space="preserve">] – массив </w:t>
-      </w:r>
-      <w:r>
-        <w:rPr>
-          <w:rFonts w:eastAsia="Times New Roman" w:cs="Times New Roman"/>
-          <w:szCs w:val="28"/>
-          <w:lang w:eastAsia="ru-RU"/>
-        </w:rPr>
-        <w:t>данны</w:t>
-      </w:r>
-      <w:r>
-        <w:rPr>
-          <w:rFonts w:eastAsia="Times New Roman" w:cs="Times New Roman"/>
-          <w:szCs w:val="28"/>
-          <w:lang w:eastAsia="ru-RU"/>
-        </w:rPr>
-        <w:t xml:space="preserve">х всей системы, </w:t>
-      </w:r>
-      <w:r>
-        <w:rPr>
-          <w:rFonts w:eastAsia="Times New Roman" w:cs="Times New Roman"/>
-          <w:szCs w:val="28"/>
-          <w:lang w:eastAsia="ru-RU"/>
-        </w:rPr>
-        <w:t xml:space="preserve">Планировка </w:t>
-      </w:r>
-      <w:r>
-        <w:rPr>
-          <w:rFonts w:eastAsia="Times New Roman" w:cs="Times New Roman"/>
-          <w:szCs w:val="28"/>
-          <w:lang w:eastAsia="ru-RU"/>
-        </w:rPr>
-        <w:t xml:space="preserve">– </w:t>
-      </w:r>
-      <w:r>
-        <w:rPr>
-          <w:rFonts w:eastAsia="Times New Roman" w:cs="Times New Roman"/>
-          <w:szCs w:val="28"/>
-          <w:lang w:eastAsia="ru-RU"/>
-        </w:rPr>
-        <w:t>графическое или табличное пр</w:t>
-      </w:r>
-      <w:r>
-        <w:rPr>
-          <w:rFonts w:eastAsia="Times New Roman" w:cs="Times New Roman"/>
-          <w:szCs w:val="28"/>
-          <w:lang w:eastAsia="ru-RU"/>
-        </w:rPr>
-        <w:t xml:space="preserve">едставление расположения столов, </w:t>
-      </w:r>
-      <w:r>
-        <w:rPr>
-          <w:rFonts w:eastAsia="Times New Roman" w:cs="Times New Roman"/>
-          <w:szCs w:val="28"/>
-          <w:lang w:eastAsia="ru-RU"/>
-        </w:rPr>
-        <w:t xml:space="preserve">Меню </w:t>
-      </w:r>
-      <w:r>
-        <w:rPr>
-          <w:rFonts w:eastAsia="Times New Roman" w:cs="Times New Roman"/>
-          <w:szCs w:val="28"/>
-          <w:lang w:eastAsia="ru-RU"/>
-        </w:rPr>
-        <w:t xml:space="preserve">– </w:t>
-      </w:r>
-      <w:r>
-        <w:rPr>
-          <w:rFonts w:eastAsia="Times New Roman" w:cs="Times New Roman"/>
-          <w:szCs w:val="28"/>
-          <w:lang w:eastAsia="ru-RU"/>
-        </w:rPr>
-        <w:t>актуальный</w:t>
-      </w:r>
-      <w:r>
-        <w:rPr>
-          <w:rFonts w:eastAsia="Times New Roman" w:cs="Times New Roman"/>
-          <w:szCs w:val="28"/>
-          <w:lang w:eastAsia="ru-RU"/>
-        </w:rPr>
-        <w:t xml:space="preserve"> перечень доступных блюд и цен.</w:t>
-      </w:r>
-      <w:r>
-        <w:rPr>
-          <w:rFonts w:eastAsia="Times New Roman" w:cs="Times New Roman"/>
-          <w:szCs w:val="28"/>
-          <w:lang w:eastAsia="ru-RU"/>
-        </w:rPr>
-        <w:t xml:space="preserve"> График работы – актуальное время работы ресторана. Адрес – место нахождения ресторана</w:t>
-      </w:r>
-      <w:r>
-        <w:rPr>
-          <w:rFonts w:eastAsia="Times New Roman" w:cs="Times New Roman"/>
-          <w:szCs w:val="28"/>
-          <w:lang w:eastAsia="ru-RU"/>
-        </w:rPr>
-        <w:t>.</w:t>
-      </w:r>
-      <w:bookmarkStart w:id="0" w:name="_GoBack"/>
-      <w:bookmarkEnd w:id="0"/>
+          <w:bCs/>
+          <w:szCs w:val="28"/>
+          <w:lang w:eastAsia="ru-RU"/>
+        </w:rPr>
+        <w:t>3. Класс «Платёжная система»</w:t>
+      </w:r>
+      <w:r>
+        <w:rPr>
+          <w:rFonts w:eastAsia="Times New Roman" w:cs="Times New Roman"/>
+          <w:bCs/>
+          <w:szCs w:val="28"/>
+          <w:lang w:eastAsia="ru-RU"/>
+        </w:rPr>
+        <w:t xml:space="preserve"> о</w:t>
+      </w:r>
+      <w:r>
+        <w:rPr>
+          <w:rFonts w:eastAsia="Times New Roman" w:cs="Times New Roman"/>
+          <w:szCs w:val="28"/>
+          <w:lang w:eastAsia="ru-RU"/>
+        </w:rPr>
+        <w:t>твечает за финансовые операции и интеграцию с бонуса</w:t>
+      </w:r>
+      <w:r>
+        <w:rPr>
+          <w:rFonts w:eastAsia="Times New Roman" w:cs="Times New Roman"/>
+          <w:szCs w:val="28"/>
+          <w:lang w:eastAsia="ru-RU"/>
+        </w:rPr>
+        <w:t>ми.</w:t>
+      </w:r>
     </w:p>
     <w:p>
       <w:pPr>
@@ -1944,7 +2228,7 @@
           <w:szCs w:val="28"/>
           <w:lang w:eastAsia="ru-RU"/>
         </w:rPr>
-        <w:t>Методы:</w:t>
+        <w:t>Атрибуты:</w:t>
       </w:r>
       <w:r>
         <w:rPr>
@@ -1960,15 +2244,71 @@
           <w:szCs w:val="28"/>
           <w:lang w:eastAsia="ru-RU"/>
         </w:rPr>
-        <w:t xml:space="preserve">Отправить </w:t>
-      </w:r>
-      <w:r>
-        <w:rPr>
-          <w:rFonts w:eastAsia="Times New Roman" w:cs="Times New Roman"/>
-          <w:szCs w:val="28"/>
-          <w:lang w:eastAsia="ru-RU"/>
-        </w:rPr>
-        <w:t>планировку</w:t>
+        <w:t xml:space="preserve">Способы оплаты </w:t>
+      </w:r>
+      <w:r>
+        <w:rPr>
+          <w:rFonts w:eastAsia="Times New Roman" w:cs="Times New Roman"/>
+          <w:szCs w:val="28"/>
+          <w:lang w:eastAsia="ru-RU"/>
+        </w:rPr>
+        <w:t xml:space="preserve">– </w:t>
+      </w:r>
+      <w:r>
+        <w:rPr>
+          <w:rFonts w:eastAsia="Times New Roman" w:cs="Times New Roman"/>
+          <w:szCs w:val="28"/>
+          <w:lang w:eastAsia="ru-RU"/>
+        </w:rPr>
+        <w:t>перечень до</w:t>
+      </w:r>
+      <w:r>
+        <w:rPr>
+          <w:rFonts w:eastAsia="Times New Roman" w:cs="Times New Roman"/>
+          <w:szCs w:val="28"/>
+          <w:lang w:eastAsia="ru-RU"/>
+        </w:rPr>
+        <w:t xml:space="preserve">ступных методов, </w:t>
+      </w:r>
+      <w:r>
+        <w:rPr>
+          <w:rFonts w:eastAsia="Times New Roman" w:cs="Times New Roman"/>
+          <w:szCs w:val="28"/>
+          <w:lang w:eastAsia="ru-RU"/>
+        </w:rPr>
+        <w:t xml:space="preserve">Реквизиты карты </w:t>
+      </w:r>
+      <w:r>
+        <w:rPr>
+          <w:rFonts w:eastAsia="Times New Roman" w:cs="Times New Roman"/>
+          <w:szCs w:val="28"/>
+          <w:lang w:eastAsia="ru-RU"/>
+        </w:rPr>
+        <w:t xml:space="preserve">– </w:t>
+      </w:r>
+      <w:r>
+        <w:rPr>
+          <w:rFonts w:eastAsia="Times New Roman" w:cs="Times New Roman"/>
+          <w:szCs w:val="28"/>
+          <w:lang w:eastAsia="ru-RU"/>
+        </w:rPr>
+        <w:t>зашифрованные д</w:t>
+      </w:r>
+      <w:r>
+        <w:rPr>
+          <w:rFonts w:eastAsia="Times New Roman" w:cs="Times New Roman"/>
+          <w:szCs w:val="28"/>
+          <w:lang w:eastAsia="ru-RU"/>
+        </w:rPr>
+        <w:t xml:space="preserve">анные для проведения транзакции, </w:t>
+      </w:r>
+      <w:r>
+        <w:rPr>
+          <w:rFonts w:eastAsia="Times New Roman" w:cs="Times New Roman"/>
+          <w:szCs w:val="28"/>
+          <w:lang w:eastAsia="ru-RU"/>
+        </w:rPr>
+        <w:t>Итоговая сумма</w:t>
       </w:r>
       <w:r>
         <w:rPr>
@@ -1985,7 +2325,7 @@
           <w:szCs w:val="28"/>
           <w:lang w:eastAsia="ru-RU"/>
         </w:rPr>
-        <w:t>void</w:t>
+        <w:t>int</w:t>
       </w:r>
       <w:proofErr w:type="spellEnd"/>
       <w:r>
@@ -1994,74 +2334,6 @@
           <w:szCs w:val="28"/>
           <w:lang w:eastAsia="ru-RU"/>
         </w:rPr>
-        <w:t xml:space="preserve"> – </w:t>
-      </w:r>
-      <w:r>
-        <w:rPr>
-          <w:rFonts w:eastAsia="Times New Roman" w:cs="Times New Roman"/>
-          <w:szCs w:val="28"/>
-          <w:lang w:eastAsia="ru-RU"/>
-        </w:rPr>
-        <w:t>визуа</w:t>
-      </w:r>
-      <w:r>
-        <w:rPr>
-          <w:rFonts w:eastAsia="Times New Roman" w:cs="Times New Roman"/>
-          <w:szCs w:val="28"/>
-          <w:lang w:eastAsia="ru-RU"/>
-        </w:rPr>
-        <w:t xml:space="preserve">лизирует </w:t>
-      </w:r>
-      <w:r>
-        <w:rPr>
-          <w:rFonts w:eastAsia="Times New Roman" w:cs="Times New Roman"/>
-          <w:szCs w:val="28"/>
-          <w:lang w:eastAsia="ru-RU"/>
-        </w:rPr>
-        <w:t xml:space="preserve">схему зала для клиента, </w:t>
-      </w:r>
-      <w:proofErr w:type="gramStart"/>
-      <w:r>
-        <w:rPr>
-          <w:rFonts w:eastAsia="Times New Roman" w:cs="Times New Roman"/>
-          <w:szCs w:val="28"/>
-          <w:lang w:eastAsia="ru-RU"/>
-        </w:rPr>
-        <w:t>Уведомить</w:t>
-      </w:r>
-      <w:proofErr w:type="gramEnd"/>
-      <w:r>
-        <w:rPr>
-          <w:rFonts w:eastAsia="Times New Roman" w:cs="Times New Roman"/>
-          <w:szCs w:val="28"/>
-          <w:lang w:eastAsia="ru-RU"/>
-        </w:rPr>
-        <w:t xml:space="preserve"> за час</w:t>
-      </w:r>
-      <w:r>
-        <w:rPr>
-          <w:rFonts w:eastAsia="Times New Roman" w:cs="Times New Roman"/>
-          <w:szCs w:val="28"/>
-          <w:lang w:eastAsia="ru-RU"/>
-        </w:rPr>
-        <w:t xml:space="preserve">: </w:t>
-      </w:r>
-      <w:proofErr w:type="spellStart"/>
-      <w:r>
-        <w:rPr>
-          <w:rFonts w:eastAsia="Times New Roman" w:cs="Times New Roman"/>
-          <w:szCs w:val="28"/>
-          <w:lang w:eastAsia="ru-RU"/>
-        </w:rPr>
-        <w:t>void</w:t>
-      </w:r>
-      <w:proofErr w:type="spellEnd"/>
-      <w:r>
-        <w:rPr>
-          <w:rFonts w:eastAsia="Times New Roman" w:cs="Times New Roman"/>
-          <w:szCs w:val="28"/>
-          <w:lang w:eastAsia="ru-RU"/>
-        </w:rPr>
         <w:t xml:space="preserve"> </w:t>
       </w:r>
       <w:r>
@@ -2078,131 +2350,15 @@
           <w:szCs w:val="28"/>
           <w:lang w:eastAsia="ru-RU"/>
         </w:rPr>
-        <w:t>инициирует напо</w:t>
-      </w:r>
-      <w:r>
-        <w:rPr>
-          <w:rFonts w:eastAsia="Times New Roman" w:cs="Times New Roman"/>
-          <w:szCs w:val="28"/>
-          <w:lang w:eastAsia="ru-RU"/>
-        </w:rPr>
-        <w:t xml:space="preserve">минание о визите, </w:t>
-      </w:r>
-      <w:r>
-        <w:rPr>
-          <w:rFonts w:eastAsia="Times New Roman" w:cs="Times New Roman"/>
-          <w:szCs w:val="28"/>
-          <w:lang w:eastAsia="ru-RU"/>
-        </w:rPr>
-        <w:t>Отправить данн</w:t>
-      </w:r>
-      <w:r>
-        <w:rPr>
-          <w:rFonts w:eastAsia="Times New Roman" w:cs="Times New Roman"/>
-          <w:szCs w:val="28"/>
-          <w:lang w:eastAsia="ru-RU"/>
-        </w:rPr>
-        <w:t>ые о свободных и занятых столах</w:t>
-      </w:r>
-      <w:r>
-        <w:rPr>
-          <w:rFonts w:eastAsia="Times New Roman" w:cs="Times New Roman"/>
-          <w:szCs w:val="28"/>
-          <w:lang w:eastAsia="ru-RU"/>
-        </w:rPr>
-        <w:t xml:space="preserve">: </w:t>
-      </w:r>
-      <w:proofErr w:type="spellStart"/>
-      <w:r>
-        <w:rPr>
-          <w:rFonts w:eastAsia="Times New Roman" w:cs="Times New Roman"/>
-          <w:szCs w:val="28"/>
-          <w:lang w:eastAsia="ru-RU"/>
-        </w:rPr>
-        <w:t>void</w:t>
-      </w:r>
-      <w:proofErr w:type="spellEnd"/>
-      <w:r>
-        <w:rPr>
-          <w:rFonts w:eastAsia="Times New Roman" w:cs="Times New Roman"/>
-          <w:szCs w:val="28"/>
-          <w:lang w:eastAsia="ru-RU"/>
-        </w:rPr>
-        <w:t xml:space="preserve"> </w:t>
-      </w:r>
-      <w:r>
-        <w:rPr>
-          <w:rFonts w:eastAsia="Times New Roman" w:cs="Times New Roman"/>
-          <w:szCs w:val="28"/>
-          <w:lang w:eastAsia="ru-RU"/>
-        </w:rPr>
-        <w:t xml:space="preserve">– </w:t>
-      </w:r>
-      <w:r>
-        <w:rPr>
-          <w:rFonts w:eastAsia="Times New Roman" w:cs="Times New Roman"/>
-          <w:szCs w:val="28"/>
-          <w:lang w:eastAsia="ru-RU"/>
-        </w:rPr>
-        <w:t>обновляе</w:t>
-      </w:r>
-      <w:r>
-        <w:rPr>
-          <w:rFonts w:eastAsia="Times New Roman" w:cs="Times New Roman"/>
-          <w:szCs w:val="28"/>
-          <w:lang w:eastAsia="ru-RU"/>
-        </w:rPr>
-        <w:t xml:space="preserve">т информацию о доступности мест, </w:t>
-      </w:r>
-      <w:r>
-        <w:rPr>
-          <w:rFonts w:eastAsia="Times New Roman" w:cs="Times New Roman"/>
-          <w:szCs w:val="28"/>
-          <w:lang w:eastAsia="ru-RU"/>
-        </w:rPr>
-        <w:t>Выдать чек</w:t>
-      </w:r>
-      <w:r>
-        <w:rPr>
-          <w:rFonts w:eastAsia="Times New Roman" w:cs="Times New Roman"/>
-          <w:szCs w:val="28"/>
-          <w:lang w:eastAsia="ru-RU"/>
-        </w:rPr>
-        <w:t xml:space="preserve">: </w:t>
-      </w:r>
-      <w:proofErr w:type="spellStart"/>
-      <w:r>
-        <w:rPr>
-          <w:rFonts w:eastAsia="Times New Roman" w:cs="Times New Roman"/>
-          <w:szCs w:val="28"/>
-          <w:lang w:eastAsia="ru-RU"/>
-        </w:rPr>
-        <w:t>void</w:t>
-      </w:r>
-      <w:proofErr w:type="spellEnd"/>
-      <w:r>
-        <w:rPr>
-          <w:rFonts w:eastAsia="Times New Roman" w:cs="Times New Roman"/>
-          <w:szCs w:val="28"/>
-          <w:lang w:eastAsia="ru-RU"/>
-        </w:rPr>
-        <w:t xml:space="preserve"> </w:t>
-      </w:r>
-      <w:r>
-        <w:rPr>
-          <w:rFonts w:eastAsia="Times New Roman" w:cs="Times New Roman"/>
-          <w:szCs w:val="28"/>
-          <w:lang w:eastAsia="ru-RU"/>
-        </w:rPr>
-        <w:t xml:space="preserve">– </w:t>
-      </w:r>
-      <w:r>
-        <w:rPr>
-          <w:rFonts w:eastAsia="Times New Roman" w:cs="Times New Roman"/>
-          <w:szCs w:val="28"/>
-          <w:lang w:eastAsia="ru-RU"/>
-        </w:rPr>
-        <w:t>формирует итоговый документ для оплаты.</w:t>
+        <w:t>финальн</w:t>
+      </w:r>
+      <w:r>
+        <w:rPr>
+          <w:rFonts w:eastAsia="Times New Roman" w:cs="Times New Roman"/>
+          <w:szCs w:val="28"/>
+          <w:lang w:eastAsia="ru-RU"/>
+        </w:rPr>
+        <w:t>ая стоимость заказа к списанию.</w:t>
       </w:r>
     </w:p>
     <w:p>
@@ -2218,11 +2374,260 @@
       <w:r>
         <w:rPr>
           <w:rFonts w:eastAsia="Times New Roman" w:cs="Times New Roman"/>
-          <w:bCs/>
-          <w:szCs w:val="28"/>
-          <w:lang w:eastAsia="ru-RU"/>
-        </w:rPr>
-        <w:t>3. Класс «Платёжная система»</w:t>
+          <w:szCs w:val="28"/>
+          <w:lang w:eastAsia="ru-RU"/>
+        </w:rPr>
+        <w:t>Методы:</w:t>
+      </w:r>
+      <w:r>
+        <w:rPr>
+          <w:rFonts w:eastAsia="Times New Roman" w:cs="Times New Roman"/>
+          <w:szCs w:val="28"/>
+          <w:lang w:eastAsia="ru-RU"/>
+        </w:rPr>
+        <w:t xml:space="preserve"> </w:t>
+      </w:r>
+      <w:r>
+        <w:rPr>
+          <w:rFonts w:eastAsia="Times New Roman" w:cs="Times New Roman"/>
+          <w:szCs w:val="28"/>
+          <w:lang w:eastAsia="ru-RU"/>
+        </w:rPr>
+        <w:t>Уведомление об успешной оплате</w:t>
+      </w:r>
+      <w:r>
+        <w:rPr>
+          <w:rFonts w:eastAsia="Times New Roman" w:cs="Times New Roman"/>
+          <w:szCs w:val="28"/>
+          <w:lang w:eastAsia="ru-RU"/>
+        </w:rPr>
+        <w:t xml:space="preserve">: </w:t>
+      </w:r>
+      <w:proofErr w:type="spellStart"/>
+      <w:r>
+        <w:rPr>
+          <w:rFonts w:eastAsia="Times New Roman" w:cs="Times New Roman"/>
+          <w:szCs w:val="28"/>
+          <w:lang w:eastAsia="ru-RU"/>
+        </w:rPr>
+        <w:t>void</w:t>
+      </w:r>
+      <w:proofErr w:type="spellEnd"/>
+      <w:r>
+        <w:rPr>
+          <w:rFonts w:eastAsia="Times New Roman" w:cs="Times New Roman"/>
+          <w:szCs w:val="28"/>
+          <w:lang w:eastAsia="ru-RU"/>
+        </w:rPr>
+        <w:t xml:space="preserve"> </w:t>
+      </w:r>
+      <w:r>
+        <w:rPr>
+          <w:rFonts w:eastAsia="Times New Roman" w:cs="Times New Roman"/>
+          <w:szCs w:val="28"/>
+          <w:lang w:eastAsia="ru-RU"/>
+        </w:rPr>
+        <w:t xml:space="preserve">– </w:t>
+      </w:r>
+      <w:r>
+        <w:rPr>
+          <w:rFonts w:eastAsia="Times New Roman" w:cs="Times New Roman"/>
+          <w:szCs w:val="28"/>
+          <w:lang w:eastAsia="ru-RU"/>
+        </w:rPr>
+        <w:t>под</w:t>
+      </w:r>
+      <w:r>
+        <w:rPr>
+          <w:rFonts w:eastAsia="Times New Roman" w:cs="Times New Roman"/>
+          <w:szCs w:val="28"/>
+          <w:lang w:eastAsia="ru-RU"/>
+        </w:rPr>
+        <w:t xml:space="preserve">тверждает факт списания средств, </w:t>
+      </w:r>
+      <w:r>
+        <w:rPr>
+          <w:rFonts w:eastAsia="Times New Roman" w:cs="Times New Roman"/>
+          <w:szCs w:val="28"/>
+          <w:lang w:eastAsia="ru-RU"/>
+        </w:rPr>
+        <w:t>Проверка реквизитов</w:t>
+      </w:r>
+      <w:r>
+        <w:rPr>
+          <w:rFonts w:eastAsia="Times New Roman" w:cs="Times New Roman"/>
+          <w:szCs w:val="28"/>
+          <w:lang w:eastAsia="ru-RU"/>
+        </w:rPr>
+        <w:t xml:space="preserve">: </w:t>
+      </w:r>
+      <w:proofErr w:type="spellStart"/>
+      <w:r>
+        <w:rPr>
+          <w:rFonts w:eastAsia="Times New Roman" w:cs="Times New Roman"/>
+          <w:szCs w:val="28"/>
+          <w:lang w:eastAsia="ru-RU"/>
+        </w:rPr>
+        <w:t>void</w:t>
+      </w:r>
+      <w:proofErr w:type="spellEnd"/>
+      <w:r>
+        <w:rPr>
+          <w:rFonts w:eastAsia="Times New Roman" w:cs="Times New Roman"/>
+          <w:szCs w:val="28"/>
+          <w:lang w:eastAsia="ru-RU"/>
+        </w:rPr>
+        <w:t xml:space="preserve"> </w:t>
+      </w:r>
+      <w:r>
+        <w:rPr>
+          <w:rFonts w:eastAsia="Times New Roman" w:cs="Times New Roman"/>
+          <w:szCs w:val="28"/>
+          <w:lang w:eastAsia="ru-RU"/>
+        </w:rPr>
+        <w:t xml:space="preserve">– </w:t>
+      </w:r>
+      <w:r>
+        <w:rPr>
+          <w:rFonts w:eastAsia="Times New Roman" w:cs="Times New Roman"/>
+          <w:szCs w:val="28"/>
+          <w:lang w:eastAsia="ru-RU"/>
+        </w:rPr>
+        <w:t>вериф</w:t>
+      </w:r>
+      <w:r>
+        <w:rPr>
+          <w:rFonts w:eastAsia="Times New Roman" w:cs="Times New Roman"/>
+          <w:szCs w:val="28"/>
+          <w:lang w:eastAsia="ru-RU"/>
+        </w:rPr>
+        <w:t xml:space="preserve">ицирует данные банковской карты, </w:t>
+      </w:r>
+      <w:r>
+        <w:rPr>
+          <w:rFonts w:eastAsia="Times New Roman" w:cs="Times New Roman"/>
+          <w:szCs w:val="28"/>
+          <w:lang w:eastAsia="ru-RU"/>
+        </w:rPr>
+        <w:t>Начислить 5 процентов от суммы че</w:t>
+      </w:r>
+      <w:r>
+        <w:rPr>
+          <w:rFonts w:eastAsia="Times New Roman" w:cs="Times New Roman"/>
+          <w:szCs w:val="28"/>
+          <w:lang w:eastAsia="ru-RU"/>
+        </w:rPr>
+        <w:t>ка в бонусную систему ресторана</w:t>
+      </w:r>
+      <w:r>
+        <w:rPr>
+          <w:rFonts w:eastAsia="Times New Roman" w:cs="Times New Roman"/>
+          <w:szCs w:val="28"/>
+          <w:lang w:eastAsia="ru-RU"/>
+        </w:rPr>
+        <w:t xml:space="preserve">: </w:t>
+      </w:r>
+      <w:proofErr w:type="spellStart"/>
+      <w:r>
+        <w:rPr>
+          <w:rFonts w:eastAsia="Times New Roman" w:cs="Times New Roman"/>
+          <w:szCs w:val="28"/>
+          <w:lang w:eastAsia="ru-RU"/>
+        </w:rPr>
+        <w:t>void</w:t>
+      </w:r>
+      <w:proofErr w:type="spellEnd"/>
+      <w:r>
+        <w:rPr>
+          <w:rFonts w:eastAsia="Times New Roman" w:cs="Times New Roman"/>
+          <w:szCs w:val="28"/>
+          <w:lang w:eastAsia="ru-RU"/>
+        </w:rPr>
+        <w:t xml:space="preserve"> </w:t>
+      </w:r>
+      <w:r>
+        <w:rPr>
+          <w:rFonts w:eastAsia="Times New Roman" w:cs="Times New Roman"/>
+          <w:szCs w:val="28"/>
+          <w:lang w:eastAsia="ru-RU"/>
+        </w:rPr>
+        <w:t xml:space="preserve">– </w:t>
+      </w:r>
+      <w:r>
+        <w:rPr>
+          <w:rFonts w:eastAsia="Times New Roman" w:cs="Times New Roman"/>
+          <w:szCs w:val="28"/>
+          <w:lang w:eastAsia="ru-RU"/>
+        </w:rPr>
+        <w:t xml:space="preserve">рассчитывает и переводит </w:t>
+      </w:r>
+      <w:proofErr w:type="spellStart"/>
+      <w:r>
+        <w:rPr>
+          <w:rFonts w:eastAsia="Times New Roman" w:cs="Times New Roman"/>
+          <w:szCs w:val="28"/>
+          <w:lang w:eastAsia="ru-RU"/>
+        </w:rPr>
+        <w:t>кэшбэк</w:t>
+      </w:r>
+      <w:proofErr w:type="spellEnd"/>
+      <w:r>
+        <w:rPr>
+          <w:rFonts w:eastAsia="Times New Roman" w:cs="Times New Roman"/>
+          <w:szCs w:val="28"/>
+          <w:lang w:eastAsia="ru-RU"/>
+        </w:rPr>
+        <w:t xml:space="preserve">, </w:t>
+      </w:r>
+      <w:r>
+        <w:rPr>
+          <w:rFonts w:eastAsia="Times New Roman" w:cs="Times New Roman"/>
+          <w:szCs w:val="28"/>
+          <w:lang w:eastAsia="ru-RU"/>
+        </w:rPr>
+        <w:t>Передача итоговой суммы</w:t>
+      </w:r>
+      <w:r>
+        <w:rPr>
+          <w:rFonts w:eastAsia="Times New Roman" w:cs="Times New Roman"/>
+          <w:szCs w:val="28"/>
+          <w:lang w:eastAsia="ru-RU"/>
+        </w:rPr>
+        <w:t xml:space="preserve">: </w:t>
+      </w:r>
+      <w:proofErr w:type="spellStart"/>
+      <w:r>
+        <w:rPr>
+          <w:rFonts w:eastAsia="Times New Roman" w:cs="Times New Roman"/>
+          <w:szCs w:val="28"/>
+          <w:lang w:eastAsia="ru-RU"/>
+        </w:rPr>
+        <w:t>void</w:t>
+      </w:r>
+      <w:proofErr w:type="spellEnd"/>
+      <w:r>
+        <w:rPr>
+          <w:rFonts w:eastAsia="Times New Roman" w:cs="Times New Roman"/>
+          <w:szCs w:val="28"/>
+          <w:lang w:eastAsia="ru-RU"/>
+        </w:rPr>
+        <w:t xml:space="preserve"> </w:t>
+      </w:r>
+      <w:r>
+        <w:rPr>
+          <w:rFonts w:eastAsia="Times New Roman" w:cs="Times New Roman"/>
+          <w:szCs w:val="28"/>
+          <w:lang w:eastAsia="ru-RU"/>
+        </w:rPr>
+        <w:t xml:space="preserve">– </w:t>
+      </w:r>
+      <w:r>
+        <w:rPr>
+          <w:rFonts w:eastAsia="Times New Roman" w:cs="Times New Roman"/>
+          <w:szCs w:val="28"/>
+          <w:lang w:eastAsia="ru-RU"/>
+        </w:rPr>
+        <w:t>отправляет данные о транзакции в базу данных.</w:t>
       </w:r>
     </w:p>
     <w:p>
@@ -2238,18 +2643,35 @@
       <w:r>
         <w:rPr>
           <w:rFonts w:eastAsia="Times New Roman" w:cs="Times New Roman"/>
-          <w:szCs w:val="28"/>
-          <w:lang w:eastAsia="ru-RU"/>
-        </w:rPr>
-        <w:t>Отвечает за финансовые операции и интеграцию с бонуса</w:t>
-      </w:r>
-      <w:r>
-        <w:rPr>
-          <w:rFonts w:eastAsia="Times New Roman" w:cs="Times New Roman"/>
-          <w:szCs w:val="28"/>
-          <w:lang w:eastAsia="ru-RU"/>
-        </w:rPr>
-        <w:t>ми.</w:t>
+          <w:bCs/>
+          <w:szCs w:val="28"/>
+          <w:lang w:eastAsia="ru-RU"/>
+        </w:rPr>
+        <w:t>4. Класс «Заказ»</w:t>
+      </w:r>
+      <w:r>
+        <w:rPr>
+          <w:rFonts w:eastAsia="Times New Roman" w:cs="Times New Roman"/>
+          <w:szCs w:val="28"/>
+          <w:lang w:eastAsia="ru-RU"/>
+        </w:rPr>
+        <w:t xml:space="preserve"> </w:t>
+      </w:r>
+      <w:r>
+        <w:rPr>
+          <w:rFonts w:eastAsia="Times New Roman" w:cs="Times New Roman"/>
+          <w:szCs w:val="28"/>
+          <w:lang w:eastAsia="ru-RU"/>
+        </w:rPr>
+        <w:t>Содержит информацию о выбран</w:t>
+      </w:r>
+      <w:r>
+        <w:rPr>
+          <w:rFonts w:eastAsia="Times New Roman" w:cs="Times New Roman"/>
+          <w:szCs w:val="28"/>
+          <w:lang w:eastAsia="ru-RU"/>
+        </w:rPr>
+        <w:t>ных позициях и деталях покупки.</w:t>
       </w:r>
     </w:p>
     <w:p>
@@ -2284,7 +2706,15 @@
           <w:szCs w:val="28"/>
           <w:lang w:eastAsia="ru-RU"/>
         </w:rPr>
-        <w:t xml:space="preserve">Способы оплаты </w:t>
+        <w:t>Идентификатор зака</w:t>
+      </w:r>
+      <w:r>
+        <w:rPr>
+          <w:rFonts w:eastAsia="Times New Roman" w:cs="Times New Roman"/>
+          <w:szCs w:val="28"/>
+          <w:lang w:eastAsia="ru-RU"/>
+        </w:rPr>
+        <w:t xml:space="preserve">за </w:t>
       </w:r>
       <w:r>
         <w:rPr>
@@ -2300,23 +2730,41 @@
           <w:szCs w:val="28"/>
           <w:lang w:eastAsia="ru-RU"/>
         </w:rPr>
-        <w:t>перечень до</w:t>
-      </w:r>
-      <w:r>
-        <w:rPr>
-          <w:rFonts w:eastAsia="Times New Roman" w:cs="Times New Roman"/>
-          <w:szCs w:val="28"/>
-          <w:lang w:eastAsia="ru-RU"/>
-        </w:rPr>
-        <w:t xml:space="preserve">ступных методов, </w:t>
-      </w:r>
-      <w:r>
-        <w:rPr>
-          <w:rFonts w:eastAsia="Times New Roman" w:cs="Times New Roman"/>
-          <w:szCs w:val="28"/>
-          <w:lang w:eastAsia="ru-RU"/>
-        </w:rPr>
-        <w:t xml:space="preserve">Реквизиты карты </w:t>
+        <w:t xml:space="preserve">уникальный номер в системе, </w:t>
+      </w:r>
+      <w:r>
+        <w:rPr>
+          <w:rFonts w:eastAsia="Times New Roman" w:cs="Times New Roman"/>
+          <w:szCs w:val="28"/>
+          <w:lang w:eastAsia="ru-RU"/>
+        </w:rPr>
+        <w:t>Дата заказа</w:t>
+      </w:r>
+      <w:r>
+        <w:rPr>
+          <w:rFonts w:eastAsia="Times New Roman" w:cs="Times New Roman"/>
+          <w:szCs w:val="28"/>
+          <w:lang w:eastAsia="ru-RU"/>
+        </w:rPr>
+        <w:t xml:space="preserve">: </w:t>
+      </w:r>
+      <w:proofErr w:type="spellStart"/>
+      <w:r>
+        <w:rPr>
+          <w:rFonts w:eastAsia="Times New Roman" w:cs="Times New Roman"/>
+          <w:szCs w:val="28"/>
+          <w:lang w:eastAsia="ru-RU"/>
+        </w:rPr>
+        <w:t>data</w:t>
+      </w:r>
+      <w:proofErr w:type="spellEnd"/>
+      <w:r>
+        <w:rPr>
+          <w:rFonts w:eastAsia="Times New Roman" w:cs="Times New Roman"/>
+          <w:szCs w:val="28"/>
+          <w:lang w:eastAsia="ru-RU"/>
+        </w:rPr>
+        <w:t xml:space="preserve"> </w:t>
       </w:r>
       <w:r>
         <w:rPr>
@@ -2332,15 +2780,73 @@
           <w:szCs w:val="28"/>
           <w:lang w:eastAsia="ru-RU"/>
         </w:rPr>
-        <w:t>зашифрованные д</w:t>
-      </w:r>
-      <w:r>
-        <w:rPr>
-          <w:rFonts w:eastAsia="Times New Roman" w:cs="Times New Roman"/>
-          <w:szCs w:val="28"/>
-          <w:lang w:eastAsia="ru-RU"/>
-        </w:rPr>
-        <w:t xml:space="preserve">анные для проведения транзакции, </w:t>
+        <w:t>число и месяц совершения</w:t>
+      </w:r>
+      <w:r>
+        <w:rPr>
+          <w:rFonts w:eastAsia="Times New Roman" w:cs="Times New Roman"/>
+          <w:szCs w:val="28"/>
+          <w:lang w:eastAsia="ru-RU"/>
+        </w:rPr>
+        <w:t xml:space="preserve"> заказа, </w:t>
+      </w:r>
+      <w:r>
+        <w:rPr>
+          <w:rFonts w:eastAsia="Times New Roman" w:cs="Times New Roman"/>
+          <w:szCs w:val="28"/>
+          <w:lang w:eastAsia="ru-RU"/>
+        </w:rPr>
+        <w:t>Позиции в заказе</w:t>
+      </w:r>
+      <w:r>
+        <w:rPr>
+          <w:rFonts w:eastAsia="Times New Roman" w:cs="Times New Roman"/>
+          <w:szCs w:val="28"/>
+          <w:lang w:eastAsia="ru-RU"/>
+        </w:rPr>
+        <w:t xml:space="preserve">: </w:t>
+      </w:r>
+      <w:proofErr w:type="spellStart"/>
+      <w:r>
+        <w:rPr>
+          <w:rFonts w:eastAsia="Times New Roman" w:cs="Times New Roman"/>
+          <w:szCs w:val="28"/>
+          <w:lang w:eastAsia="ru-RU"/>
+        </w:rPr>
+        <w:t>int</w:t>
+      </w:r>
+      <w:proofErr w:type="spellEnd"/>
+      <w:r>
+        <w:rPr>
+          <w:rFonts w:eastAsia="Times New Roman" w:cs="Times New Roman"/>
+          <w:szCs w:val="28"/>
+          <w:lang w:eastAsia="ru-RU"/>
+        </w:rPr>
+        <w:t xml:space="preserve"> </w:t>
+      </w:r>
+      <w:r>
+        <w:rPr>
+          <w:rFonts w:eastAsia="Times New Roman" w:cs="Times New Roman"/>
+          <w:szCs w:val="28"/>
+          <w:lang w:eastAsia="ru-RU"/>
+        </w:rPr>
+        <w:t xml:space="preserve">– </w:t>
+      </w:r>
+      <w:r>
+        <w:rPr>
+          <w:rFonts w:eastAsia="Times New Roman" w:cs="Times New Roman"/>
+          <w:szCs w:val="28"/>
+          <w:lang w:eastAsia="ru-RU"/>
+        </w:rPr>
+        <w:t>количе</w:t>
+      </w:r>
+      <w:r>
+        <w:rPr>
+          <w:rFonts w:eastAsia="Times New Roman" w:cs="Times New Roman"/>
+          <w:szCs w:val="28"/>
+          <w:lang w:eastAsia="ru-RU"/>
+        </w:rPr>
+        <w:t xml:space="preserve">ство выбранных блюд или товаров, </w:t>
       </w:r>
       <w:r>
         <w:rPr>
@@ -2390,15 +2896,7 @@
           <w:szCs w:val="28"/>
           <w:lang w:eastAsia="ru-RU"/>
         </w:rPr>
-        <w:t>финальн</w:t>
-      </w:r>
-      <w:r>
-        <w:rPr>
-          <w:rFonts w:eastAsia="Times New Roman" w:cs="Times New Roman"/>
-          <w:szCs w:val="28"/>
-          <w:lang w:eastAsia="ru-RU"/>
-        </w:rPr>
-        <w:t>ая стоимость заказа к списанию.</w:t>
+        <w:t>стоимость всех позиций.</w:t>
       </w:r>
     </w:p>
     <w:p>
@@ -2417,7 +2915,6 @@
           <w:szCs w:val="28"/>
           <w:lang w:eastAsia="ru-RU"/>
         </w:rPr>
-        <w:lastRenderedPageBreak/>
         <w:t>Методы:</w:t>
       </w:r>
       <w:r>
@@ -2434,7 +2931,7 @@
           <w:szCs w:val="28"/>
           <w:lang w:eastAsia="ru-RU"/>
         </w:rPr>
-        <w:t>Уведомление об успешной оплате</w:t>
+        <w:t>Передача итоговой суммы</w:t>
       </w:r>
       <w:r>
         <w:rPr>
@@ -2476,199 +2973,7 @@
           <w:szCs w:val="28"/>
           <w:lang w:eastAsia="ru-RU"/>
         </w:rPr>
-        <w:t>под</w:t>
-      </w:r>
-      <w:r>
-        <w:rPr>
-          <w:rFonts w:eastAsia="Times New Roman" w:cs="Times New Roman"/>
-          <w:szCs w:val="28"/>
-          <w:lang w:eastAsia="ru-RU"/>
-        </w:rPr>
-        <w:t xml:space="preserve">тверждает факт списания средств, </w:t>
-      </w:r>
-      <w:r>
-        <w:rPr>
-          <w:rFonts w:eastAsia="Times New Roman" w:cs="Times New Roman"/>
-          <w:szCs w:val="28"/>
-          <w:lang w:eastAsia="ru-RU"/>
-        </w:rPr>
-        <w:t>Проверка реквизитов</w:t>
-      </w:r>
-      <w:r>
-        <w:rPr>
-          <w:rFonts w:eastAsia="Times New Roman" w:cs="Times New Roman"/>
-          <w:szCs w:val="28"/>
-          <w:lang w:eastAsia="ru-RU"/>
-        </w:rPr>
-        <w:t xml:space="preserve">: </w:t>
-      </w:r>
-      <w:proofErr w:type="spellStart"/>
-      <w:r>
-        <w:rPr>
-          <w:rFonts w:eastAsia="Times New Roman" w:cs="Times New Roman"/>
-          <w:szCs w:val="28"/>
-          <w:lang w:eastAsia="ru-RU"/>
-        </w:rPr>
-        <w:t>void</w:t>
-      </w:r>
-      <w:proofErr w:type="spellEnd"/>
-      <w:r>
-        <w:rPr>
-          <w:rFonts w:eastAsia="Times New Roman" w:cs="Times New Roman"/>
-          <w:szCs w:val="28"/>
-          <w:lang w:eastAsia="ru-RU"/>
-        </w:rPr>
-        <w:t xml:space="preserve"> </w:t>
-      </w:r>
-      <w:r>
-        <w:rPr>
-          <w:rFonts w:eastAsia="Times New Roman" w:cs="Times New Roman"/>
-          <w:szCs w:val="28"/>
-          <w:lang w:eastAsia="ru-RU"/>
-        </w:rPr>
-        <w:t xml:space="preserve">– </w:t>
-      </w:r>
-      <w:r>
-        <w:rPr>
-          <w:rFonts w:eastAsia="Times New Roman" w:cs="Times New Roman"/>
-          <w:szCs w:val="28"/>
-          <w:lang w:eastAsia="ru-RU"/>
-        </w:rPr>
-        <w:t>вериф</w:t>
-      </w:r>
-      <w:r>
-        <w:rPr>
-          <w:rFonts w:eastAsia="Times New Roman" w:cs="Times New Roman"/>
-          <w:szCs w:val="28"/>
-          <w:lang w:eastAsia="ru-RU"/>
-        </w:rPr>
-        <w:t xml:space="preserve">ицирует данные банковской карты, </w:t>
-      </w:r>
-      <w:r>
-        <w:rPr>
-          <w:rFonts w:eastAsia="Times New Roman" w:cs="Times New Roman"/>
-          <w:szCs w:val="28"/>
-          <w:lang w:eastAsia="ru-RU"/>
-        </w:rPr>
-        <w:t>Начислить 5 процентов от суммы че</w:t>
-      </w:r>
-      <w:r>
-        <w:rPr>
-          <w:rFonts w:eastAsia="Times New Roman" w:cs="Times New Roman"/>
-          <w:szCs w:val="28"/>
-          <w:lang w:eastAsia="ru-RU"/>
-        </w:rPr>
-        <w:t>ка в бонусную систему ресторана</w:t>
-      </w:r>
-      <w:r>
-        <w:rPr>
-          <w:rFonts w:eastAsia="Times New Roman" w:cs="Times New Roman"/>
-          <w:szCs w:val="28"/>
-          <w:lang w:eastAsia="ru-RU"/>
-        </w:rPr>
-        <w:t xml:space="preserve">: </w:t>
-      </w:r>
-      <w:proofErr w:type="spellStart"/>
-      <w:r>
-        <w:rPr>
-          <w:rFonts w:eastAsia="Times New Roman" w:cs="Times New Roman"/>
-          <w:szCs w:val="28"/>
-          <w:lang w:eastAsia="ru-RU"/>
-        </w:rPr>
-        <w:t>void</w:t>
-      </w:r>
-      <w:proofErr w:type="spellEnd"/>
-      <w:r>
-        <w:rPr>
-          <w:rFonts w:eastAsia="Times New Roman" w:cs="Times New Roman"/>
-          <w:szCs w:val="28"/>
-          <w:lang w:eastAsia="ru-RU"/>
-        </w:rPr>
-        <w:t xml:space="preserve"> </w:t>
-      </w:r>
-      <w:r>
-        <w:rPr>
-          <w:rFonts w:eastAsia="Times New Roman" w:cs="Times New Roman"/>
-          <w:szCs w:val="28"/>
-          <w:lang w:eastAsia="ru-RU"/>
-        </w:rPr>
-        <w:t xml:space="preserve">– </w:t>
-      </w:r>
-      <w:r>
-        <w:rPr>
-          <w:rFonts w:eastAsia="Times New Roman" w:cs="Times New Roman"/>
-          <w:szCs w:val="28"/>
-          <w:lang w:eastAsia="ru-RU"/>
-        </w:rPr>
-        <w:t xml:space="preserve">рассчитывает и переводит </w:t>
-      </w:r>
-      <w:proofErr w:type="spellStart"/>
-      <w:r>
-        <w:rPr>
-          <w:rFonts w:eastAsia="Times New Roman" w:cs="Times New Roman"/>
-          <w:szCs w:val="28"/>
-          <w:lang w:eastAsia="ru-RU"/>
-        </w:rPr>
-        <w:t>кэшбэк</w:t>
-      </w:r>
-      <w:proofErr w:type="spellEnd"/>
-      <w:r>
-        <w:rPr>
-          <w:rFonts w:eastAsia="Times New Roman" w:cs="Times New Roman"/>
-          <w:szCs w:val="28"/>
-          <w:lang w:eastAsia="ru-RU"/>
-        </w:rPr>
-        <w:t xml:space="preserve">, </w:t>
-      </w:r>
-      <w:r>
-        <w:rPr>
-          <w:rFonts w:eastAsia="Times New Roman" w:cs="Times New Roman"/>
-          <w:szCs w:val="28"/>
-          <w:lang w:eastAsia="ru-RU"/>
-        </w:rPr>
-        <w:t>Передача итоговой суммы</w:t>
-      </w:r>
-      <w:r>
-        <w:rPr>
-          <w:rFonts w:eastAsia="Times New Roman" w:cs="Times New Roman"/>
-          <w:szCs w:val="28"/>
-          <w:lang w:eastAsia="ru-RU"/>
-        </w:rPr>
-        <w:t xml:space="preserve">: </w:t>
-      </w:r>
-      <w:proofErr w:type="spellStart"/>
-      <w:r>
-        <w:rPr>
-          <w:rFonts w:eastAsia="Times New Roman" w:cs="Times New Roman"/>
-          <w:szCs w:val="28"/>
-          <w:lang w:eastAsia="ru-RU"/>
-        </w:rPr>
-        <w:t>void</w:t>
-      </w:r>
-      <w:proofErr w:type="spellEnd"/>
-      <w:r>
-        <w:rPr>
-          <w:rFonts w:eastAsia="Times New Roman" w:cs="Times New Roman"/>
-          <w:szCs w:val="28"/>
-          <w:lang w:eastAsia="ru-RU"/>
-        </w:rPr>
-        <w:t xml:space="preserve"> </w:t>
-      </w:r>
-      <w:r>
-        <w:rPr>
-          <w:rFonts w:eastAsia="Times New Roman" w:cs="Times New Roman"/>
-          <w:szCs w:val="28"/>
-          <w:lang w:eastAsia="ru-RU"/>
-        </w:rPr>
-        <w:t xml:space="preserve">– </w:t>
-      </w:r>
-      <w:r>
-        <w:rPr>
-          <w:rFonts w:eastAsia="Times New Roman" w:cs="Times New Roman"/>
-          <w:szCs w:val="28"/>
-          <w:lang w:eastAsia="ru-RU"/>
-        </w:rPr>
-        <w:t>отправляет данные о транзакции в базу данных.</w:t>
+        <w:t>транслирует стоимость для формирования чека.</w:t>
       </w:r>
     </w:p>
     <w:p>
@@ -2688,7 +2993,31 @@
           <w:szCs w:val="28"/>
           <w:lang w:eastAsia="ru-RU"/>
         </w:rPr>
-        <w:t>4. Класс «Заказ»</w:t>
+        <w:t>5. Класс «Чек»</w:t>
+      </w:r>
+      <w:r>
+        <w:rPr>
+          <w:rFonts w:eastAsia="Times New Roman" w:cs="Times New Roman"/>
+          <w:szCs w:val="28"/>
+          <w:lang w:eastAsia="ru-RU"/>
+        </w:rPr>
+        <w:t xml:space="preserve"> </w:t>
+      </w:r>
+      <w:r>
+        <w:rPr>
+          <w:rFonts w:eastAsia="Times New Roman" w:cs="Times New Roman"/>
+          <w:szCs w:val="28"/>
+          <w:lang w:eastAsia="ru-RU"/>
+        </w:rPr>
+        <w:t>Является документом, подтверждающим</w:t>
+      </w:r>
+      <w:r>
+        <w:rPr>
+          <w:rFonts w:eastAsia="Times New Roman" w:cs="Times New Roman"/>
+          <w:szCs w:val="28"/>
+          <w:lang w:eastAsia="ru-RU"/>
+        </w:rPr>
+        <w:t xml:space="preserve"> факт совершения платежа.</w:t>
       </w:r>
     </w:p>
     <w:p>
@@ -2707,15 +3036,213 @@
           <w:szCs w:val="28"/>
           <w:lang w:eastAsia="ru-RU"/>
         </w:rPr>
-        <w:t>Содержит информацию о выбран</w:t>
-      </w:r>
-      <w:r>
-        <w:rPr>
-          <w:rFonts w:eastAsia="Times New Roman" w:cs="Times New Roman"/>
-          <w:szCs w:val="28"/>
-          <w:lang w:eastAsia="ru-RU"/>
-        </w:rPr>
-        <w:t>ных позициях и деталях покупки.</w:t>
+        <w:t>Атрибуты:</w:t>
+      </w:r>
+      <w:r>
+        <w:rPr>
+          <w:rFonts w:eastAsia="Times New Roman" w:cs="Times New Roman"/>
+          <w:szCs w:val="28"/>
+          <w:lang w:eastAsia="ru-RU"/>
+        </w:rPr>
+        <w:t xml:space="preserve"> </w:t>
+      </w:r>
+      <w:r>
+        <w:rPr>
+          <w:rFonts w:eastAsia="Times New Roman" w:cs="Times New Roman"/>
+          <w:szCs w:val="28"/>
+          <w:lang w:eastAsia="ru-RU"/>
+        </w:rPr>
+        <w:t>Идентификатор че</w:t>
+      </w:r>
+      <w:r>
+        <w:rPr>
+          <w:rFonts w:eastAsia="Times New Roman" w:cs="Times New Roman"/>
+          <w:szCs w:val="28"/>
+          <w:lang w:eastAsia="ru-RU"/>
+        </w:rPr>
+        <w:t xml:space="preserve">ка </w:t>
+      </w:r>
+      <w:r>
+        <w:rPr>
+          <w:rFonts w:eastAsia="Times New Roman" w:cs="Times New Roman"/>
+          <w:szCs w:val="28"/>
+          <w:lang w:eastAsia="ru-RU"/>
+        </w:rPr>
+        <w:t xml:space="preserve">– </w:t>
+      </w:r>
+      <w:r>
+        <w:rPr>
+          <w:rFonts w:eastAsia="Times New Roman" w:cs="Times New Roman"/>
+          <w:szCs w:val="28"/>
+          <w:lang w:eastAsia="ru-RU"/>
+        </w:rPr>
+        <w:t xml:space="preserve">уникальный номер документа, </w:t>
+      </w:r>
+      <w:r>
+        <w:rPr>
+          <w:rFonts w:eastAsia="Times New Roman" w:cs="Times New Roman"/>
+          <w:szCs w:val="28"/>
+          <w:lang w:eastAsia="ru-RU"/>
+        </w:rPr>
+        <w:t>Дата чека</w:t>
+      </w:r>
+      <w:r>
+        <w:rPr>
+          <w:rFonts w:eastAsia="Times New Roman" w:cs="Times New Roman"/>
+          <w:szCs w:val="28"/>
+          <w:lang w:eastAsia="ru-RU"/>
+        </w:rPr>
+        <w:t xml:space="preserve">: </w:t>
+      </w:r>
+      <w:proofErr w:type="spellStart"/>
+      <w:r>
+        <w:rPr>
+          <w:rFonts w:eastAsia="Times New Roman" w:cs="Times New Roman"/>
+          <w:szCs w:val="28"/>
+          <w:lang w:eastAsia="ru-RU"/>
+        </w:rPr>
+        <w:t>da</w:t>
+      </w:r>
+      <w:r>
+        <w:rPr>
+          <w:rFonts w:eastAsia="Times New Roman" w:cs="Times New Roman"/>
+          <w:szCs w:val="28"/>
+          <w:lang w:eastAsia="ru-RU"/>
+        </w:rPr>
+        <w:t>ta</w:t>
+      </w:r>
+      <w:proofErr w:type="spellEnd"/>
+      <w:r>
+        <w:rPr>
+          <w:rFonts w:eastAsia="Times New Roman" w:cs="Times New Roman"/>
+          <w:szCs w:val="28"/>
+          <w:lang w:eastAsia="ru-RU"/>
+        </w:rPr>
+        <w:t xml:space="preserve"> </w:t>
+      </w:r>
+      <w:r>
+        <w:rPr>
+          <w:rFonts w:eastAsia="Times New Roman" w:cs="Times New Roman"/>
+          <w:szCs w:val="28"/>
+          <w:lang w:eastAsia="ru-RU"/>
+        </w:rPr>
+        <w:t xml:space="preserve">– </w:t>
+      </w:r>
+      <w:r>
+        <w:rPr>
+          <w:rFonts w:eastAsia="Times New Roman" w:cs="Times New Roman"/>
+          <w:szCs w:val="28"/>
+          <w:lang w:eastAsia="ru-RU"/>
+        </w:rPr>
+        <w:t xml:space="preserve">дата проведения транзакции, </w:t>
+      </w:r>
+      <w:r>
+        <w:rPr>
+          <w:rFonts w:eastAsia="Times New Roman" w:cs="Times New Roman"/>
+          <w:szCs w:val="28"/>
+          <w:lang w:eastAsia="ru-RU"/>
+        </w:rPr>
+        <w:t>Позиции в чеке</w:t>
+      </w:r>
+      <w:r>
+        <w:rPr>
+          <w:rFonts w:eastAsia="Times New Roman" w:cs="Times New Roman"/>
+          <w:szCs w:val="28"/>
+          <w:lang w:eastAsia="ru-RU"/>
+        </w:rPr>
+        <w:t xml:space="preserve">: </w:t>
+      </w:r>
+      <w:proofErr w:type="spellStart"/>
+      <w:r>
+        <w:rPr>
+          <w:rFonts w:eastAsia="Times New Roman" w:cs="Times New Roman"/>
+          <w:szCs w:val="28"/>
+          <w:lang w:eastAsia="ru-RU"/>
+        </w:rPr>
+        <w:t>int</w:t>
+      </w:r>
+      <w:proofErr w:type="spellEnd"/>
+      <w:r>
+        <w:rPr>
+          <w:rFonts w:eastAsia="Times New Roman" w:cs="Times New Roman"/>
+          <w:szCs w:val="28"/>
+          <w:lang w:eastAsia="ru-RU"/>
+        </w:rPr>
+        <w:t xml:space="preserve"> </w:t>
+      </w:r>
+      <w:r>
+        <w:rPr>
+          <w:rFonts w:eastAsia="Times New Roman" w:cs="Times New Roman"/>
+          <w:szCs w:val="28"/>
+          <w:lang w:eastAsia="ru-RU"/>
+        </w:rPr>
+        <w:t xml:space="preserve">– </w:t>
+      </w:r>
+      <w:r>
+        <w:rPr>
+          <w:rFonts w:eastAsia="Times New Roman" w:cs="Times New Roman"/>
+          <w:szCs w:val="28"/>
+          <w:lang w:eastAsia="ru-RU"/>
+        </w:rPr>
+        <w:t xml:space="preserve">детализация оплаченных услуг, </w:t>
+      </w:r>
+      <w:r>
+        <w:rPr>
+          <w:rFonts w:eastAsia="Times New Roman" w:cs="Times New Roman"/>
+          <w:szCs w:val="28"/>
+          <w:lang w:eastAsia="ru-RU"/>
+        </w:rPr>
+        <w:t>Итоговая сумма</w:t>
+      </w:r>
+      <w:r>
+        <w:rPr>
+          <w:rFonts w:eastAsia="Times New Roman" w:cs="Times New Roman"/>
+          <w:szCs w:val="28"/>
+          <w:lang w:eastAsia="ru-RU"/>
+        </w:rPr>
+        <w:t xml:space="preserve">: </w:t>
+      </w:r>
+      <w:proofErr w:type="spellStart"/>
+      <w:r>
+        <w:rPr>
+          <w:rFonts w:eastAsia="Times New Roman" w:cs="Times New Roman"/>
+          <w:szCs w:val="28"/>
+          <w:lang w:eastAsia="ru-RU"/>
+        </w:rPr>
+        <w:t>int</w:t>
+      </w:r>
+      <w:proofErr w:type="spellEnd"/>
+      <w:r>
+        <w:rPr>
+          <w:rFonts w:eastAsia="Times New Roman" w:cs="Times New Roman"/>
+          <w:szCs w:val="28"/>
+          <w:lang w:eastAsia="ru-RU"/>
+        </w:rPr>
+        <w:t xml:space="preserve"> </w:t>
+      </w:r>
+      <w:r>
+        <w:rPr>
+          <w:rFonts w:eastAsia="Times New Roman" w:cs="Times New Roman"/>
+          <w:szCs w:val="28"/>
+          <w:lang w:eastAsia="ru-RU"/>
+        </w:rPr>
+        <w:t xml:space="preserve">– </w:t>
+      </w:r>
+      <w:r>
+        <w:rPr>
+          <w:rFonts w:eastAsia="Times New Roman" w:cs="Times New Roman"/>
+          <w:szCs w:val="28"/>
+          <w:lang w:eastAsia="ru-RU"/>
+        </w:rPr>
+        <w:t>зафиксированная сумма</w:t>
+      </w:r>
+      <w:r>
+        <w:rPr>
+          <w:rFonts w:eastAsia="Times New Roman" w:cs="Times New Roman"/>
+          <w:szCs w:val="28"/>
+          <w:lang w:eastAsia="ru-RU"/>
+        </w:rPr>
+        <w:t>.</w:t>
       </w:r>
     </w:p>
     <w:p>
@@ -2731,10 +3258,11 @@
       <w:r>
         <w:rPr>
           <w:rFonts w:eastAsia="Times New Roman" w:cs="Times New Roman"/>
-          <w:szCs w:val="28"/>
-          <w:lang w:eastAsia="ru-RU"/>
-        </w:rPr>
-        <w:t>Атрибуты:</w:t>
+          <w:bCs/>
+          <w:szCs w:val="28"/>
+          <w:lang w:eastAsia="ru-RU"/>
+        </w:rPr>
+        <w:t>6. Класс «Столы»</w:t>
       </w:r>
       <w:r>
         <w:rPr>
@@ -2750,197 +3278,15 @@
           <w:szCs w:val="28"/>
           <w:lang w:eastAsia="ru-RU"/>
         </w:rPr>
-        <w:t>Идентификатор зака</w:t>
-      </w:r>
-      <w:r>
-        <w:rPr>
-          <w:rFonts w:eastAsia="Times New Roman" w:cs="Times New Roman"/>
-          <w:szCs w:val="28"/>
-          <w:lang w:eastAsia="ru-RU"/>
-        </w:rPr>
-        <w:t xml:space="preserve">за </w:t>
-      </w:r>
-      <w:r>
-        <w:rPr>
-          <w:rFonts w:eastAsia="Times New Roman" w:cs="Times New Roman"/>
-          <w:szCs w:val="28"/>
-          <w:lang w:eastAsia="ru-RU"/>
-        </w:rPr>
-        <w:t xml:space="preserve">– </w:t>
-      </w:r>
-      <w:r>
-        <w:rPr>
-          <w:rFonts w:eastAsia="Times New Roman" w:cs="Times New Roman"/>
-          <w:szCs w:val="28"/>
-          <w:lang w:eastAsia="ru-RU"/>
-        </w:rPr>
-        <w:t xml:space="preserve">уникальный номер в системе, </w:t>
-      </w:r>
-      <w:r>
-        <w:rPr>
-          <w:rFonts w:eastAsia="Times New Roman" w:cs="Times New Roman"/>
-          <w:szCs w:val="28"/>
-          <w:lang w:eastAsia="ru-RU"/>
-        </w:rPr>
-        <w:t>Дата заказа</w:t>
-      </w:r>
-      <w:r>
-        <w:rPr>
-          <w:rFonts w:eastAsia="Times New Roman" w:cs="Times New Roman"/>
-          <w:szCs w:val="28"/>
-          <w:lang w:eastAsia="ru-RU"/>
-        </w:rPr>
-        <w:t xml:space="preserve">: </w:t>
-      </w:r>
-      <w:proofErr w:type="spellStart"/>
-      <w:r>
-        <w:rPr>
-          <w:rFonts w:eastAsia="Times New Roman" w:cs="Times New Roman"/>
-          <w:szCs w:val="28"/>
-          <w:lang w:eastAsia="ru-RU"/>
-        </w:rPr>
-        <w:t>data</w:t>
-      </w:r>
-      <w:proofErr w:type="spellEnd"/>
-      <w:r>
-        <w:rPr>
-          <w:rFonts w:eastAsia="Times New Roman" w:cs="Times New Roman"/>
-          <w:szCs w:val="28"/>
-          <w:lang w:eastAsia="ru-RU"/>
-        </w:rPr>
-        <w:t xml:space="preserve"> </w:t>
-      </w:r>
-      <w:r>
-        <w:rPr>
-          <w:rFonts w:eastAsia="Times New Roman" w:cs="Times New Roman"/>
-          <w:szCs w:val="28"/>
-          <w:lang w:eastAsia="ru-RU"/>
-        </w:rPr>
-        <w:t xml:space="preserve">– </w:t>
-      </w:r>
-      <w:r>
-        <w:rPr>
-          <w:rFonts w:eastAsia="Times New Roman" w:cs="Times New Roman"/>
-          <w:szCs w:val="28"/>
-          <w:lang w:eastAsia="ru-RU"/>
-        </w:rPr>
-        <w:t>число и месяц совершения</w:t>
-      </w:r>
-      <w:r>
-        <w:rPr>
-          <w:rFonts w:eastAsia="Times New Roman" w:cs="Times New Roman"/>
-          <w:szCs w:val="28"/>
-          <w:lang w:eastAsia="ru-RU"/>
-        </w:rPr>
-        <w:t xml:space="preserve"> заказа, </w:t>
-      </w:r>
-      <w:r>
-        <w:rPr>
-          <w:rFonts w:eastAsia="Times New Roman" w:cs="Times New Roman"/>
-          <w:szCs w:val="28"/>
-          <w:lang w:eastAsia="ru-RU"/>
-        </w:rPr>
-        <w:t>Позиции в заказе</w:t>
-      </w:r>
-      <w:r>
-        <w:rPr>
-          <w:rFonts w:eastAsia="Times New Roman" w:cs="Times New Roman"/>
-          <w:szCs w:val="28"/>
-          <w:lang w:eastAsia="ru-RU"/>
-        </w:rPr>
-        <w:t xml:space="preserve">: </w:t>
-      </w:r>
-      <w:proofErr w:type="spellStart"/>
-      <w:r>
-        <w:rPr>
-          <w:rFonts w:eastAsia="Times New Roman" w:cs="Times New Roman"/>
-          <w:szCs w:val="28"/>
-          <w:lang w:eastAsia="ru-RU"/>
-        </w:rPr>
-        <w:t>int</w:t>
-      </w:r>
-      <w:proofErr w:type="spellEnd"/>
-      <w:r>
-        <w:rPr>
-          <w:rFonts w:eastAsia="Times New Roman" w:cs="Times New Roman"/>
-          <w:szCs w:val="28"/>
-          <w:lang w:eastAsia="ru-RU"/>
-        </w:rPr>
-        <w:t xml:space="preserve"> </w:t>
-      </w:r>
-      <w:r>
-        <w:rPr>
-          <w:rFonts w:eastAsia="Times New Roman" w:cs="Times New Roman"/>
-          <w:szCs w:val="28"/>
-          <w:lang w:eastAsia="ru-RU"/>
-        </w:rPr>
-        <w:t xml:space="preserve">– </w:t>
-      </w:r>
-      <w:r>
-        <w:rPr>
-          <w:rFonts w:eastAsia="Times New Roman" w:cs="Times New Roman"/>
-          <w:szCs w:val="28"/>
-          <w:lang w:eastAsia="ru-RU"/>
-        </w:rPr>
-        <w:t>количе</w:t>
-      </w:r>
-      <w:r>
-        <w:rPr>
-          <w:rFonts w:eastAsia="Times New Roman" w:cs="Times New Roman"/>
-          <w:szCs w:val="28"/>
-          <w:lang w:eastAsia="ru-RU"/>
-        </w:rPr>
-        <w:t xml:space="preserve">ство выбранных блюд или товаров, </w:t>
-      </w:r>
-      <w:r>
-        <w:rPr>
-          <w:rFonts w:eastAsia="Times New Roman" w:cs="Times New Roman"/>
-          <w:szCs w:val="28"/>
-          <w:lang w:eastAsia="ru-RU"/>
-        </w:rPr>
-        <w:t>Итоговая сумма</w:t>
-      </w:r>
-      <w:r>
-        <w:rPr>
-          <w:rFonts w:eastAsia="Times New Roman" w:cs="Times New Roman"/>
-          <w:szCs w:val="28"/>
-          <w:lang w:eastAsia="ru-RU"/>
-        </w:rPr>
-        <w:t xml:space="preserve">: </w:t>
-      </w:r>
-      <w:proofErr w:type="spellStart"/>
-      <w:r>
-        <w:rPr>
-          <w:rFonts w:eastAsia="Times New Roman" w:cs="Times New Roman"/>
-          <w:szCs w:val="28"/>
-          <w:lang w:eastAsia="ru-RU"/>
-        </w:rPr>
-        <w:t>int</w:t>
-      </w:r>
-      <w:proofErr w:type="spellEnd"/>
-      <w:r>
-        <w:rPr>
-          <w:rFonts w:eastAsia="Times New Roman" w:cs="Times New Roman"/>
-          <w:szCs w:val="28"/>
-          <w:lang w:eastAsia="ru-RU"/>
-        </w:rPr>
-        <w:t xml:space="preserve"> </w:t>
-      </w:r>
-      <w:r>
-        <w:rPr>
-          <w:rFonts w:eastAsia="Times New Roman" w:cs="Times New Roman"/>
-          <w:szCs w:val="28"/>
-          <w:lang w:eastAsia="ru-RU"/>
-        </w:rPr>
-        <w:t xml:space="preserve">– </w:t>
-      </w:r>
-      <w:r>
-        <w:rPr>
-          <w:rFonts w:eastAsia="Times New Roman" w:cs="Times New Roman"/>
-          <w:szCs w:val="28"/>
-          <w:lang w:eastAsia="ru-RU"/>
-        </w:rPr>
-        <w:t>стоимость всех позиций.</w:t>
+        <w:t>Описывает физически</w:t>
+      </w:r>
+      <w:r>
+        <w:rPr>
+          <w:rFonts w:eastAsia="Times New Roman" w:cs="Times New Roman"/>
+          <w:szCs w:val="28"/>
+          <w:lang w:eastAsia="ru-RU"/>
+        </w:rPr>
+        <w:t>е объекты бронирования в залах.</w:t>
       </w:r>
     </w:p>
     <w:p>
@@ -2959,7 +3305,7 @@
           <w:szCs w:val="28"/>
           <w:lang w:eastAsia="ru-RU"/>
         </w:rPr>
-        <w:t>Методы:</w:t>
+        <w:t>Атрибуты:</w:t>
       </w:r>
       <w:r>
         <w:rPr>
@@ -2975,7 +3321,7 @@
           <w:szCs w:val="28"/>
           <w:lang w:eastAsia="ru-RU"/>
         </w:rPr>
-        <w:t>Передача итоговой суммы</w:t>
+        <w:t>Идентификатор стола</w:t>
       </w:r>
       <w:r>
         <w:rPr>
@@ -2992,7 +3338,7 @@
           <w:szCs w:val="28"/>
           <w:lang w:eastAsia="ru-RU"/>
         </w:rPr>
-        <w:t>void</w:t>
+        <w:t>int</w:t>
       </w:r>
       <w:proofErr w:type="spellEnd"/>
       <w:r>
@@ -3017,7 +3363,163 @@
           <w:szCs w:val="28"/>
           <w:lang w:eastAsia="ru-RU"/>
         </w:rPr>
-        <w:t>транслирует стоимость для формирования чека.</w:t>
+        <w:t xml:space="preserve">уникальный номер стола в зале, </w:t>
+      </w:r>
+      <w:r>
+        <w:rPr>
+          <w:rFonts w:eastAsia="Times New Roman" w:cs="Times New Roman"/>
+          <w:szCs w:val="28"/>
+          <w:lang w:eastAsia="ru-RU"/>
+        </w:rPr>
+        <w:t>Вместимость</w:t>
+      </w:r>
+      <w:r>
+        <w:rPr>
+          <w:rFonts w:eastAsia="Times New Roman" w:cs="Times New Roman"/>
+          <w:szCs w:val="28"/>
+          <w:lang w:eastAsia="ru-RU"/>
+        </w:rPr>
+        <w:t xml:space="preserve">: </w:t>
+      </w:r>
+      <w:proofErr w:type="spellStart"/>
+      <w:r>
+        <w:rPr>
+          <w:rFonts w:eastAsia="Times New Roman" w:cs="Times New Roman"/>
+          <w:szCs w:val="28"/>
+          <w:lang w:eastAsia="ru-RU"/>
+        </w:rPr>
+        <w:t>i</w:t>
+      </w:r>
+      <w:r>
+        <w:rPr>
+          <w:rFonts w:eastAsia="Times New Roman" w:cs="Times New Roman"/>
+          <w:szCs w:val="28"/>
+          <w:lang w:eastAsia="ru-RU"/>
+        </w:rPr>
+        <w:t>nt</w:t>
+      </w:r>
+      <w:proofErr w:type="spellEnd"/>
+      <w:r>
+        <w:rPr>
+          <w:rFonts w:eastAsia="Times New Roman" w:cs="Times New Roman"/>
+          <w:szCs w:val="28"/>
+          <w:lang w:eastAsia="ru-RU"/>
+        </w:rPr>
+        <w:t xml:space="preserve"> </w:t>
+      </w:r>
+      <w:r>
+        <w:rPr>
+          <w:rFonts w:eastAsia="Times New Roman" w:cs="Times New Roman"/>
+          <w:szCs w:val="28"/>
+          <w:lang w:eastAsia="ru-RU"/>
+        </w:rPr>
+        <w:t xml:space="preserve">– </w:t>
+      </w:r>
+      <w:r>
+        <w:rPr>
+          <w:rFonts w:eastAsia="Times New Roman" w:cs="Times New Roman"/>
+          <w:szCs w:val="28"/>
+          <w:lang w:eastAsia="ru-RU"/>
+        </w:rPr>
+        <w:t xml:space="preserve">количество посадочных мест, </w:t>
+      </w:r>
+      <w:r>
+        <w:rPr>
+          <w:rFonts w:eastAsia="Times New Roman" w:cs="Times New Roman"/>
+          <w:szCs w:val="28"/>
+          <w:lang w:eastAsia="ru-RU"/>
+        </w:rPr>
+        <w:t xml:space="preserve">Расположение </w:t>
+      </w:r>
+      <w:r>
+        <w:rPr>
+          <w:rFonts w:eastAsia="Times New Roman" w:cs="Times New Roman"/>
+          <w:szCs w:val="28"/>
+          <w:lang w:eastAsia="ru-RU"/>
+        </w:rPr>
+        <w:t xml:space="preserve">– </w:t>
+      </w:r>
+      <w:r>
+        <w:rPr>
+          <w:rFonts w:eastAsia="Times New Roman" w:cs="Times New Roman"/>
+          <w:szCs w:val="28"/>
+          <w:lang w:eastAsia="ru-RU"/>
+        </w:rPr>
+        <w:t>описание з</w:t>
+      </w:r>
+      <w:r>
+        <w:rPr>
+          <w:rFonts w:eastAsia="Times New Roman" w:cs="Times New Roman"/>
+          <w:szCs w:val="28"/>
+          <w:lang w:eastAsia="ru-RU"/>
+        </w:rPr>
+        <w:t>оны</w:t>
+      </w:r>
+      <w:r>
+        <w:rPr>
+          <w:rFonts w:eastAsia="Times New Roman" w:cs="Times New Roman"/>
+          <w:szCs w:val="28"/>
+          <w:lang w:eastAsia="ru-RU"/>
+        </w:rPr>
+        <w:t xml:space="preserve">, </w:t>
+      </w:r>
+      <w:r>
+        <w:rPr>
+          <w:rFonts w:eastAsia="Times New Roman" w:cs="Times New Roman"/>
+          <w:szCs w:val="28"/>
+          <w:lang w:eastAsia="ru-RU"/>
+        </w:rPr>
+        <w:t>Свободный</w:t>
+      </w:r>
+      <w:r>
+        <w:rPr>
+          <w:rFonts w:eastAsia="Times New Roman" w:cs="Times New Roman"/>
+          <w:szCs w:val="28"/>
+          <w:lang w:eastAsia="ru-RU"/>
+        </w:rPr>
+        <w:t xml:space="preserve">: </w:t>
+      </w:r>
+      <w:proofErr w:type="spellStart"/>
+      <w:r>
+        <w:rPr>
+          <w:rFonts w:eastAsia="Times New Roman" w:cs="Times New Roman"/>
+          <w:szCs w:val="28"/>
+          <w:lang w:eastAsia="ru-RU"/>
+        </w:rPr>
+        <w:t>Boolean</w:t>
+      </w:r>
+      <w:proofErr w:type="spellEnd"/>
+      <w:r>
+        <w:rPr>
+          <w:rFonts w:eastAsia="Times New Roman" w:cs="Times New Roman"/>
+          <w:szCs w:val="28"/>
+          <w:lang w:eastAsia="ru-RU"/>
+        </w:rPr>
+        <w:t xml:space="preserve"> </w:t>
+      </w:r>
+      <w:r>
+        <w:rPr>
+          <w:rFonts w:eastAsia="Times New Roman" w:cs="Times New Roman"/>
+          <w:szCs w:val="28"/>
+          <w:lang w:eastAsia="ru-RU"/>
+        </w:rPr>
+        <w:t xml:space="preserve">– </w:t>
+      </w:r>
+      <w:r>
+        <w:rPr>
+          <w:rFonts w:eastAsia="Times New Roman" w:cs="Times New Roman"/>
+          <w:szCs w:val="28"/>
+          <w:lang w:eastAsia="ru-RU"/>
+        </w:rPr>
+        <w:t>логическ</w:t>
+      </w:r>
+      <w:r>
+        <w:rPr>
+          <w:rFonts w:eastAsia="Times New Roman" w:cs="Times New Roman"/>
+          <w:szCs w:val="28"/>
+          <w:lang w:eastAsia="ru-RU"/>
+        </w:rPr>
+        <w:t>ий статус (доступен или занят).</w:t>
       </w:r>
     </w:p>
     <w:p>
@@ -3033,562 +3535,9 @@
       <w:r>
         <w:rPr>
           <w:rFonts w:eastAsia="Times New Roman" w:cs="Times New Roman"/>
-          <w:bCs/>
-          <w:szCs w:val="28"/>
-          <w:lang w:eastAsia="ru-RU"/>
-        </w:rPr>
-        <w:t>5. Класс «Чек»</w:t>
-      </w:r>
-    </w:p>
-    <w:p>
-      <w:pPr>
-        <w:spacing w:before="100" w:beforeAutospacing="1" w:after="100" w:afterAutospacing="1"/>
-        <w:ind w:firstLine="360"/>
-        <w:rPr>
-          <w:rFonts w:eastAsia="Times New Roman" w:cs="Times New Roman"/>
-          <w:szCs w:val="28"/>
-          <w:lang w:eastAsia="ru-RU"/>
-        </w:rPr>
-      </w:pPr>
-      <w:r>
-        <w:rPr>
-          <w:rFonts w:eastAsia="Times New Roman" w:cs="Times New Roman"/>
-          <w:szCs w:val="28"/>
-          <w:lang w:eastAsia="ru-RU"/>
-        </w:rPr>
-        <w:t>Является документом, подтверждающим</w:t>
-      </w:r>
-      <w:r>
-        <w:rPr>
-          <w:rFonts w:eastAsia="Times New Roman" w:cs="Times New Roman"/>
-          <w:szCs w:val="28"/>
-          <w:lang w:eastAsia="ru-RU"/>
-        </w:rPr>
-        <w:t xml:space="preserve"> факт совершения платежа.</w:t>
-      </w:r>
-    </w:p>
-    <w:p>
-      <w:pPr>
-        <w:spacing w:before="100" w:beforeAutospacing="1" w:after="100" w:afterAutospacing="1"/>
-        <w:ind w:firstLine="360"/>
-        <w:rPr>
-          <w:rFonts w:eastAsia="Times New Roman" w:cs="Times New Roman"/>
-          <w:szCs w:val="28"/>
-          <w:lang w:eastAsia="ru-RU"/>
-        </w:rPr>
-      </w:pPr>
-      <w:r>
-        <w:rPr>
-          <w:rFonts w:eastAsia="Times New Roman" w:cs="Times New Roman"/>
-          <w:szCs w:val="28"/>
-          <w:lang w:eastAsia="ru-RU"/>
-        </w:rPr>
-        <w:t>Атрибуты:</w:t>
-      </w:r>
-      <w:r>
-        <w:rPr>
-          <w:rFonts w:eastAsia="Times New Roman" w:cs="Times New Roman"/>
-          <w:szCs w:val="28"/>
-          <w:lang w:eastAsia="ru-RU"/>
-        </w:rPr>
-        <w:t xml:space="preserve"> </w:t>
-      </w:r>
-      <w:r>
-        <w:rPr>
-          <w:rFonts w:eastAsia="Times New Roman" w:cs="Times New Roman"/>
-          <w:szCs w:val="28"/>
-          <w:lang w:eastAsia="ru-RU"/>
-        </w:rPr>
-        <w:t>Идентификатор че</w:t>
-      </w:r>
-      <w:r>
-        <w:rPr>
-          <w:rFonts w:eastAsia="Times New Roman" w:cs="Times New Roman"/>
-          <w:szCs w:val="28"/>
-          <w:lang w:eastAsia="ru-RU"/>
-        </w:rPr>
-        <w:t xml:space="preserve">ка </w:t>
-      </w:r>
-      <w:r>
-        <w:rPr>
-          <w:rFonts w:eastAsia="Times New Roman" w:cs="Times New Roman"/>
-          <w:szCs w:val="28"/>
-          <w:lang w:eastAsia="ru-RU"/>
-        </w:rPr>
-        <w:t xml:space="preserve">– </w:t>
-      </w:r>
-      <w:r>
-        <w:rPr>
-          <w:rFonts w:eastAsia="Times New Roman" w:cs="Times New Roman"/>
-          <w:szCs w:val="28"/>
-          <w:lang w:eastAsia="ru-RU"/>
-        </w:rPr>
-        <w:t xml:space="preserve">уникальный номер документа, </w:t>
-      </w:r>
-      <w:r>
-        <w:rPr>
-          <w:rFonts w:eastAsia="Times New Roman" w:cs="Times New Roman"/>
-          <w:szCs w:val="28"/>
-          <w:lang w:eastAsia="ru-RU"/>
-        </w:rPr>
-        <w:t>Дата чека</w:t>
-      </w:r>
-      <w:r>
-        <w:rPr>
-          <w:rFonts w:eastAsia="Times New Roman" w:cs="Times New Roman"/>
-          <w:szCs w:val="28"/>
-          <w:lang w:eastAsia="ru-RU"/>
-        </w:rPr>
-        <w:t xml:space="preserve">: </w:t>
-      </w:r>
-      <w:proofErr w:type="spellStart"/>
-      <w:r>
-        <w:rPr>
-          <w:rFonts w:eastAsia="Times New Roman" w:cs="Times New Roman"/>
-          <w:szCs w:val="28"/>
-          <w:lang w:eastAsia="ru-RU"/>
-        </w:rPr>
-        <w:t>da</w:t>
-      </w:r>
-      <w:r>
-        <w:rPr>
-          <w:rFonts w:eastAsia="Times New Roman" w:cs="Times New Roman"/>
-          <w:szCs w:val="28"/>
-          <w:lang w:eastAsia="ru-RU"/>
-        </w:rPr>
-        <w:t>ta</w:t>
-      </w:r>
-      <w:proofErr w:type="spellEnd"/>
-      <w:r>
-        <w:rPr>
-          <w:rFonts w:eastAsia="Times New Roman" w:cs="Times New Roman"/>
-          <w:szCs w:val="28"/>
-          <w:lang w:eastAsia="ru-RU"/>
-        </w:rPr>
-        <w:t xml:space="preserve"> </w:t>
-      </w:r>
-      <w:r>
-        <w:rPr>
-          <w:rFonts w:eastAsia="Times New Roman" w:cs="Times New Roman"/>
-          <w:szCs w:val="28"/>
-          <w:lang w:eastAsia="ru-RU"/>
-        </w:rPr>
-        <w:t xml:space="preserve">– </w:t>
-      </w:r>
-      <w:r>
-        <w:rPr>
-          <w:rFonts w:eastAsia="Times New Roman" w:cs="Times New Roman"/>
-          <w:szCs w:val="28"/>
-          <w:lang w:eastAsia="ru-RU"/>
-        </w:rPr>
-        <w:t xml:space="preserve">дата проведения транзакции, </w:t>
-      </w:r>
-      <w:r>
-        <w:rPr>
-          <w:rFonts w:eastAsia="Times New Roman" w:cs="Times New Roman"/>
-          <w:szCs w:val="28"/>
-          <w:lang w:eastAsia="ru-RU"/>
-        </w:rPr>
-        <w:t>Позиции в чеке</w:t>
-      </w:r>
-      <w:r>
-        <w:rPr>
-          <w:rFonts w:eastAsia="Times New Roman" w:cs="Times New Roman"/>
-          <w:szCs w:val="28"/>
-          <w:lang w:eastAsia="ru-RU"/>
-        </w:rPr>
-        <w:t xml:space="preserve">: </w:t>
-      </w:r>
-      <w:proofErr w:type="spellStart"/>
-      <w:r>
-        <w:rPr>
-          <w:rFonts w:eastAsia="Times New Roman" w:cs="Times New Roman"/>
-          <w:szCs w:val="28"/>
-          <w:lang w:eastAsia="ru-RU"/>
-        </w:rPr>
-        <w:t>int</w:t>
-      </w:r>
-      <w:proofErr w:type="spellEnd"/>
-      <w:r>
-        <w:rPr>
-          <w:rFonts w:eastAsia="Times New Roman" w:cs="Times New Roman"/>
-          <w:szCs w:val="28"/>
-          <w:lang w:eastAsia="ru-RU"/>
-        </w:rPr>
-        <w:t xml:space="preserve"> </w:t>
-      </w:r>
-      <w:r>
-        <w:rPr>
-          <w:rFonts w:eastAsia="Times New Roman" w:cs="Times New Roman"/>
-          <w:szCs w:val="28"/>
-          <w:lang w:eastAsia="ru-RU"/>
-        </w:rPr>
-        <w:t xml:space="preserve">– </w:t>
-      </w:r>
-      <w:r>
-        <w:rPr>
-          <w:rFonts w:eastAsia="Times New Roman" w:cs="Times New Roman"/>
-          <w:szCs w:val="28"/>
-          <w:lang w:eastAsia="ru-RU"/>
-        </w:rPr>
-        <w:t xml:space="preserve">детализация оплаченных услуг, </w:t>
-      </w:r>
-      <w:r>
-        <w:rPr>
-          <w:rFonts w:eastAsia="Times New Roman" w:cs="Times New Roman"/>
-          <w:szCs w:val="28"/>
-          <w:lang w:eastAsia="ru-RU"/>
-        </w:rPr>
-        <w:t>Итоговая сумма</w:t>
-      </w:r>
-      <w:r>
-        <w:rPr>
-          <w:rFonts w:eastAsia="Times New Roman" w:cs="Times New Roman"/>
-          <w:szCs w:val="28"/>
-          <w:lang w:eastAsia="ru-RU"/>
-        </w:rPr>
-        <w:t xml:space="preserve">: </w:t>
-      </w:r>
-      <w:proofErr w:type="spellStart"/>
-      <w:r>
-        <w:rPr>
-          <w:rFonts w:eastAsia="Times New Roman" w:cs="Times New Roman"/>
-          <w:szCs w:val="28"/>
-          <w:lang w:eastAsia="ru-RU"/>
-        </w:rPr>
-        <w:t>int</w:t>
-      </w:r>
-      <w:proofErr w:type="spellEnd"/>
-      <w:r>
-        <w:rPr>
-          <w:rFonts w:eastAsia="Times New Roman" w:cs="Times New Roman"/>
-          <w:szCs w:val="28"/>
-          <w:lang w:eastAsia="ru-RU"/>
-        </w:rPr>
-        <w:t xml:space="preserve"> </w:t>
-      </w:r>
-      <w:r>
-        <w:rPr>
-          <w:rFonts w:eastAsia="Times New Roman" w:cs="Times New Roman"/>
-          <w:szCs w:val="28"/>
-          <w:lang w:eastAsia="ru-RU"/>
-        </w:rPr>
-        <w:t xml:space="preserve">– </w:t>
-      </w:r>
-      <w:r>
-        <w:rPr>
-          <w:rFonts w:eastAsia="Times New Roman" w:cs="Times New Roman"/>
-          <w:szCs w:val="28"/>
-          <w:lang w:eastAsia="ru-RU"/>
-        </w:rPr>
-        <w:t>зафиксированная сумма</w:t>
-      </w:r>
-      <w:r>
-        <w:rPr>
-          <w:rFonts w:eastAsia="Times New Roman" w:cs="Times New Roman"/>
-          <w:szCs w:val="28"/>
-          <w:lang w:eastAsia="ru-RU"/>
-        </w:rPr>
-        <w:t>.</w:t>
-      </w:r>
-    </w:p>
-    <w:p>
-      <w:pPr>
-        <w:spacing w:before="100" w:beforeAutospacing="1" w:after="100" w:afterAutospacing="1"/>
-        <w:ind w:firstLine="360"/>
-        <w:rPr>
-          <w:rFonts w:eastAsia="Times New Roman" w:cs="Times New Roman"/>
-          <w:szCs w:val="28"/>
-          <w:lang w:eastAsia="ru-RU"/>
-        </w:rPr>
-      </w:pPr>
-      <w:r>
-        <w:rPr>
-          <w:rFonts w:eastAsia="Times New Roman" w:cs="Times New Roman"/>
-          <w:bCs/>
-          <w:szCs w:val="28"/>
-          <w:lang w:eastAsia="ru-RU"/>
-        </w:rPr>
-        <w:t>6. Класс «Столы»</w:t>
-      </w:r>
-    </w:p>
-    <w:p>
-      <w:pPr>
-        <w:spacing w:before="100" w:beforeAutospacing="1" w:after="100" w:afterAutospacing="1"/>
-        <w:ind w:firstLine="360"/>
-        <w:rPr>
-          <w:rFonts w:eastAsia="Times New Roman" w:cs="Times New Roman"/>
-          <w:szCs w:val="28"/>
-          <w:lang w:eastAsia="ru-RU"/>
-        </w:rPr>
-      </w:pPr>
-      <w:r>
-        <w:rPr>
-          <w:rFonts w:eastAsia="Times New Roman" w:cs="Times New Roman"/>
-          <w:szCs w:val="28"/>
-          <w:lang w:eastAsia="ru-RU"/>
-        </w:rPr>
-        <w:t>Описывает физически</w:t>
-      </w:r>
-      <w:r>
-        <w:rPr>
-          <w:rFonts w:eastAsia="Times New Roman" w:cs="Times New Roman"/>
-          <w:szCs w:val="28"/>
-          <w:lang w:eastAsia="ru-RU"/>
-        </w:rPr>
-        <w:t>е объекты бронирования в залах.</w:t>
-      </w:r>
-    </w:p>
-    <w:p>
-      <w:pPr>
-        <w:spacing w:before="100" w:beforeAutospacing="1" w:after="100" w:afterAutospacing="1"/>
-        <w:ind w:firstLine="360"/>
-        <w:rPr>
-          <w:rFonts w:eastAsia="Times New Roman" w:cs="Times New Roman"/>
-          <w:szCs w:val="28"/>
-          <w:lang w:eastAsia="ru-RU"/>
-        </w:rPr>
-      </w:pPr>
-      <w:r>
-        <w:rPr>
-          <w:rFonts w:eastAsia="Times New Roman" w:cs="Times New Roman"/>
-          <w:szCs w:val="28"/>
-          <w:lang w:eastAsia="ru-RU"/>
-        </w:rPr>
-        <w:t>Атрибуты:</w:t>
-      </w:r>
-      <w:r>
-        <w:rPr>
-          <w:rFonts w:eastAsia="Times New Roman" w:cs="Times New Roman"/>
-          <w:szCs w:val="28"/>
-          <w:lang w:eastAsia="ru-RU"/>
-        </w:rPr>
-        <w:t xml:space="preserve"> </w:t>
-      </w:r>
-      <w:r>
-        <w:rPr>
-          <w:rFonts w:eastAsia="Times New Roman" w:cs="Times New Roman"/>
-          <w:szCs w:val="28"/>
-          <w:lang w:eastAsia="ru-RU"/>
-        </w:rPr>
-        <w:t>Идентификатор стола</w:t>
-      </w:r>
-      <w:r>
-        <w:rPr>
-          <w:rFonts w:eastAsia="Times New Roman" w:cs="Times New Roman"/>
-          <w:szCs w:val="28"/>
-          <w:lang w:eastAsia="ru-RU"/>
-        </w:rPr>
-        <w:t xml:space="preserve">: </w:t>
-      </w:r>
-      <w:proofErr w:type="spellStart"/>
-      <w:r>
-        <w:rPr>
-          <w:rFonts w:eastAsia="Times New Roman" w:cs="Times New Roman"/>
-          <w:szCs w:val="28"/>
-          <w:lang w:eastAsia="ru-RU"/>
-        </w:rPr>
-        <w:t>int</w:t>
-      </w:r>
-      <w:proofErr w:type="spellEnd"/>
-      <w:r>
-        <w:rPr>
-          <w:rFonts w:eastAsia="Times New Roman" w:cs="Times New Roman"/>
-          <w:szCs w:val="28"/>
-          <w:lang w:eastAsia="ru-RU"/>
-        </w:rPr>
-        <w:t xml:space="preserve"> </w:t>
-      </w:r>
-      <w:r>
-        <w:rPr>
-          <w:rFonts w:eastAsia="Times New Roman" w:cs="Times New Roman"/>
-          <w:szCs w:val="28"/>
-          <w:lang w:eastAsia="ru-RU"/>
-        </w:rPr>
-        <w:t xml:space="preserve">– </w:t>
-      </w:r>
-      <w:r>
-        <w:rPr>
-          <w:rFonts w:eastAsia="Times New Roman" w:cs="Times New Roman"/>
-          <w:szCs w:val="28"/>
-          <w:lang w:eastAsia="ru-RU"/>
-        </w:rPr>
-        <w:t xml:space="preserve">уникальный номер стола в зале, </w:t>
-      </w:r>
-      <w:r>
-        <w:rPr>
-          <w:rFonts w:eastAsia="Times New Roman" w:cs="Times New Roman"/>
-          <w:szCs w:val="28"/>
-          <w:lang w:eastAsia="ru-RU"/>
-        </w:rPr>
-        <w:t>Вместимость</w:t>
-      </w:r>
-      <w:r>
-        <w:rPr>
-          <w:rFonts w:eastAsia="Times New Roman" w:cs="Times New Roman"/>
-          <w:szCs w:val="28"/>
-          <w:lang w:eastAsia="ru-RU"/>
-        </w:rPr>
-        <w:t xml:space="preserve">: </w:t>
-      </w:r>
-      <w:proofErr w:type="spellStart"/>
-      <w:r>
-        <w:rPr>
-          <w:rFonts w:eastAsia="Times New Roman" w:cs="Times New Roman"/>
-          <w:szCs w:val="28"/>
-          <w:lang w:eastAsia="ru-RU"/>
-        </w:rPr>
-        <w:t>i</w:t>
-      </w:r>
-      <w:r>
-        <w:rPr>
-          <w:rFonts w:eastAsia="Times New Roman" w:cs="Times New Roman"/>
-          <w:szCs w:val="28"/>
-          <w:lang w:eastAsia="ru-RU"/>
-        </w:rPr>
-        <w:t>nt</w:t>
-      </w:r>
-      <w:proofErr w:type="spellEnd"/>
-      <w:r>
-        <w:rPr>
-          <w:rFonts w:eastAsia="Times New Roman" w:cs="Times New Roman"/>
-          <w:szCs w:val="28"/>
-          <w:lang w:eastAsia="ru-RU"/>
-        </w:rPr>
-        <w:t xml:space="preserve"> </w:t>
-      </w:r>
-      <w:r>
-        <w:rPr>
-          <w:rFonts w:eastAsia="Times New Roman" w:cs="Times New Roman"/>
-          <w:szCs w:val="28"/>
-          <w:lang w:eastAsia="ru-RU"/>
-        </w:rPr>
-        <w:t xml:space="preserve">– </w:t>
-      </w:r>
-      <w:r>
-        <w:rPr>
-          <w:rFonts w:eastAsia="Times New Roman" w:cs="Times New Roman"/>
-          <w:szCs w:val="28"/>
-          <w:lang w:eastAsia="ru-RU"/>
-        </w:rPr>
-        <w:t xml:space="preserve">количество посадочных мест, </w:t>
-      </w:r>
-      <w:r>
-        <w:rPr>
-          <w:rFonts w:eastAsia="Times New Roman" w:cs="Times New Roman"/>
-          <w:szCs w:val="28"/>
-          <w:lang w:eastAsia="ru-RU"/>
-        </w:rPr>
-        <w:t xml:space="preserve">Расположение </w:t>
-      </w:r>
-      <w:r>
-        <w:rPr>
-          <w:rFonts w:eastAsia="Times New Roman" w:cs="Times New Roman"/>
-          <w:szCs w:val="28"/>
-          <w:lang w:eastAsia="ru-RU"/>
-        </w:rPr>
-        <w:t xml:space="preserve">– </w:t>
-      </w:r>
-      <w:r>
-        <w:rPr>
-          <w:rFonts w:eastAsia="Times New Roman" w:cs="Times New Roman"/>
-          <w:szCs w:val="28"/>
-          <w:lang w:eastAsia="ru-RU"/>
-        </w:rPr>
-        <w:t>описание з</w:t>
-      </w:r>
-      <w:r>
-        <w:rPr>
-          <w:rFonts w:eastAsia="Times New Roman" w:cs="Times New Roman"/>
-          <w:szCs w:val="28"/>
-          <w:lang w:eastAsia="ru-RU"/>
-        </w:rPr>
-        <w:t>оны</w:t>
-      </w:r>
-      <w:r>
-        <w:rPr>
-          <w:rFonts w:eastAsia="Times New Roman" w:cs="Times New Roman"/>
-          <w:szCs w:val="28"/>
-          <w:lang w:eastAsia="ru-RU"/>
-        </w:rPr>
-        <w:t xml:space="preserve">, </w:t>
-      </w:r>
-      <w:r>
-        <w:rPr>
-          <w:rFonts w:eastAsia="Times New Roman" w:cs="Times New Roman"/>
-          <w:szCs w:val="28"/>
-          <w:lang w:eastAsia="ru-RU"/>
-        </w:rPr>
-        <w:t>Свободный</w:t>
-      </w:r>
-      <w:r>
-        <w:rPr>
-          <w:rFonts w:eastAsia="Times New Roman" w:cs="Times New Roman"/>
-          <w:szCs w:val="28"/>
-          <w:lang w:eastAsia="ru-RU"/>
-        </w:rPr>
-        <w:t xml:space="preserve">: </w:t>
-      </w:r>
-      <w:proofErr w:type="spellStart"/>
-      <w:r>
-        <w:rPr>
-          <w:rFonts w:eastAsia="Times New Roman" w:cs="Times New Roman"/>
-          <w:szCs w:val="28"/>
-          <w:lang w:eastAsia="ru-RU"/>
-        </w:rPr>
-        <w:t>Boolean</w:t>
-      </w:r>
-      <w:proofErr w:type="spellEnd"/>
-      <w:r>
-        <w:rPr>
-          <w:rFonts w:eastAsia="Times New Roman" w:cs="Times New Roman"/>
-          <w:szCs w:val="28"/>
-          <w:lang w:eastAsia="ru-RU"/>
-        </w:rPr>
-        <w:t xml:space="preserve"> </w:t>
-      </w:r>
-      <w:r>
-        <w:rPr>
-          <w:rFonts w:eastAsia="Times New Roman" w:cs="Times New Roman"/>
-          <w:szCs w:val="28"/>
-          <w:lang w:eastAsia="ru-RU"/>
-        </w:rPr>
-        <w:t xml:space="preserve">– </w:t>
-      </w:r>
-      <w:r>
-        <w:rPr>
-          <w:rFonts w:eastAsia="Times New Roman" w:cs="Times New Roman"/>
-          <w:szCs w:val="28"/>
-          <w:lang w:eastAsia="ru-RU"/>
-        </w:rPr>
-        <w:t>логическ</w:t>
-      </w:r>
-      <w:r>
-        <w:rPr>
-          <w:rFonts w:eastAsia="Times New Roman" w:cs="Times New Roman"/>
-          <w:szCs w:val="28"/>
-          <w:lang w:eastAsia="ru-RU"/>
-        </w:rPr>
-        <w:t>ий статус (доступен или занят).</w:t>
-      </w:r>
-    </w:p>
-    <w:p>
-      <w:pPr>
-        <w:spacing w:before="100" w:beforeAutospacing="1" w:after="100" w:afterAutospacing="1"/>
-        <w:ind w:firstLine="360"/>
-        <w:rPr>
-          <w:rFonts w:eastAsia="Times New Roman" w:cs="Times New Roman"/>
-          <w:szCs w:val="28"/>
-          <w:lang w:eastAsia="ru-RU"/>
-        </w:rPr>
-      </w:pPr>
-      <w:r>
-        <w:rPr>
-          <w:rFonts w:eastAsia="Times New Roman" w:cs="Times New Roman"/>
-          <w:szCs w:val="28"/>
-          <w:lang w:eastAsia="ru-RU"/>
-        </w:rPr>
-        <w:lastRenderedPageBreak/>
+          <w:szCs w:val="28"/>
+          <w:lang w:eastAsia="ru-RU"/>
+        </w:rPr>
         <w:t>Методы:</w:t>
       </w:r>
       <w:r>
@@ -3881,6 +3830,16 @@
     </w:p>
     <w:p>
       <w:pPr>
+        <w:spacing w:before="100" w:beforeAutospacing="1" w:after="100" w:afterAutospacing="1"/>
+        <w:rPr>
+          <w:rFonts w:eastAsia="Times New Roman" w:cs="Times New Roman"/>
+          <w:szCs w:val="28"/>
+          <w:lang w:eastAsia="ru-RU"/>
+        </w:rPr>
+      </w:pPr>
+    </w:p>
+    <w:p>
+      <w:pPr>
         <w:ind w:firstLine="708"/>
         <w:rPr>
           <w:rFonts w:cs="Times New Roman"/>
@@ -3892,7 +3851,14 @@
           <w:rFonts w:cs="Times New Roman"/>
           <w:szCs w:val="28"/>
         </w:rPr>
-        <w:t>Описание диаграммы вариантов использования</w:t>
+        <w:t>Д</w:t>
+      </w:r>
+      <w:r>
+        <w:rPr>
+          <w:rFonts w:cs="Times New Roman"/>
+          <w:szCs w:val="28"/>
+        </w:rPr>
+        <w:t>иаграммы вариантов</w:t>
       </w:r>
     </w:p>
     <w:p>
@@ -3929,15 +3895,7 @@
           <w:rFonts w:cs="Times New Roman"/>
           <w:szCs w:val="28"/>
         </w:rPr>
-        <w:t xml:space="preserve">отобразить функциональные требования к системе с точки зрения внешних и внутренних акторов, а также показать, какие цели (варианты использования) эти акторы могут достигать при взаимодействии с системой. Данный вид диаграмм не </w:t>
-      </w:r>
-      <w:r>
-        <w:rPr>
-          <w:rFonts w:cs="Times New Roman"/>
-          <w:szCs w:val="28"/>
-        </w:rPr>
-        <w:lastRenderedPageBreak/>
-        <w:t>детализирует внутреннюю логику, а служит для согласования границ и состава функций системы между заказчиком, пользователями и разработчиками.</w:t>
+        <w:t>отобразить функциональные требования к системе с точки зрения внешних и внутренних акторов, а также показать, какие цели (варианты использования) эти акторы могут достигать при взаимодействии с системой. Данный вид диаграмм не детализирует внутреннюю логику, а служит для согласования границ и состава функций системы между заказчиком, пользователями и разработчиками.</w:t>
       </w:r>
     </w:p>
     <w:p>
@@ -4050,43 +4008,11 @@
           <w:rFonts w:cs="Times New Roman"/>
           <w:szCs w:val="28"/>
         </w:rPr>
-        <w:t>Цель диаграммы вариантов использования для системы «Бронирование стола и начисление бонусных баллов»</w:t>
-      </w:r>
-    </w:p>
-    <w:p>
-      <w:pPr>
-        <w:ind w:firstLine="708"/>
-        <w:rPr>
-          <w:rFonts w:cs="Times New Roman"/>
-          <w:szCs w:val="28"/>
-        </w:rPr>
-      </w:pPr>
-      <w:r>
-        <w:rPr>
-          <w:rFonts w:cs="Times New Roman"/>
-          <w:szCs w:val="28"/>
-        </w:rPr>
         <w:t>Целью построения данной диаграммы является выявление и визуализация всех сценариев взаимодействия пользователей мобильного приложения и внешних систем с сервисом бронирования, определение границ системы, а также фиксация основных функциональных требований (регистрация, просмотр столов, бронирование, управление бонусным балансом и проведение оплаты) на ранних этапах проектирования.</w:t>
       </w:r>
     </w:p>
     <w:p>
       <w:pPr>
-        <w:ind w:firstLine="708"/>
-        <w:rPr>
-          <w:rFonts w:cs="Times New Roman"/>
-          <w:szCs w:val="28"/>
-        </w:rPr>
-      </w:pPr>
-      <w:r>
-        <w:rPr>
-          <w:rFonts w:cs="Times New Roman"/>
-          <w:szCs w:val="28"/>
-        </w:rPr>
-        <w:t>Акторы</w:t>
-      </w:r>
-    </w:p>
-    <w:p>
-      <w:pPr>
         <w:rPr>
           <w:rFonts w:cs="Times New Roman"/>
           <w:szCs w:val="28"/>
@@ -4135,7 +4061,6 @@
           <w:rFonts w:cs="Times New Roman"/>
           <w:szCs w:val="28"/>
         </w:rPr>
-        <w:lastRenderedPageBreak/>
         <w:tab/>
       </w:r>
       <w:r>
@@ -4220,7 +4145,13 @@
           <w:szCs w:val="28"/>
         </w:rPr>
         <w:tab/>
-        <w:t>Основные варианты использования</w:t>
+      </w:r>
+      <w:r>
+        <w:rPr>
+          <w:rFonts w:cs="Times New Roman"/>
+          <w:szCs w:val="28"/>
+        </w:rPr>
+        <w:t>Варианты использования, инициируемые Пользователем мобильного приложения: Просмотр доступных столов, Просмотр бонусного баланса, Просмотр главной страницы, Регистрация, Бронирование стола, Отмена брони. Вариант использования, в котором участвует Платёжная система: Подтверждение оплаты.</w:t>
       </w:r>
     </w:p>
     <w:p>
@@ -4237,12 +4168,21 @@
         </w:rPr>
         <w:tab/>
       </w:r>
-      <w:r>
-        <w:rPr>
-          <w:rFonts w:cs="Times New Roman"/>
-          <w:szCs w:val="28"/>
-        </w:rPr>
-        <w:t>Варианты использования, инициируемые Пользователем мобильного приложения: Просмотр доступных столов, Просмотр бонусного баланса, Просмотр главной страницы, Регистрация, Бронирование стола, Отмена брони. Вариант использования, в котором участвует Платёжная система: Подтверждение оплаты.</w:t>
+      <w:proofErr w:type="spellStart"/>
+      <w:r>
+        <w:rPr>
+          <w:rFonts w:cs="Times New Roman"/>
+          <w:szCs w:val="28"/>
+        </w:rPr>
+        <w:t>Include</w:t>
+      </w:r>
+      <w:proofErr w:type="spellEnd"/>
+      <w:r>
+        <w:rPr>
+          <w:rFonts w:cs="Times New Roman"/>
+          <w:szCs w:val="28"/>
+        </w:rPr>
+        <w:t xml:space="preserve"> (включение) – обязательное включение одного варианта использования в другой: «Подтверждение оплаты» включает «Данные карты посетителя». Это означает, что для успешного проведения транзакции система в обязательном порядке запрашивает и обрабатывает платежные реквизиты клиента.</w:t>
       </w:r>
     </w:p>
     <w:p>
@@ -4258,22 +4198,6 @@
           <w:szCs w:val="28"/>
         </w:rPr>
         <w:tab/>
-        <w:t>Отношения между вариантами использования</w:t>
-      </w:r>
-    </w:p>
-    <w:p>
-      <w:pPr>
-        <w:rPr>
-          <w:rFonts w:cs="Times New Roman"/>
-          <w:szCs w:val="28"/>
-        </w:rPr>
-      </w:pPr>
-      <w:r>
-        <w:rPr>
-          <w:rFonts w:cs="Times New Roman"/>
-          <w:szCs w:val="28"/>
-        </w:rPr>
-        <w:tab/>
       </w:r>
       <w:proofErr w:type="spellStart"/>
       <w:r>
@@ -4281,7 +4205,7 @@
           <w:rFonts w:cs="Times New Roman"/>
           <w:szCs w:val="28"/>
         </w:rPr>
-        <w:t>Include</w:t>
+        <w:t>Extend</w:t>
       </w:r>
       <w:proofErr w:type="spellEnd"/>
       <w:r>
@@ -4289,37 +4213,6 @@
           <w:rFonts w:cs="Times New Roman"/>
           <w:szCs w:val="28"/>
         </w:rPr>
-        <w:t xml:space="preserve"> (включение) – обязательное включение одного варианта использования в другой: «Подтверждение оплаты» включает «Данные карты посетителя». Это означает, что для успешного проведения транзакции система в обязательном порядке запрашивает и обрабатывает платежные реквизиты клиента.</w:t>
-      </w:r>
-    </w:p>
-    <w:p>
-      <w:pPr>
-        <w:rPr>
-          <w:rFonts w:cs="Times New Roman"/>
-          <w:szCs w:val="28"/>
-        </w:rPr>
-      </w:pPr>
-      <w:r>
-        <w:rPr>
-          <w:rFonts w:cs="Times New Roman"/>
-          <w:szCs w:val="28"/>
-        </w:rPr>
-        <w:tab/>
-      </w:r>
-      <w:proofErr w:type="spellStart"/>
-      <w:r>
-        <w:rPr>
-          <w:rFonts w:cs="Times New Roman"/>
-          <w:szCs w:val="28"/>
-        </w:rPr>
-        <w:t>Extend</w:t>
-      </w:r>
-      <w:proofErr w:type="spellEnd"/>
-      <w:r>
-        <w:rPr>
-          <w:rFonts w:cs="Times New Roman"/>
-          <w:szCs w:val="28"/>
-        </w:rPr>
         <w:t xml:space="preserve"> (расширение) – опциональное расширение основного варианта использования: «Отмена брони» расширяет «Бронирование стола». Это означает, что после совершения бронирования пользователь имеет возможность (но не обязан) выполнить действие по его отмене. «Пополнение бонусного баланса» расширяет «Подтверждение оплаты». Это означает, что при успешном совершении платежа система может выполнить дополнительную функцию начисления или обновления бонусов.</w:t>
       </w:r>
     </w:p>
@@ -4335,23 +4228,6 @@
           <w:rFonts w:cs="Times New Roman"/>
           <w:szCs w:val="28"/>
         </w:rPr>
-        <w:tab/>
-        <w:t>Границы системы</w:t>
-      </w:r>
-    </w:p>
-    <w:p>
-      <w:pPr>
-        <w:rPr>
-          <w:rFonts w:cs="Times New Roman"/>
-          <w:szCs w:val="28"/>
-        </w:rPr>
-      </w:pPr>
-      <w:r>
-        <w:rPr>
-          <w:rFonts w:cs="Times New Roman"/>
-          <w:szCs w:val="28"/>
-        </w:rPr>
-        <w:lastRenderedPageBreak/>
         <w:tab/>
         <w:t>Все перечисленные варианты использования, связанные с пользователем и платёжной системой, находятся внутри границ «Use case "Бронирование стола и начисление бонусных баллов"». Это подчёркивает, что именно эта система предоставляет описанные функции внешним акторам.</w:t>
       </w:r>
@@ -4380,6 +4256,15 @@
           <w:szCs w:val="28"/>
         </w:rPr>
       </w:pPr>
+    </w:p>
+    <w:p>
+      <w:pPr>
+        <w:ind w:firstLine="708"/>
+        <w:rPr>
+          <w:rFonts w:cs="Times New Roman"/>
+          <w:szCs w:val="28"/>
+        </w:rPr>
+      </w:pPr>
       <w:r>
         <w:rPr>
           <w:rFonts w:cs="Times New Roman"/>
@@ -4525,7 +4410,6 @@
           <w:szCs w:val="28"/>
           <w:lang w:eastAsia="ru-RU"/>
         </w:rPr>
-        <w:lastRenderedPageBreak/>
         <w:drawing>
           <wp:inline distT="0" distB="0" distL="0" distR="0">
             <wp:extent cx="5940425" cy="8976369"/>
@@ -4590,7 +4474,6 @@
           <w:rFonts w:cs="Times New Roman"/>
           <w:szCs w:val="28"/>
         </w:rPr>
-        <w:lastRenderedPageBreak/>
         <w:t>Рисунок 1 – Диаграмма деятельности</w:t>
       </w:r>
     </w:p>
@@ -4607,7 +4490,13 @@
           <w:szCs w:val="28"/>
         </w:rPr>
         <w:tab/>
-        <w:t>Описание диаграммы деятельности</w:t>
+      </w:r>
+      <w:r>
+        <w:rPr>
+          <w:rFonts w:cs="Times New Roman"/>
+          <w:szCs w:val="28"/>
+        </w:rPr>
+        <w:t>Представленная диаграмма деятельности визуализирует логику работы системы «Бронирование ресторана и начисление бонусных баллов», описывая путь клиента от запуска приложения до завершения визита в заведение.</w:t>
       </w:r>
     </w:p>
     <w:p>
@@ -4629,28 +4518,6 @@
           <w:rFonts w:cs="Times New Roman"/>
           <w:szCs w:val="28"/>
         </w:rPr>
-        <w:t>Представленная диаграмма деятельности визуализирует логику работы системы «Бронирование ресторана и начисление бонусных баллов», описывая путь клиента от запуска приложения до завершения визита в заведение.</w:t>
-      </w:r>
-    </w:p>
-    <w:p>
-      <w:pPr>
-        <w:rPr>
-          <w:rFonts w:cs="Times New Roman"/>
-          <w:szCs w:val="28"/>
-        </w:rPr>
-      </w:pPr>
-      <w:r>
-        <w:rPr>
-          <w:rFonts w:cs="Times New Roman"/>
-          <w:szCs w:val="28"/>
-        </w:rPr>
-        <w:tab/>
-      </w:r>
-      <w:r>
-        <w:rPr>
-          <w:rFonts w:cs="Times New Roman"/>
-          <w:szCs w:val="28"/>
-        </w:rPr>
         <w:t>Процесс распределен по четырем вертикальным дорожкам (</w:t>
       </w:r>
       <w:proofErr w:type="spellStart"/>
@@ -4760,22 +4627,6 @@
           <w:szCs w:val="28"/>
         </w:rPr>
         <w:t>Платежная система – обеспечивает финансовую безопасность и проведение транзакций.</w:t>
-      </w:r>
-    </w:p>
-    <w:p>
-      <w:pPr>
-        <w:rPr>
-          <w:rFonts w:cs="Times New Roman"/>
-          <w:szCs w:val="28"/>
-        </w:rPr>
-      </w:pPr>
-      <w:r>
-        <w:rPr>
-          <w:rFonts w:cs="Times New Roman"/>
-          <w:szCs w:val="28"/>
-        </w:rPr>
-        <w:tab/>
-        <w:t>Основной поток действий</w:t>
       </w:r>
     </w:p>
     <w:p>
@@ -4855,15 +4706,7 @@
           <w:rFonts w:cs="Times New Roman"/>
           <w:szCs w:val="28"/>
         </w:rPr>
-        <w:t xml:space="preserve">После авторизации следует основной сценарий бронирования: Клиент выбирает интересующий стол в соответствующем разделе. Мобильное приложение меняет статус стола на «забронированный» и передает информацию в Ресторан. Ресторан принимает данные и осуществляет </w:t>
-      </w:r>
-      <w:r>
-        <w:rPr>
-          <w:rFonts w:cs="Times New Roman"/>
-          <w:szCs w:val="28"/>
-        </w:rPr>
-        <w:lastRenderedPageBreak/>
-        <w:t>контрольный звонок клиенту за час до визита. Клиент подтверждает бронь, посещает ресторан и занимает выбранное место. Клиент делает заказ, который исполняется сотрудниками в дорожке Ресторан. По завершении трапезы Клиент просит расчет, и Ресторан формирует чек. Клиент производит оплату, управление переходит к Платежной системе, которая обрабатывает и подтверждает транзакцию. После успешного платежа Мобильное приложение автоматически начисляет бонусы на личный профиль клиента. Процесс завершается выходом клиента из ресторана (конечный узел).</w:t>
+        <w:t>После авторизации следует основной сценарий бронирования: Клиент выбирает интересующий стол в соответствующем разделе. Мобильное приложение меняет статус стола на «забронированный» и передает информацию в Ресторан. Ресторан принимает данные и осуществляет контрольный звонок клиенту за час до визита. Клиент подтверждает бронь, посещает ресторан и занимает выбранное место. Клиент делает заказ, который исполняется сотрудниками в дорожке Ресторан. По завершении трапезы Клиент просит расчет, и Ресторан формирует чек. Клиент производит оплату, управление переходит к Платежной системе, которая обрабатывает и подтверждает транзакцию. После успешного платежа Мобильное приложение автоматически начисляет бонусы на личный профиль клиента. Процесс завершается выходом клиента из ресторана (конечный узел).</w:t>
       </w:r>
     </w:p>
     <w:p>
@@ -4912,6 +4755,14 @@
     </w:p>
     <w:p>
       <w:pPr>
+        <w:rPr>
+          <w:rFonts w:cs="Times New Roman"/>
+          <w:szCs w:val="28"/>
+        </w:rPr>
+      </w:pPr>
+    </w:p>
+    <w:p>
+      <w:pPr>
         <w:ind w:firstLine="708"/>
         <w:rPr>
           <w:rFonts w:cs="Times New Roman"/>
@@ -5034,7 +4885,6 @@
           <w:rFonts w:cs="Times New Roman"/>
           <w:szCs w:val="28"/>
         </w:rPr>
-        <w:lastRenderedPageBreak/>
         <w:tab/>
       </w:r>
       <w:r>
@@ -5294,55 +5144,19 @@
     </w:p>
     <w:p>
       <w:pPr>
-        <w:spacing w:after="0"/>
         <w:ind w:firstLine="708"/>
         <w:rPr>
           <w:rFonts w:cs="Times New Roman"/>
-          <w:bCs/>
-          <w:szCs w:val="28"/>
-        </w:rPr>
-      </w:pPr>
-      <w:r>
-        <w:rPr>
-          <w:rFonts w:cs="Times New Roman"/>
-          <w:bCs/>
-          <w:szCs w:val="28"/>
-        </w:rPr>
-        <w:t>Описание хода выполнения сценария</w:t>
-      </w:r>
-    </w:p>
-    <w:p>
-      <w:pPr>
-        <w:ind w:firstLine="708"/>
-        <w:rPr>
-          <w:rFonts w:cs="Times New Roman"/>
-          <w:szCs w:val="28"/>
-        </w:rPr>
-      </w:pPr>
-      <w:r>
-        <w:rPr>
-          <w:rFonts w:cs="Times New Roman"/>
-          <w:szCs w:val="28"/>
-        </w:rPr>
-        <w:t xml:space="preserve">Процесс начинается с того, что Клиент отправляет запрос на бронирование столика в Приложение ресторана (сообщение 1). Приложение обрабатывает этот запрос и отправляет в БД ресторана запрос данных о </w:t>
-      </w:r>
-      <w:r>
-        <w:rPr>
-          <w:rFonts w:cs="Times New Roman"/>
-          <w:szCs w:val="28"/>
-        </w:rPr>
-        <w:lastRenderedPageBreak/>
-        <w:t>свободных и уже забронированных столах (сообщение 2). БД ресторана возвращает необходимую информацию (сообщение 3). На основе полученных данных Приложение ресторана передает Клиенту планировку зала с актуальной информацией о доступности мест (сообщение 4). Клиент осуществляет бронирование нужного столика через приложение (сообщение 5). Далее Приложение передает информацию о забронированном столике в БД ресторана (сообщение 6), которая, в свою очередь, транслирует эти данные в систему Ресторана (сообщение 7). Ресторан инициирует звонок клиенту за час до забронированного времени для подтверждения бронирования (сообщение 8). Клиент отправляет подтверждение бронирования (сообщение 9) и позже совершает физическое посещение ресторана (сообщение 10). В ходе визита Ресторан предоставляет чек клиенту (сообщение 11). Клиент производит оплату чека, взаимодействуя с Платёжной системой (сообщение 12). Платёжная система выполняет внутреннюю проверку наличия средств на карте (сообщение 13) и уведомляет терминал об успешной оплате (сообщение 14). Платёжная система выдает чек клиенту (сообщение 15). Параллельно система вносит данные о чеке в БД ресторана и производит начисление 5% от общей суммы чека в бонусную систему (сообщение 16).</w:t>
-      </w:r>
-    </w:p>
-    <w:p>
-      <w:pPr>
-        <w:ind w:firstLine="708"/>
-        <w:rPr>
-          <w:rFonts w:cs="Times New Roman"/>
-          <w:szCs w:val="28"/>
-        </w:rPr>
-      </w:pPr>
+          <w:szCs w:val="28"/>
+        </w:rPr>
+      </w:pPr>
+      <w:r>
+        <w:rPr>
+          <w:rFonts w:cs="Times New Roman"/>
+          <w:szCs w:val="28"/>
+        </w:rPr>
+        <w:t>Процесс начинается с того, что Клиент отправляет запрос на бронирование столика в Приложение ресторана (сообщение 1). Приложение обрабатывает этот запрос и отправляет в БД ресторана запрос данных о свободных и уже забронированных столах (сообщение 2). БД ресторана возвращает необходимую информацию (сообщение 3). На основе полученных данных Приложение ресторана передает Клиенту планировку зала с актуальной информацией о доступности мест (сообщение 4). Клиент осуществляет бронирование нужного столика через приложение (сообщение 5). Далее Приложение передает информацию о забронированном столике в БД ресторана (сообщение 6), которая, в свою очередь, транслирует эти данные в систему Ресторана (сообщение 7). Ресторан инициирует звонок клиенту за час до забронированного времени для подтверждения бронирования (сообщение 8). Клиент отправляет подтверждение бронирования (сообщение 9) и позже совершает физическое посещение ресторана (сообщение 10). В ходе визита Ресторан предоставляет чек клиенту (сообщение 11). Клиент производит оплату чека, взаимодействуя с Платёжной системой (сообщение 12). Платёжная система выполняет внутреннюю проверку наличия средств на карте (сообщение 13) и уведомляет терминал об успешной оплате (сообщение 14). Платёжная система выдает чек клиенту (сообщение 15). Параллельно система вносит данные о чеке в БД ресторана и производит начисление 5% от общей суммы чека в бонусную систему (сообщение 16).</w:t>
+      </w:r>
     </w:p>
     <w:p>
       <w:pPr>
@@ -5441,7 +5255,6 @@
           <w:rFonts w:cs="Times New Roman"/>
           <w:szCs w:val="28"/>
         </w:rPr>
-        <w:lastRenderedPageBreak/>
         <w:t>Финансовый цикл и лояльность: оплата через внешнюю систему → проверка средств → выдача чека → начисление бонусов в БД.</w:t>
       </w:r>
     </w:p>
@@ -5474,6 +5287,11 @@
         </w:rPr>
         <w:t>и внутренними хранилищами, что позволяет использовать её для последующей реализации логики системы.</w:t>
       </w:r>
+    </w:p>
+    <w:p>
+      <w:pPr>
+        <w:ind w:firstLine="708"/>
+      </w:pPr>
     </w:p>
     <w:p>
       <w:pPr>
@@ -5524,7 +5342,6 @@
           <w:noProof/>
           <w:lang w:eastAsia="ru-RU"/>
         </w:rPr>
-        <w:lastRenderedPageBreak/>
         <w:drawing>
           <wp:inline distT="0" distB="0" distL="0" distR="0" wp14:anchorId="6C38E129" wp14:editId="1F8214B3">
             <wp:extent cx="4997453" cy="4198288"/>
@@ -5682,17 +5499,17 @@
     <w:p>
       <w:pPr>
         <w:spacing w:after="0"/>
-        <w:rPr>
-          <w:rFonts w:cs="Times New Roman"/>
-          <w:szCs w:val="28"/>
-        </w:rPr>
-      </w:pPr>
-      <w:r>
-        <w:rPr>
-          <w:rFonts w:cs="Times New Roman"/>
-          <w:szCs w:val="28"/>
-        </w:rPr>
-        <w:lastRenderedPageBreak/>
+        <w:ind w:firstLine="708"/>
+        <w:rPr>
+          <w:rFonts w:cs="Times New Roman"/>
+          <w:szCs w:val="28"/>
+        </w:rPr>
+      </w:pPr>
+      <w:r>
+        <w:rPr>
+          <w:rFonts w:cs="Times New Roman"/>
+          <w:szCs w:val="28"/>
+        </w:rPr>
         <w:t xml:space="preserve">Начнём с построения контекстной диаграммы (рисунок 1), главной задачей которой является действие «Деятельность ресторана по обслуживанию гостей». На схеме мы видим основной </w:t>
       </w:r>
       <w:r>
@@ -5723,7 +5540,14 @@
           <w:rFonts w:cs="Times New Roman"/>
           <w:szCs w:val="28"/>
         </w:rPr>
-        <w:t xml:space="preserve">Стрелки входа (слева): определяют, что инициирует процесс. В данном случае это «Входящий </w:t>
+        <w:t>Стрелки входа</w:t>
+      </w:r>
+      <w:r>
+        <w:rPr>
+          <w:rFonts w:cs="Times New Roman"/>
+          <w:szCs w:val="28"/>
+        </w:rPr>
+        <w:t xml:space="preserve">: определяют, что инициирует процесс. В данном случае это «Входящий </w:t>
       </w:r>
       <w:r>
         <w:rPr>
@@ -5971,7 +5795,6 @@
           <w:rFonts w:cs="Times New Roman"/>
           <w:szCs w:val="28"/>
         </w:rPr>
-        <w:lastRenderedPageBreak/>
         <w:t>Этот процесс жестко регулируется налоговым законодательством и требованиями к отчетности.</w:t>
       </w:r>
     </w:p>
@@ -5997,11 +5820,22 @@
         </w:rPr>
         <w:t>Таким образом, представленная модель декомпозиции показывает, как поэтапно выполняется процесс обслуживания в ресторане: от первого звонка гостя до формирования финансовой отчетности. Это позволяет отследить работу персонала, выявить точки контроля и использовать полученные результаты для разработки автоматизированной информационной системы бронирования и начисления бонусов.</w:t>
       </w:r>
-      <w:bookmarkStart w:id="1" w:name="_Toc228122730"/>
+      <w:bookmarkStart w:id="0" w:name="_Toc228122730"/>
     </w:p>
     <w:p>
       <w:pPr>
         <w:spacing w:after="0"/>
+        <w:rPr>
+          <w:rFonts w:cs="Times New Roman"/>
+          <w:szCs w:val="28"/>
+        </w:rPr>
+      </w:pPr>
+      <w:bookmarkStart w:id="1" w:name="_GoBack"/>
+      <w:bookmarkEnd w:id="1"/>
+    </w:p>
+    <w:p>
+      <w:pPr>
+        <w:spacing w:after="0"/>
       </w:pPr>
       <w:r>
         <w:rPr>
@@ -6013,7 +5847,7 @@
       <w:r>
         <w:t>4.1 Создание концептуальной модели данных</w:t>
       </w:r>
-      <w:bookmarkEnd w:id="1"/>
+      <w:bookmarkEnd w:id="0"/>
     </w:p>
     <w:p>
       <w:pPr>
@@ -6091,7 +5925,6 @@
           <w:rFonts w:cs="Times New Roman"/>
           <w:szCs w:val="28"/>
         </w:rPr>
-        <w:lastRenderedPageBreak/>
         <w:t>Рисунок 1 – Концептуальная модель данных</w:t>
       </w:r>
     </w:p>
@@ -6330,7 +6163,6 @@
                 <w:rFonts w:cs="Times New Roman"/>
                 <w:szCs w:val="28"/>
               </w:rPr>
-              <w:lastRenderedPageBreak/>
               <w:t>Заказ</w:t>
             </w:r>
           </w:p>
@@ -7140,7 +6972,6 @@
                 <w:rFonts w:cs="Times New Roman"/>
                 <w:szCs w:val="28"/>
               </w:rPr>
-              <w:lastRenderedPageBreak/>
               <w:t>Обслуживает</w:t>
             </w:r>
           </w:p>
@@ -8132,7 +7963,6 @@
                 <w:rFonts w:cs="Times New Roman"/>
                 <w:szCs w:val="28"/>
               </w:rPr>
-              <w:lastRenderedPageBreak/>
               <w:t>Телефон</w:t>
             </w:r>
           </w:p>
@@ -8989,7 +8819,6 @@
                 <w:rFonts w:cs="Times New Roman"/>
                 <w:szCs w:val="28"/>
               </w:rPr>
-              <w:lastRenderedPageBreak/>
               <w:t>Итоговая сумма</w:t>
             </w:r>
           </w:p>
@@ -9762,7 +9591,6 @@
                 <w:szCs w:val="28"/>
                 <w:lang w:val="en-US"/>
               </w:rPr>
-              <w:lastRenderedPageBreak/>
               <w:t>ID_</w:t>
             </w:r>
             <w:r>
@@ -10406,7 +10234,6 @@
                 <w:rFonts w:cs="Times New Roman"/>
                 <w:szCs w:val="28"/>
               </w:rPr>
-              <w:lastRenderedPageBreak/>
               <w:t>Логический</w:t>
             </w:r>
           </w:p>
@@ -15041,7 +14868,7 @@
 </file>
 
 <file path=customXml/itemProps1.xml><?xml version="1.0" encoding="utf-8"?>
-<ds:datastoreItem xmlns:ds="http://schemas.openxmlformats.org/officeDocument/2006/customXml" ds:itemID="{3C61B393-C6B7-47EC-9C11-828AB3161347}">
+<ds:datastoreItem xmlns:ds="http://schemas.openxmlformats.org/officeDocument/2006/customXml" ds:itemID="{200D7D4B-7548-43FA-A51A-86445E989224}">
   <ds:schemaRefs>
     <ds:schemaRef ds:uri="http://schemas.openxmlformats.org/officeDocument/2006/bibliography"/>
   </ds:schemaRefs>
